--- a/AI_Financial_Advisor_Product_Solution_Architecture_Specification.docx
+++ b/AI_Financial_Advisor_Product_Solution_Architecture_Specification.docx
@@ -52,17 +52,7 @@
               <w:spacing w:after="0"/>
             </w:pPr>
             <w:r>
-              <w:rPr>
-                <w:b/>
-                <w:sz w:val="19"/>
-              </w:rPr>
-              <w:t xml:space="preserve">Bottom line: </w:t>
-            </w:r>
-            <w:r>
-              <w:rPr>
-                <w:sz w:val="19"/>
-              </w:rPr>
-              <w:t>The application should be a financial decision platform with an AI conversational interface—not an LLM with access to raw financial data. Financial truth, calculations, reconciliation, policies, and privacy remain inside the Docker environment; public LLMs receive only the minimum sanitized context needed for explanation or reasoning.</w:t>
+              <w:t>Bottom line: The application should be a financial decision platform with an AI conversational interface—not an LLM with access to raw financial data. Financial truth, calculations, reconciliation, policies, and privacy remain inside the Docker environment; public LLMs receive only the minimum sanitized context needed for explanation or reasoning.</w:t>
             </w:r>
           </w:p>
         </w:tc>
@@ -98,13 +88,7 @@
             <w:pPr>
               <w:spacing w:after="0"/>
             </w:pPr>
-            <w:r/>
-            <w:r>
-              <w:rPr>
-                <w:rFonts w:ascii="Aptos" w:hAnsi="Aptos"/>
-                <w:b/>
-                <w:sz w:val="17"/>
-              </w:rPr>
+            <w:r>
               <w:t>Attribute</w:t>
             </w:r>
           </w:p>
@@ -119,13 +103,7 @@
             <w:pPr>
               <w:spacing w:after="0"/>
             </w:pPr>
-            <w:r/>
-            <w:r>
-              <w:rPr>
-                <w:rFonts w:ascii="Aptos" w:hAnsi="Aptos"/>
-                <w:b/>
-                <w:sz w:val="17"/>
-              </w:rPr>
+            <w:r>
               <w:t>Decision</w:t>
             </w:r>
           </w:p>
@@ -141,13 +119,7 @@
             <w:pPr>
               <w:spacing w:after="0"/>
             </w:pPr>
-            <w:r/>
-            <w:r>
-              <w:rPr>
-                <w:rFonts w:ascii="Aptos" w:hAnsi="Aptos"/>
-                <w:b w:val="0"/>
-                <w:sz w:val="16"/>
-              </w:rPr>
+            <w:r>
               <w:t>Deployment</w:t>
             </w:r>
           </w:p>
@@ -161,13 +133,7 @@
             <w:pPr>
               <w:spacing w:after="0"/>
             </w:pPr>
-            <w:r/>
-            <w:r>
-              <w:rPr>
-                <w:rFonts w:ascii="Aptos" w:hAnsi="Aptos"/>
-                <w:b w:val="0"/>
-                <w:sz w:val="16"/>
-              </w:rPr>
+            <w:r>
               <w:t>Self-hosted Docker / Docker Compose initially; designed for future Kubernetes portability</w:t>
             </w:r>
           </w:p>
@@ -183,13 +149,7 @@
             <w:pPr>
               <w:spacing w:after="0"/>
             </w:pPr>
-            <w:r/>
-            <w:r>
-              <w:rPr>
-                <w:rFonts w:ascii="Aptos" w:hAnsi="Aptos"/>
-                <w:b w:val="0"/>
-                <w:sz w:val="16"/>
-              </w:rPr>
+            <w:r>
               <w:t>Primary users</w:t>
             </w:r>
           </w:p>
@@ -203,13 +163,7 @@
             <w:pPr>
               <w:spacing w:after="0"/>
             </w:pPr>
-            <w:r/>
-            <w:r>
-              <w:rPr>
-                <w:rFonts w:ascii="Aptos" w:hAnsi="Aptos"/>
-                <w:b w:val="0"/>
-                <w:sz w:val="16"/>
-              </w:rPr>
+            <w:r>
               <w:t>Two-person household; both spouses have first-class identities and shared household access</w:t>
             </w:r>
           </w:p>
@@ -225,13 +179,7 @@
             <w:pPr>
               <w:spacing w:after="0"/>
             </w:pPr>
-            <w:r/>
-            <w:r>
-              <w:rPr>
-                <w:rFonts w:ascii="Aptos" w:hAnsi="Aptos"/>
-                <w:b w:val="0"/>
-                <w:sz w:val="16"/>
-              </w:rPr>
+            <w:r>
               <w:t>AI strategy</w:t>
             </w:r>
           </w:p>
@@ -245,13 +193,7 @@
             <w:pPr>
               <w:spacing w:after="0"/>
             </w:pPr>
-            <w:r/>
-            <w:r>
-              <w:rPr>
-                <w:rFonts w:ascii="Aptos" w:hAnsi="Aptos"/>
-                <w:b w:val="0"/>
-                <w:sz w:val="16"/>
-              </w:rPr>
+            <w:r>
               <w:t>Provider-neutral public LLM gateway with optional future local LLM</w:t>
             </w:r>
           </w:p>
@@ -267,13 +209,7 @@
             <w:pPr>
               <w:spacing w:after="0"/>
             </w:pPr>
-            <w:r/>
-            <w:r>
-              <w:rPr>
-                <w:rFonts w:ascii="Aptos" w:hAnsi="Aptos"/>
-                <w:b w:val="0"/>
-                <w:sz w:val="16"/>
-              </w:rPr>
+            <w:r>
               <w:t>System of record</w:t>
             </w:r>
           </w:p>
@@ -287,13 +223,7 @@
             <w:pPr>
               <w:spacing w:after="0"/>
             </w:pPr>
-            <w:r/>
-            <w:r>
-              <w:rPr>
-                <w:rFonts w:ascii="Aptos" w:hAnsi="Aptos"/>
-                <w:b w:val="0"/>
-                <w:sz w:val="16"/>
-              </w:rPr>
+            <w:r>
               <w:t>Private PostgreSQL + encrypted object storage</w:t>
             </w:r>
           </w:p>
@@ -309,13 +239,7 @@
             <w:pPr>
               <w:spacing w:after="0"/>
             </w:pPr>
-            <w:r/>
-            <w:r>
-              <w:rPr>
-                <w:rFonts w:ascii="Aptos" w:hAnsi="Aptos"/>
-                <w:b w:val="0"/>
-                <w:sz w:val="16"/>
-              </w:rPr>
+            <w:r>
               <w:t>Financial truth</w:t>
             </w:r>
           </w:p>
@@ -329,13 +253,7 @@
             <w:pPr>
               <w:spacing w:after="0"/>
             </w:pPr>
-            <w:r/>
-            <w:r>
-              <w:rPr>
-                <w:rFonts w:ascii="Aptos" w:hAnsi="Aptos"/>
-                <w:b w:val="0"/>
-                <w:sz w:val="16"/>
-              </w:rPr>
+            <w:r>
               <w:t>Deterministic financial engine, not the LLM</w:t>
             </w:r>
           </w:p>
@@ -351,13 +269,7 @@
             <w:pPr>
               <w:spacing w:after="0"/>
             </w:pPr>
-            <w:r/>
-            <w:r>
-              <w:rPr>
-                <w:rFonts w:ascii="Aptos" w:hAnsi="Aptos"/>
-                <w:b w:val="0"/>
-                <w:sz w:val="16"/>
-              </w:rPr>
+            <w:r>
               <w:t>Data ingestion</w:t>
             </w:r>
           </w:p>
@@ -371,14 +283,8 @@
             <w:pPr>
               <w:spacing w:after="0"/>
             </w:pPr>
-            <w:r/>
-            <w:r>
-              <w:rPr>
-                <w:rFonts w:ascii="Aptos" w:hAnsi="Aptos"/>
-                <w:b w:val="0"/>
-                <w:sz w:val="16"/>
-              </w:rPr>
-              <w:t>Bank integrations + PDF/image/CSV statements + manual correction</w:t>
+            <w:r>
+              <w:t>CSV/PDF bank, credit-card, loan, and utility statements/bills + manual correction; online institution integrations postponed TBD</w:t>
             </w:r>
           </w:p>
         </w:tc>
@@ -393,13 +299,7 @@
             <w:pPr>
               <w:spacing w:after="0"/>
             </w:pPr>
-            <w:r/>
-            <w:r>
-              <w:rPr>
-                <w:rFonts w:ascii="Aptos" w:hAnsi="Aptos"/>
-                <w:b w:val="0"/>
-                <w:sz w:val="16"/>
-              </w:rPr>
+            <w:r>
               <w:t>Primary UX</w:t>
             </w:r>
           </w:p>
@@ -413,13 +313,7 @@
             <w:pPr>
               <w:spacing w:after="0"/>
             </w:pPr>
-            <w:r/>
-            <w:r>
-              <w:rPr>
-                <w:rFonts w:ascii="Aptos" w:hAnsi="Aptos"/>
-                <w:b w:val="0"/>
-                <w:sz w:val="16"/>
-              </w:rPr>
+            <w:r>
               <w:t>Conversational, guided, low-technical, progressive disclosure</w:t>
             </w:r>
           </w:p>
@@ -435,13 +329,7 @@
             <w:pPr>
               <w:spacing w:after="0"/>
             </w:pPr>
-            <w:r/>
-            <w:r>
-              <w:rPr>
-                <w:rFonts w:ascii="Aptos" w:hAnsi="Aptos"/>
-                <w:b w:val="0"/>
-                <w:sz w:val="16"/>
-              </w:rPr>
+            <w:r>
               <w:t>Safety model</w:t>
             </w:r>
           </w:p>
@@ -455,13 +343,7 @@
             <w:pPr>
               <w:spacing w:after="0"/>
             </w:pPr>
-            <w:r/>
-            <w:r>
-              <w:rPr>
-                <w:rFonts w:ascii="Aptos" w:hAnsi="Aptos"/>
-                <w:b w:val="0"/>
-                <w:sz w:val="16"/>
-              </w:rPr>
+            <w:r>
               <w:t>Minimum-data exposure, explicit approval for actions, auditable recommendations</w:t>
             </w:r>
           </w:p>
@@ -492,20 +374,6 @@
       </w:pPr>
       <w:r>
         <w:t>1. Executive Summary</w:t>
-      </w:r>
-    </w:p>
-    <w:p>
-      <w:r>
-        <w:rPr>
-          <w:b/>
-        </w:rPr>
-        <w:t xml:space="preserve">The target product is a </w:t>
-      </w:r>
-      <w:r>
-        <w:t>private household financial operating system</w:t>
-      </w:r>
-      <w:r>
-        <w:t xml:space="preserve"> that continuously builds a current financial picture from connected accounts and uploaded statements, then exposes that context through a simple AI advisor. The system should answer questions such as “Can we afford this?”, “What should we do with this bonus?”, “Which card should I use?”, and “Are we on track for financial independence?” without requiring the user to restate their finances.</w:t>
       </w:r>
     </w:p>
     <w:p>
@@ -649,13 +517,7 @@
             <w:pPr>
               <w:spacing w:after="0"/>
             </w:pPr>
-            <w:r/>
-            <w:r>
-              <w:rPr>
-                <w:rFonts w:ascii="Aptos" w:hAnsi="Aptos"/>
-                <w:b/>
-                <w:sz w:val="17"/>
-              </w:rPr>
+            <w:r>
               <w:t>Domain</w:t>
             </w:r>
           </w:p>
@@ -670,13 +532,7 @@
             <w:pPr>
               <w:spacing w:after="0"/>
             </w:pPr>
-            <w:r/>
-            <w:r>
-              <w:rPr>
-                <w:rFonts w:ascii="Aptos" w:hAnsi="Aptos"/>
-                <w:b/>
-                <w:sz w:val="17"/>
-              </w:rPr>
+            <w:r>
               <w:t>MVP</w:t>
             </w:r>
           </w:p>
@@ -691,13 +547,7 @@
             <w:pPr>
               <w:spacing w:after="0"/>
             </w:pPr>
-            <w:r/>
-            <w:r>
-              <w:rPr>
-                <w:rFonts w:ascii="Aptos" w:hAnsi="Aptos"/>
-                <w:b/>
-                <w:sz w:val="17"/>
-              </w:rPr>
+            <w:r>
               <w:t>Later</w:t>
             </w:r>
           </w:p>
@@ -713,13 +563,7 @@
             <w:pPr>
               <w:spacing w:after="0"/>
             </w:pPr>
-            <w:r/>
-            <w:r>
-              <w:rPr>
-                <w:rFonts w:ascii="Aptos" w:hAnsi="Aptos"/>
-                <w:b w:val="0"/>
-                <w:sz w:val="16"/>
-              </w:rPr>
+            <w:r>
               <w:t>Household &amp; identity</w:t>
             </w:r>
           </w:p>
@@ -733,13 +577,7 @@
             <w:pPr>
               <w:spacing w:after="0"/>
             </w:pPr>
-            <w:r/>
-            <w:r>
-              <w:rPr>
-                <w:rFonts w:ascii="Aptos" w:hAnsi="Aptos"/>
-                <w:b w:val="0"/>
-                <w:sz w:val="16"/>
-              </w:rPr>
+            <w:r>
               <w:t>Two spouses, shared household, private/joint data, approvals</w:t>
             </w:r>
           </w:p>
@@ -753,13 +591,7 @@
             <w:pPr>
               <w:spacing w:after="0"/>
             </w:pPr>
-            <w:r/>
-            <w:r>
-              <w:rPr>
-                <w:rFonts w:ascii="Aptos" w:hAnsi="Aptos"/>
-                <w:b w:val="0"/>
-                <w:sz w:val="16"/>
-              </w:rPr>
+            <w:r>
               <w:t>Families/dependents, delegated advisors</w:t>
             </w:r>
           </w:p>
@@ -775,13 +607,7 @@
             <w:pPr>
               <w:spacing w:after="0"/>
             </w:pPr>
-            <w:r/>
-            <w:r>
-              <w:rPr>
-                <w:rFonts w:ascii="Aptos" w:hAnsi="Aptos"/>
-                <w:b w:val="0"/>
-                <w:sz w:val="16"/>
-              </w:rPr>
+            <w:r>
               <w:t>Account data</w:t>
             </w:r>
           </w:p>
@@ -795,14 +621,8 @@
             <w:pPr>
               <w:spacing w:after="0"/>
             </w:pPr>
-            <w:r/>
-            <w:r>
-              <w:rPr>
-                <w:rFonts w:ascii="Aptos" w:hAnsi="Aptos"/>
-                <w:b w:val="0"/>
-                <w:sz w:val="16"/>
-              </w:rPr>
-              <w:t>Manual accounts + bank integrations + statements</w:t>
+            <w:r>
+              <w:t>Manual accounts + CSV/PDF financial statements and bills</w:t>
             </w:r>
           </w:p>
         </w:tc>
@@ -815,13 +635,7 @@
             <w:pPr>
               <w:spacing w:after="0"/>
             </w:pPr>
-            <w:r/>
-            <w:r>
-              <w:rPr>
-                <w:rFonts w:ascii="Aptos" w:hAnsi="Aptos"/>
-                <w:b w:val="0"/>
-                <w:sz w:val="16"/>
-              </w:rPr>
+            <w:r>
               <w:t>Expanded aggregator coverage, direct institution APIs</w:t>
             </w:r>
           </w:p>
@@ -837,13 +651,7 @@
             <w:pPr>
               <w:spacing w:after="0"/>
             </w:pPr>
-            <w:r/>
-            <w:r>
-              <w:rPr>
-                <w:rFonts w:ascii="Aptos" w:hAnsi="Aptos"/>
-                <w:b w:val="0"/>
-                <w:sz w:val="16"/>
-              </w:rPr>
+            <w:r>
               <w:t>Transactions</w:t>
             </w:r>
           </w:p>
@@ -857,13 +665,7 @@
             <w:pPr>
               <w:spacing w:after="0"/>
             </w:pPr>
-            <w:r/>
-            <w:r>
-              <w:rPr>
-                <w:rFonts w:ascii="Aptos" w:hAnsi="Aptos"/>
-                <w:b w:val="0"/>
-                <w:sz w:val="16"/>
-              </w:rPr>
+            <w:r>
               <w:t>Normalize, categorize, reconcile, review</w:t>
             </w:r>
           </w:p>
@@ -877,13 +679,7 @@
             <w:pPr>
               <w:spacing w:after="0"/>
             </w:pPr>
-            <w:r/>
-            <w:r>
-              <w:rPr>
-                <w:rFonts w:ascii="Aptos" w:hAnsi="Aptos"/>
-                <w:b w:val="0"/>
-                <w:sz w:val="16"/>
-              </w:rPr>
+            <w:r>
               <w:t>Advanced merchant intelligence, learned categorization</w:t>
             </w:r>
           </w:p>
@@ -899,13 +695,7 @@
             <w:pPr>
               <w:spacing w:after="0"/>
             </w:pPr>
-            <w:r/>
-            <w:r>
-              <w:rPr>
-                <w:rFonts w:ascii="Aptos" w:hAnsi="Aptos"/>
-                <w:b w:val="0"/>
-                <w:sz w:val="16"/>
-              </w:rPr>
+            <w:r>
               <w:t>Budgeting</w:t>
             </w:r>
           </w:p>
@@ -919,13 +709,7 @@
             <w:pPr>
               <w:spacing w:after="0"/>
             </w:pPr>
-            <w:r/>
-            <w:r>
-              <w:rPr>
-                <w:rFonts w:ascii="Aptos" w:hAnsi="Aptos"/>
-                <w:b w:val="0"/>
-                <w:sz w:val="16"/>
-              </w:rPr>
+            <w:r>
               <w:t>Monthly budget, actual vs planned, cash-flow forecast</w:t>
             </w:r>
           </w:p>
@@ -939,13 +723,7 @@
             <w:pPr>
               <w:spacing w:after="0"/>
             </w:pPr>
-            <w:r/>
-            <w:r>
-              <w:rPr>
-                <w:rFonts w:ascii="Aptos" w:hAnsi="Aptos"/>
-                <w:b w:val="0"/>
-                <w:sz w:val="16"/>
-              </w:rPr>
+            <w:r>
               <w:t>Adaptive budget automation</w:t>
             </w:r>
           </w:p>
@@ -961,13 +739,7 @@
             <w:pPr>
               <w:spacing w:after="0"/>
             </w:pPr>
-            <w:r/>
-            <w:r>
-              <w:rPr>
-                <w:rFonts w:ascii="Aptos" w:hAnsi="Aptos"/>
-                <w:b w:val="0"/>
-                <w:sz w:val="16"/>
-              </w:rPr>
+            <w:r>
               <w:t>Savings goals</w:t>
             </w:r>
           </w:p>
@@ -981,13 +753,7 @@
             <w:pPr>
               <w:spacing w:after="0"/>
             </w:pPr>
-            <w:r/>
-            <w:r>
-              <w:rPr>
-                <w:rFonts w:ascii="Aptos" w:hAnsi="Aptos"/>
-                <w:b w:val="0"/>
-                <w:sz w:val="16"/>
-              </w:rPr>
+            <w:r>
               <w:t>Emergency, vacation, entertainment, projects, retirement</w:t>
             </w:r>
           </w:p>
@@ -1001,13 +767,7 @@
             <w:pPr>
               <w:spacing w:after="0"/>
             </w:pPr>
-            <w:r/>
-            <w:r>
-              <w:rPr>
-                <w:rFonts w:ascii="Aptos" w:hAnsi="Aptos"/>
-                <w:b w:val="0"/>
-                <w:sz w:val="16"/>
-              </w:rPr>
+            <w:r>
               <w:t>Custom goal types and rule packs</w:t>
             </w:r>
           </w:p>
@@ -1023,13 +783,7 @@
             <w:pPr>
               <w:spacing w:after="0"/>
             </w:pPr>
-            <w:r/>
-            <w:r>
-              <w:rPr>
-                <w:rFonts w:ascii="Aptos" w:hAnsi="Aptos"/>
-                <w:b w:val="0"/>
-                <w:sz w:val="16"/>
-              </w:rPr>
+            <w:r>
               <w:t>Surprise expenses</w:t>
             </w:r>
           </w:p>
@@ -1043,13 +797,7 @@
             <w:pPr>
               <w:spacing w:after="0"/>
             </w:pPr>
-            <w:r/>
-            <w:r>
-              <w:rPr>
-                <w:rFonts w:ascii="Aptos" w:hAnsi="Aptos"/>
-                <w:b w:val="0"/>
-                <w:sz w:val="16"/>
-              </w:rPr>
+            <w:r>
               <w:t>Scenario + funding recommendation</w:t>
             </w:r>
           </w:p>
@@ -1063,13 +811,7 @@
             <w:pPr>
               <w:spacing w:after="0"/>
             </w:pPr>
-            <w:r/>
-            <w:r>
-              <w:rPr>
-                <w:rFonts w:ascii="Aptos" w:hAnsi="Aptos"/>
-                <w:b w:val="0"/>
-                <w:sz w:val="16"/>
-              </w:rPr>
+            <w:r>
               <w:t>Automated cash routing where supported</w:t>
             </w:r>
           </w:p>
@@ -1085,13 +827,7 @@
             <w:pPr>
               <w:spacing w:after="0"/>
             </w:pPr>
-            <w:r/>
-            <w:r>
-              <w:rPr>
-                <w:rFonts w:ascii="Aptos" w:hAnsi="Aptos"/>
-                <w:b w:val="0"/>
-                <w:sz w:val="16"/>
-              </w:rPr>
+            <w:r>
               <w:t>Windfalls</w:t>
             </w:r>
           </w:p>
@@ -1105,13 +841,7 @@
             <w:pPr>
               <w:spacing w:after="0"/>
             </w:pPr>
-            <w:r/>
-            <w:r>
-              <w:rPr>
-                <w:rFonts w:ascii="Aptos" w:hAnsi="Aptos"/>
-                <w:b w:val="0"/>
-                <w:sz w:val="16"/>
-              </w:rPr>
+            <w:r>
               <w:t>Allocation planner</w:t>
             </w:r>
           </w:p>
@@ -1125,13 +855,7 @@
             <w:pPr>
               <w:spacing w:after="0"/>
             </w:pPr>
-            <w:r/>
-            <w:r>
-              <w:rPr>
-                <w:rFonts w:ascii="Aptos" w:hAnsi="Aptos"/>
-                <w:b w:val="0"/>
-                <w:sz w:val="16"/>
-              </w:rPr>
+            <w:r>
               <w:t>Tax-aware and opportunity-aware optimization</w:t>
             </w:r>
           </w:p>
@@ -1147,13 +871,7 @@
             <w:pPr>
               <w:spacing w:after="0"/>
             </w:pPr>
-            <w:r/>
-            <w:r>
-              <w:rPr>
-                <w:rFonts w:ascii="Aptos" w:hAnsi="Aptos"/>
-                <w:b w:val="0"/>
-                <w:sz w:val="16"/>
-              </w:rPr>
+            <w:r>
               <w:t>Credit cards</w:t>
             </w:r>
           </w:p>
@@ -1167,13 +885,7 @@
             <w:pPr>
               <w:spacing w:after="0"/>
             </w:pPr>
-            <w:r/>
-            <w:r>
-              <w:rPr>
-                <w:rFonts w:ascii="Aptos" w:hAnsi="Aptos"/>
-                <w:b w:val="0"/>
-                <w:sz w:val="16"/>
-              </w:rPr>
+            <w:r>
               <w:t>Card catalog, rewards, annual fees, transaction recommendation</w:t>
             </w:r>
           </w:p>
@@ -1187,13 +899,7 @@
             <w:pPr>
               <w:spacing w:after="0"/>
             </w:pPr>
-            <w:r/>
-            <w:r>
-              <w:rPr>
-                <w:rFonts w:ascii="Aptos" w:hAnsi="Aptos"/>
-                <w:b w:val="0"/>
-                <w:sz w:val="16"/>
-              </w:rPr>
+            <w:r>
               <w:t>Dynamic benefit valuation, transfer-partner optimizer</w:t>
             </w:r>
           </w:p>
@@ -1209,13 +915,7 @@
             <w:pPr>
               <w:spacing w:after="0"/>
             </w:pPr>
-            <w:r/>
-            <w:r>
-              <w:rPr>
-                <w:rFonts w:ascii="Aptos" w:hAnsi="Aptos"/>
-                <w:b w:val="0"/>
-                <w:sz w:val="16"/>
-              </w:rPr>
+            <w:r>
               <w:t>Financial independence</w:t>
             </w:r>
           </w:p>
@@ -1229,13 +929,7 @@
             <w:pPr>
               <w:spacing w:after="0"/>
             </w:pPr>
-            <w:r/>
-            <w:r>
-              <w:rPr>
-                <w:rFonts w:ascii="Aptos" w:hAnsi="Aptos"/>
-                <w:b w:val="0"/>
-                <w:sz w:val="16"/>
-              </w:rPr>
+            <w:r>
               <w:t>Projection + scenarios + Monte Carlo</w:t>
             </w:r>
           </w:p>
@@ -1249,13 +943,7 @@
             <w:pPr>
               <w:spacing w:after="0"/>
             </w:pPr>
-            <w:r/>
-            <w:r>
-              <w:rPr>
-                <w:rFonts w:ascii="Aptos" w:hAnsi="Aptos"/>
-                <w:b w:val="0"/>
-                <w:sz w:val="16"/>
-              </w:rPr>
+            <w:r>
               <w:t>Tax-aware retirement withdrawal optimization</w:t>
             </w:r>
           </w:p>
@@ -1271,13 +959,7 @@
             <w:pPr>
               <w:spacing w:after="0"/>
             </w:pPr>
-            <w:r/>
-            <w:r>
-              <w:rPr>
-                <w:rFonts w:ascii="Aptos" w:hAnsi="Aptos"/>
-                <w:b w:val="0"/>
-                <w:sz w:val="16"/>
-              </w:rPr>
+            <w:r>
               <w:t>Research</w:t>
             </w:r>
           </w:p>
@@ -1291,13 +973,7 @@
             <w:pPr>
               <w:spacing w:after="0"/>
             </w:pPr>
-            <w:r/>
-            <w:r>
-              <w:rPr>
-                <w:rFonts w:ascii="Aptos" w:hAnsi="Aptos"/>
-                <w:b w:val="0"/>
-                <w:sz w:val="16"/>
-              </w:rPr>
+            <w:r>
               <w:t>Current source retrieval + citations</w:t>
             </w:r>
           </w:p>
@@ -1311,13 +987,7 @@
             <w:pPr>
               <w:spacing w:after="0"/>
             </w:pPr>
-            <w:r/>
-            <w:r>
-              <w:rPr>
-                <w:rFonts w:ascii="Aptos" w:hAnsi="Aptos"/>
-                <w:b w:val="0"/>
-                <w:sz w:val="16"/>
-              </w:rPr>
+            <w:r>
               <w:t>Personalized evidence library</w:t>
             </w:r>
           </w:p>
@@ -1333,13 +1003,7 @@
             <w:pPr>
               <w:spacing w:after="0"/>
             </w:pPr>
-            <w:r/>
-            <w:r>
-              <w:rPr>
-                <w:rFonts w:ascii="Aptos" w:hAnsi="Aptos"/>
-                <w:b w:val="0"/>
-                <w:sz w:val="16"/>
-              </w:rPr>
+            <w:r>
               <w:t>Investment advice</w:t>
             </w:r>
           </w:p>
@@ -1353,13 +1017,7 @@
             <w:pPr>
               <w:spacing w:after="0"/>
             </w:pPr>
-            <w:r/>
-            <w:r>
-              <w:rPr>
-                <w:rFonts w:ascii="Aptos" w:hAnsi="Aptos"/>
-                <w:b w:val="0"/>
-                <w:sz w:val="16"/>
-              </w:rPr>
+            <w:r>
               <w:t>Read-only analytics and education; no automated trading</w:t>
             </w:r>
           </w:p>
@@ -1373,13 +1031,7 @@
             <w:pPr>
               <w:spacing w:after="0"/>
             </w:pPr>
-            <w:r/>
-            <w:r>
-              <w:rPr>
-                <w:rFonts w:ascii="Aptos" w:hAnsi="Aptos"/>
-                <w:b w:val="0"/>
-                <w:sz w:val="16"/>
-              </w:rPr>
+            <w:r>
               <w:t>Only after dedicated compliance/legal architecture review</w:t>
             </w:r>
           </w:p>
@@ -1411,17 +1063,7 @@
               <w:spacing w:after="0"/>
             </w:pPr>
             <w:r>
-              <w:rPr>
-                <w:b/>
-                <w:sz w:val="19"/>
-              </w:rPr>
-              <w:t xml:space="preserve">Important scope boundary: </w:t>
-            </w:r>
-            <w:r>
-              <w:rPr>
-                <w:sz w:val="19"/>
-              </w:rPr>
-              <w:t>The initial product should focus on household financial planning, budgeting, cash-flow, goals, debt, rewards, and decision support. Individualized securities recommendations and automated investment actions should be treated as a later, separately governed capability.</w:t>
+              <w:t>Important scope boundary: The initial product should focus on household financial planning, budgeting, cash-flow, goals, debt, rewards, and decision support. Individualized securities recommendations and automated investment actions should be treated as a later, separately governed capability.</w:t>
             </w:r>
           </w:p>
         </w:tc>
@@ -1466,13 +1108,7 @@
             <w:pPr>
               <w:spacing w:after="0"/>
             </w:pPr>
-            <w:r/>
-            <w:r>
-              <w:rPr>
-                <w:rFonts w:ascii="Aptos" w:hAnsi="Aptos"/>
-                <w:b/>
-                <w:sz w:val="17"/>
-              </w:rPr>
+            <w:r>
               <w:t>Persona</w:t>
             </w:r>
           </w:p>
@@ -1487,13 +1123,7 @@
             <w:pPr>
               <w:spacing w:after="0"/>
             </w:pPr>
-            <w:r/>
-            <w:r>
-              <w:rPr>
-                <w:rFonts w:ascii="Aptos" w:hAnsi="Aptos"/>
-                <w:b/>
-                <w:sz w:val="17"/>
-              </w:rPr>
+            <w:r>
               <w:t>Needs</w:t>
             </w:r>
           </w:p>
@@ -1508,13 +1138,7 @@
             <w:pPr>
               <w:spacing w:after="0"/>
             </w:pPr>
-            <w:r/>
-            <w:r>
-              <w:rPr>
-                <w:rFonts w:ascii="Aptos" w:hAnsi="Aptos"/>
-                <w:b/>
-                <w:sz w:val="17"/>
-              </w:rPr>
+            <w:r>
               <w:t>Design Implications</w:t>
             </w:r>
           </w:p>
@@ -1530,13 +1154,7 @@
             <w:pPr>
               <w:spacing w:after="0"/>
             </w:pPr>
-            <w:r/>
-            <w:r>
-              <w:rPr>
-                <w:rFonts w:ascii="Aptos" w:hAnsi="Aptos"/>
-                <w:b w:val="0"/>
-                <w:sz w:val="16"/>
-              </w:rPr>
+            <w:r>
               <w:t>Primary spouse</w:t>
             </w:r>
           </w:p>
@@ -1550,13 +1168,7 @@
             <w:pPr>
               <w:spacing w:after="0"/>
             </w:pPr>
-            <w:r/>
-            <w:r>
-              <w:rPr>
-                <w:rFonts w:ascii="Aptos" w:hAnsi="Aptos"/>
-                <w:b w:val="0"/>
-                <w:sz w:val="16"/>
-              </w:rPr>
+            <w:r>
               <w:t>Deep visibility, scenario analysis, detailed recommendations</w:t>
             </w:r>
           </w:p>
@@ -1570,13 +1182,7 @@
             <w:pPr>
               <w:spacing w:after="0"/>
             </w:pPr>
-            <w:r/>
-            <w:r>
-              <w:rPr>
-                <w:rFonts w:ascii="Aptos" w:hAnsi="Aptos"/>
-                <w:b w:val="0"/>
-                <w:sz w:val="16"/>
-              </w:rPr>
+            <w:r>
               <w:t>Advanced views available without making the default UI complex</w:t>
             </w:r>
           </w:p>
@@ -1592,13 +1198,7 @@
             <w:pPr>
               <w:spacing w:after="0"/>
             </w:pPr>
-            <w:r/>
-            <w:r>
-              <w:rPr>
-                <w:rFonts w:ascii="Aptos" w:hAnsi="Aptos"/>
-                <w:b w:val="0"/>
-                <w:sz w:val="16"/>
-              </w:rPr>
+            <w:r>
               <w:t>Second spouse</w:t>
             </w:r>
           </w:p>
@@ -1612,13 +1212,7 @@
             <w:pPr>
               <w:spacing w:after="0"/>
             </w:pPr>
-            <w:r/>
-            <w:r>
-              <w:rPr>
-                <w:rFonts w:ascii="Aptos" w:hAnsi="Aptos"/>
-                <w:b w:val="0"/>
-                <w:sz w:val="16"/>
-              </w:rPr>
+            <w:r>
               <w:t>Fast understanding, simple actions, confidence that data is accurate</w:t>
             </w:r>
           </w:p>
@@ -1632,13 +1226,7 @@
             <w:pPr>
               <w:spacing w:after="0"/>
             </w:pPr>
-            <w:r/>
-            <w:r>
-              <w:rPr>
-                <w:rFonts w:ascii="Aptos" w:hAnsi="Aptos"/>
-                <w:b w:val="0"/>
-                <w:sz w:val="16"/>
-              </w:rPr>
+            <w:r>
               <w:t>Plain-language UX, guided workflows, low cognitive load, explainable recommendations</w:t>
             </w:r>
           </w:p>
@@ -1654,13 +1242,7 @@
             <w:pPr>
               <w:spacing w:after="0"/>
             </w:pPr>
-            <w:r/>
-            <w:r>
-              <w:rPr>
-                <w:rFonts w:ascii="Aptos" w:hAnsi="Aptos"/>
-                <w:b w:val="0"/>
-                <w:sz w:val="16"/>
-              </w:rPr>
+            <w:r>
               <w:t>Household</w:t>
             </w:r>
           </w:p>
@@ -1674,13 +1256,7 @@
             <w:pPr>
               <w:spacing w:after="0"/>
             </w:pPr>
-            <w:r/>
-            <w:r>
-              <w:rPr>
-                <w:rFonts w:ascii="Aptos" w:hAnsi="Aptos"/>
-                <w:b w:val="0"/>
-                <w:sz w:val="16"/>
-              </w:rPr>
+            <w:r>
               <w:t>Shared goals and decisions</w:t>
             </w:r>
           </w:p>
@@ -1694,13 +1270,7 @@
             <w:pPr>
               <w:spacing w:after="0"/>
             </w:pPr>
-            <w:r/>
-            <w:r>
-              <w:rPr>
-                <w:rFonts w:ascii="Aptos" w:hAnsi="Aptos"/>
-                <w:b w:val="0"/>
-                <w:sz w:val="16"/>
-              </w:rPr>
+            <w:r>
               <w:t>Household financial policy, shared goals, approval rules, common dashboard</w:t>
             </w:r>
           </w:p>
@@ -1748,17 +1318,7 @@
               <w:spacing w:after="0"/>
             </w:pPr>
             <w:r>
-              <w:rPr>
-                <w:b/>
-                <w:sz w:val="19"/>
-              </w:rPr>
-              <w:t xml:space="preserve">North-star statement: </w:t>
-            </w:r>
-            <w:r>
-              <w:rPr>
-                <w:sz w:val="19"/>
-              </w:rPr>
-              <w:t>A non-technical spouse should be able to use the application successfully without knowing how financial aggregation, PDF parsing, categorization, reconciliation, AI orchestration, or cloud services work.</w:t>
+              <w:t>North-star statement: A non-technical spouse should be able to use the application successfully without knowing how financial aggregation, PDF parsing, categorization, reconciliation, AI orchestration, or cloud services work.</w:t>
             </w:r>
           </w:p>
         </w:tc>
@@ -1794,13 +1354,7 @@
             <w:pPr>
               <w:spacing w:after="0"/>
             </w:pPr>
-            <w:r/>
-            <w:r>
-              <w:rPr>
-                <w:rFonts w:ascii="Aptos" w:hAnsi="Aptos"/>
-                <w:b/>
-                <w:sz w:val="17"/>
-              </w:rPr>
+            <w:r>
               <w:t>UX Area</w:t>
             </w:r>
           </w:p>
@@ -1815,13 +1369,7 @@
             <w:pPr>
               <w:spacing w:after="0"/>
             </w:pPr>
-            <w:r/>
-            <w:r>
-              <w:rPr>
-                <w:rFonts w:ascii="Aptos" w:hAnsi="Aptos"/>
-                <w:b/>
-                <w:sz w:val="17"/>
-              </w:rPr>
+            <w:r>
               <w:t>Requirement</w:t>
             </w:r>
           </w:p>
@@ -1837,13 +1385,7 @@
             <w:pPr>
               <w:spacing w:after="0"/>
             </w:pPr>
-            <w:r/>
-            <w:r>
-              <w:rPr>
-                <w:rFonts w:ascii="Aptos" w:hAnsi="Aptos"/>
-                <w:b w:val="0"/>
-                <w:sz w:val="16"/>
-              </w:rPr>
+            <w:r>
               <w:t>Account setup</w:t>
             </w:r>
           </w:p>
@@ -1857,14 +1399,8 @@
             <w:pPr>
               <w:spacing w:after="0"/>
             </w:pPr>
-            <w:r/>
-            <w:r>
-              <w:rPr>
-                <w:rFonts w:ascii="Aptos" w:hAnsi="Aptos"/>
-                <w:b w:val="0"/>
-                <w:sz w:val="16"/>
-              </w:rPr>
-              <w:t>Connect an account or upload a statement in one guided flow; auto-detect institution/account/period where possible.</w:t>
+            <w:r>
+              <w:t>Upload a CSV or PDF in one guided flow; auto-detect source type, institution/provider, account/service relationship, and statement/billing period where possible.</w:t>
             </w:r>
           </w:p>
         </w:tc>
@@ -1879,13 +1415,7 @@
             <w:pPr>
               <w:spacing w:after="0"/>
             </w:pPr>
-            <w:r/>
-            <w:r>
-              <w:rPr>
-                <w:rFonts w:ascii="Aptos" w:hAnsi="Aptos"/>
-                <w:b w:val="0"/>
-                <w:sz w:val="16"/>
-              </w:rPr>
+            <w:r>
               <w:t>Daily use</w:t>
             </w:r>
           </w:p>
@@ -1899,13 +1429,7 @@
             <w:pPr>
               <w:spacing w:after="0"/>
             </w:pPr>
-            <w:r/>
-            <w:r>
-              <w:rPr>
-                <w:rFonts w:ascii="Aptos" w:hAnsi="Aptos"/>
-                <w:b w:val="0"/>
-                <w:sz w:val="16"/>
-              </w:rPr>
+            <w:r>
               <w:t>Home screen answers: How are we doing? What needs attention? What changed? What should we do?</w:t>
             </w:r>
           </w:p>
@@ -1921,13 +1445,7 @@
             <w:pPr>
               <w:spacing w:after="0"/>
             </w:pPr>
-            <w:r/>
-            <w:r>
-              <w:rPr>
-                <w:rFonts w:ascii="Aptos" w:hAnsi="Aptos"/>
-                <w:b w:val="0"/>
-                <w:sz w:val="16"/>
-              </w:rPr>
+            <w:r>
               <w:t>AI chat</w:t>
             </w:r>
           </w:p>
@@ -1941,13 +1459,7 @@
             <w:pPr>
               <w:spacing w:after="0"/>
             </w:pPr>
-            <w:r/>
-            <w:r>
-              <w:rPr>
-                <w:rFonts w:ascii="Aptos" w:hAnsi="Aptos"/>
-                <w:b w:val="0"/>
-                <w:sz w:val="16"/>
-              </w:rPr>
+            <w:r>
               <w:t>Natural language; the AI automatically builds the relevant financial context before answering.</w:t>
             </w:r>
           </w:p>
@@ -1963,13 +1475,7 @@
             <w:pPr>
               <w:spacing w:after="0"/>
             </w:pPr>
-            <w:r/>
-            <w:r>
-              <w:rPr>
-                <w:rFonts w:ascii="Aptos" w:hAnsi="Aptos"/>
-                <w:b w:val="0"/>
-                <w:sz w:val="16"/>
-              </w:rPr>
+            <w:r>
               <w:t>Recommendation</w:t>
             </w:r>
           </w:p>
@@ -1983,13 +1489,7 @@
             <w:pPr>
               <w:spacing w:after="0"/>
             </w:pPr>
-            <w:r/>
-            <w:r>
-              <w:rPr>
-                <w:rFonts w:ascii="Aptos" w:hAnsi="Aptos"/>
-                <w:b w:val="0"/>
-                <w:sz w:val="16"/>
-              </w:rPr>
+            <w:r>
               <w:t>Every material recommendation shows action, reason, impact, confidence, and “why this could be wrong.”</w:t>
             </w:r>
           </w:p>
@@ -2005,13 +1505,7 @@
             <w:pPr>
               <w:spacing w:after="0"/>
             </w:pPr>
-            <w:r/>
-            <w:r>
-              <w:rPr>
-                <w:rFonts w:ascii="Aptos" w:hAnsi="Aptos"/>
-                <w:b w:val="0"/>
-                <w:sz w:val="16"/>
-              </w:rPr>
+            <w:r>
               <w:t>Resolution</w:t>
             </w:r>
           </w:p>
@@ -2025,13 +1519,7 @@
             <w:pPr>
               <w:spacing w:after="0"/>
             </w:pPr>
-            <w:r/>
-            <w:r>
-              <w:rPr>
-                <w:rFonts w:ascii="Aptos" w:hAnsi="Aptos"/>
-                <w:b w:val="0"/>
-                <w:sz w:val="16"/>
-              </w:rPr>
+            <w:r>
               <w:t>Every recoverable error has a human explanation, a next step, and a primary “Fix it” action.</w:t>
             </w:r>
           </w:p>
@@ -2047,13 +1535,7 @@
             <w:pPr>
               <w:spacing w:after="0"/>
             </w:pPr>
-            <w:r/>
-            <w:r>
-              <w:rPr>
-                <w:rFonts w:ascii="Aptos" w:hAnsi="Aptos"/>
-                <w:b w:val="0"/>
-                <w:sz w:val="16"/>
-              </w:rPr>
+            <w:r>
               <w:t>Review queues</w:t>
             </w:r>
           </w:p>
@@ -2067,13 +1549,7 @@
             <w:pPr>
               <w:spacing w:after="0"/>
             </w:pPr>
-            <w:r/>
-            <w:r>
-              <w:rPr>
-                <w:rFonts w:ascii="Aptos" w:hAnsi="Aptos"/>
-                <w:b w:val="0"/>
-                <w:sz w:val="16"/>
-              </w:rPr>
+            <w:r>
               <w:t>Only exceptions require human attention; the system should automatically process the normal path.</w:t>
             </w:r>
           </w:p>
@@ -2089,13 +1565,7 @@
             <w:pPr>
               <w:spacing w:after="0"/>
             </w:pPr>
-            <w:r/>
-            <w:r>
-              <w:rPr>
-                <w:rFonts w:ascii="Aptos" w:hAnsi="Aptos"/>
-                <w:b w:val="0"/>
-                <w:sz w:val="16"/>
-              </w:rPr>
+            <w:r>
               <w:t>Accessibility</w:t>
             </w:r>
           </w:p>
@@ -2109,13 +1579,7 @@
             <w:pPr>
               <w:spacing w:after="0"/>
             </w:pPr>
-            <w:r/>
-            <w:r>
-              <w:rPr>
-                <w:rFonts w:ascii="Aptos" w:hAnsi="Aptos"/>
-                <w:b w:val="0"/>
-                <w:sz w:val="16"/>
-              </w:rPr>
+            <w:r>
               <w:t>Readable typography, clear contrast, keyboard support, responsive layout, plain language, minimal jargon.</w:t>
             </w:r>
           </w:p>
@@ -2131,13 +1595,7 @@
             <w:pPr>
               <w:spacing w:after="0"/>
             </w:pPr>
-            <w:r/>
-            <w:r>
-              <w:rPr>
-                <w:rFonts w:ascii="Aptos" w:hAnsi="Aptos"/>
-                <w:b w:val="0"/>
-                <w:sz w:val="16"/>
-              </w:rPr>
+            <w:r>
               <w:t>Confirmation</w:t>
             </w:r>
           </w:p>
@@ -2151,13 +1609,7 @@
             <w:pPr>
               <w:spacing w:after="0"/>
             </w:pPr>
-            <w:r/>
-            <w:r>
-              <w:rPr>
-                <w:rFonts w:ascii="Aptos" w:hAnsi="Aptos"/>
-                <w:b w:val="0"/>
-                <w:sz w:val="16"/>
-              </w:rPr>
+            <w:r>
               <w:t>Financial actions require explicit approval; analysis and recommendations do not automatically move money.</w:t>
             </w:r>
           </w:p>
@@ -2235,7 +1687,7 @@
         <w:pStyle w:val="Heading3"/>
       </w:pPr>
       <w:r>
-        <w:t>B. Ongoing bank synchronization</w:t>
+        <w:t>B. Ongoing CSV/PDF Import Processing</w:t>
       </w:r>
     </w:p>
     <w:p>
@@ -2538,13 +1990,7 @@
             <w:pPr>
               <w:spacing w:after="0"/>
             </w:pPr>
-            <w:r/>
-            <w:r>
-              <w:rPr>
-                <w:rFonts w:ascii="Aptos" w:hAnsi="Aptos"/>
-                <w:b/>
-                <w:sz w:val="17"/>
-              </w:rPr>
+            <w:r>
               <w:t>Screen</w:t>
             </w:r>
           </w:p>
@@ -2559,13 +2005,7 @@
             <w:pPr>
               <w:spacing w:after="0"/>
             </w:pPr>
-            <w:r/>
-            <w:r>
-              <w:rPr>
-                <w:rFonts w:ascii="Aptos" w:hAnsi="Aptos"/>
-                <w:b/>
-                <w:sz w:val="17"/>
-              </w:rPr>
+            <w:r>
               <w:t>Purpose</w:t>
             </w:r>
           </w:p>
@@ -2580,13 +2020,7 @@
             <w:pPr>
               <w:spacing w:after="0"/>
             </w:pPr>
-            <w:r/>
-            <w:r>
-              <w:rPr>
-                <w:rFonts w:ascii="Aptos" w:hAnsi="Aptos"/>
-                <w:b/>
-                <w:sz w:val="17"/>
-              </w:rPr>
+            <w:r>
               <w:t>Primary Components</w:t>
             </w:r>
           </w:p>
@@ -2602,13 +2036,7 @@
             <w:pPr>
               <w:spacing w:after="0"/>
             </w:pPr>
-            <w:r/>
-            <w:r>
-              <w:rPr>
-                <w:rFonts w:ascii="Aptos" w:hAnsi="Aptos"/>
-                <w:b w:val="0"/>
-                <w:sz w:val="16"/>
-              </w:rPr>
+            <w:r>
               <w:t>Home / Financial Pulse</w:t>
             </w:r>
           </w:p>
@@ -2622,13 +2050,7 @@
             <w:pPr>
               <w:spacing w:after="0"/>
             </w:pPr>
-            <w:r/>
-            <w:r>
-              <w:rPr>
-                <w:rFonts w:ascii="Aptos" w:hAnsi="Aptos"/>
-                <w:b w:val="0"/>
-                <w:sz w:val="16"/>
-              </w:rPr>
+            <w:r>
               <w:t>At-a-glance household status</w:t>
             </w:r>
           </w:p>
@@ -2642,13 +2064,7 @@
             <w:pPr>
               <w:spacing w:after="0"/>
             </w:pPr>
-            <w:r/>
-            <w:r>
-              <w:rPr>
-                <w:rFonts w:ascii="Aptos" w:hAnsi="Aptos"/>
-                <w:b w:val="0"/>
-                <w:sz w:val="16"/>
-              </w:rPr>
+            <w:r>
               <w:t>Health, cash flow, attention items, goal progress, AI prompt</w:t>
             </w:r>
           </w:p>
@@ -2664,13 +2080,7 @@
             <w:pPr>
               <w:spacing w:after="0"/>
             </w:pPr>
-            <w:r/>
-            <w:r>
-              <w:rPr>
-                <w:rFonts w:ascii="Aptos" w:hAnsi="Aptos"/>
-                <w:b w:val="0"/>
-                <w:sz w:val="16"/>
-              </w:rPr>
+            <w:r>
               <w:t>Ask Advisor</w:t>
             </w:r>
           </w:p>
@@ -2684,13 +2094,7 @@
             <w:pPr>
               <w:spacing w:after="0"/>
             </w:pPr>
-            <w:r/>
-            <w:r>
-              <w:rPr>
-                <w:rFonts w:ascii="Aptos" w:hAnsi="Aptos"/>
-                <w:b w:val="0"/>
-                <w:sz w:val="16"/>
-              </w:rPr>
+            <w:r>
               <w:t>Natural-language interaction</w:t>
             </w:r>
           </w:p>
@@ -2704,13 +2108,7 @@
             <w:pPr>
               <w:spacing w:after="0"/>
             </w:pPr>
-            <w:r/>
-            <w:r>
-              <w:rPr>
-                <w:rFonts w:ascii="Aptos" w:hAnsi="Aptos"/>
-                <w:b w:val="0"/>
-                <w:sz w:val="16"/>
-              </w:rPr>
+            <w:r>
               <w:t>Chat, suggested prompts, citations, expandable calculations</w:t>
             </w:r>
           </w:p>
@@ -2726,13 +2124,7 @@
             <w:pPr>
               <w:spacing w:after="0"/>
             </w:pPr>
-            <w:r/>
-            <w:r>
-              <w:rPr>
-                <w:rFonts w:ascii="Aptos" w:hAnsi="Aptos"/>
-                <w:b w:val="0"/>
-                <w:sz w:val="16"/>
-              </w:rPr>
+            <w:r>
               <w:t>Accounts</w:t>
             </w:r>
           </w:p>
@@ -2746,14 +2138,8 @@
             <w:pPr>
               <w:spacing w:after="0"/>
             </w:pPr>
-            <w:r/>
-            <w:r>
-              <w:rPr>
-                <w:rFonts w:ascii="Aptos" w:hAnsi="Aptos"/>
-                <w:b w:val="0"/>
-                <w:sz w:val="16"/>
-              </w:rPr>
-              <w:t>View connection state and balances</w:t>
+            <w:r>
+              <w:t>View imported-data status and balances</w:t>
             </w:r>
           </w:p>
         </w:tc>
@@ -2766,14 +2152,8 @@
             <w:pPr>
               <w:spacing w:after="0"/>
             </w:pPr>
-            <w:r/>
-            <w:r>
-              <w:rPr>
-                <w:rFonts w:ascii="Aptos" w:hAnsi="Aptos"/>
-                <w:b w:val="0"/>
-                <w:sz w:val="16"/>
-              </w:rPr>
-              <w:t>Connected status, sync age, fix/reconnect, account grouping</w:t>
+            <w:r>
+              <w:t>Import status, last import, fix/reprocess, account grouping</w:t>
             </w:r>
           </w:p>
         </w:tc>
@@ -2788,13 +2168,7 @@
             <w:pPr>
               <w:spacing w:after="0"/>
             </w:pPr>
-            <w:r/>
-            <w:r>
-              <w:rPr>
-                <w:rFonts w:ascii="Aptos" w:hAnsi="Aptos"/>
-                <w:b w:val="0"/>
-                <w:sz w:val="16"/>
-              </w:rPr>
+            <w:r>
               <w:t>Review Queue</w:t>
             </w:r>
           </w:p>
@@ -2808,13 +2182,7 @@
             <w:pPr>
               <w:spacing w:after="0"/>
             </w:pPr>
-            <w:r/>
-            <w:r>
-              <w:rPr>
-                <w:rFonts w:ascii="Aptos" w:hAnsi="Aptos"/>
-                <w:b w:val="0"/>
-                <w:sz w:val="16"/>
-              </w:rPr>
+            <w:r>
               <w:t>Handle only exceptions</w:t>
             </w:r>
           </w:p>
@@ -2828,13 +2196,7 @@
             <w:pPr>
               <w:spacing w:after="0"/>
             </w:pPr>
-            <w:r/>
-            <w:r>
-              <w:rPr>
-                <w:rFonts w:ascii="Aptos" w:hAnsi="Aptos"/>
-                <w:b w:val="0"/>
-                <w:sz w:val="16"/>
-              </w:rPr>
+            <w:r>
               <w:t>Ambiguous transactions, document issues, missing information</w:t>
             </w:r>
           </w:p>
@@ -2850,13 +2212,7 @@
             <w:pPr>
               <w:spacing w:after="0"/>
             </w:pPr>
-            <w:r/>
-            <w:r>
-              <w:rPr>
-                <w:rFonts w:ascii="Aptos" w:hAnsi="Aptos"/>
-                <w:b w:val="0"/>
-                <w:sz w:val="16"/>
-              </w:rPr>
+            <w:r>
               <w:t>Budget</w:t>
             </w:r>
           </w:p>
@@ -2870,13 +2226,7 @@
             <w:pPr>
               <w:spacing w:after="0"/>
             </w:pPr>
-            <w:r/>
-            <w:r>
-              <w:rPr>
-                <w:rFonts w:ascii="Aptos" w:hAnsi="Aptos"/>
-                <w:b w:val="0"/>
-                <w:sz w:val="16"/>
-              </w:rPr>
+            <w:r>
               <w:t>Understand spending and planned cash flow</w:t>
             </w:r>
           </w:p>
@@ -2890,13 +2240,7 @@
             <w:pPr>
               <w:spacing w:after="0"/>
             </w:pPr>
-            <w:r/>
-            <w:r>
-              <w:rPr>
-                <w:rFonts w:ascii="Aptos" w:hAnsi="Aptos"/>
-                <w:b w:val="0"/>
-                <w:sz w:val="16"/>
-              </w:rPr>
+            <w:r>
               <w:t>Plan vs actual, trend, forecast, goal funding</w:t>
             </w:r>
           </w:p>
@@ -2912,13 +2256,7 @@
             <w:pPr>
               <w:spacing w:after="0"/>
             </w:pPr>
-            <w:r/>
-            <w:r>
-              <w:rPr>
-                <w:rFonts w:ascii="Aptos" w:hAnsi="Aptos"/>
-                <w:b w:val="0"/>
-                <w:sz w:val="16"/>
-              </w:rPr>
+            <w:r>
               <w:t>Goals</w:t>
             </w:r>
           </w:p>
@@ -2932,13 +2270,7 @@
             <w:pPr>
               <w:spacing w:after="0"/>
             </w:pPr>
-            <w:r/>
-            <w:r>
-              <w:rPr>
-                <w:rFonts w:ascii="Aptos" w:hAnsi="Aptos"/>
-                <w:b w:val="0"/>
-                <w:sz w:val="16"/>
-              </w:rPr>
+            <w:r>
               <w:t>Track progress</w:t>
             </w:r>
           </w:p>
@@ -2952,13 +2284,7 @@
             <w:pPr>
               <w:spacing w:after="0"/>
             </w:pPr>
-            <w:r/>
-            <w:r>
-              <w:rPr>
-                <w:rFonts w:ascii="Aptos" w:hAnsi="Aptos"/>
-                <w:b w:val="0"/>
-                <w:sz w:val="16"/>
-              </w:rPr>
+            <w:r>
               <w:t>Target, current, monthly funding, date, status, recommendations</w:t>
             </w:r>
           </w:p>
@@ -2974,13 +2300,7 @@
             <w:pPr>
               <w:spacing w:after="0"/>
             </w:pPr>
-            <w:r/>
-            <w:r>
-              <w:rPr>
-                <w:rFonts w:ascii="Aptos" w:hAnsi="Aptos"/>
-                <w:b w:val="0"/>
-                <w:sz w:val="16"/>
-              </w:rPr>
+            <w:r>
               <w:t>Financial Independence</w:t>
             </w:r>
           </w:p>
@@ -2994,13 +2314,7 @@
             <w:pPr>
               <w:spacing w:after="0"/>
             </w:pPr>
-            <w:r/>
-            <w:r>
-              <w:rPr>
-                <w:rFonts w:ascii="Aptos" w:hAnsi="Aptos"/>
-                <w:b w:val="0"/>
-                <w:sz w:val="16"/>
-              </w:rPr>
+            <w:r>
               <w:t>Explore long-range scenarios</w:t>
             </w:r>
           </w:p>
@@ -3014,13 +2328,7 @@
             <w:pPr>
               <w:spacing w:after="0"/>
             </w:pPr>
-            <w:r/>
-            <w:r>
-              <w:rPr>
-                <w:rFonts w:ascii="Aptos" w:hAnsi="Aptos"/>
-                <w:b w:val="0"/>
-                <w:sz w:val="16"/>
-              </w:rPr>
+            <w:r>
               <w:t>Projection, Monte Carlo, assumptions, scenarios</w:t>
             </w:r>
           </w:p>
@@ -3036,13 +2344,7 @@
             <w:pPr>
               <w:spacing w:after="0"/>
             </w:pPr>
-            <w:r/>
-            <w:r>
-              <w:rPr>
-                <w:rFonts w:ascii="Aptos" w:hAnsi="Aptos"/>
-                <w:b w:val="0"/>
-                <w:sz w:val="16"/>
-              </w:rPr>
+            <w:r>
               <w:t>Credit Cards</w:t>
             </w:r>
           </w:p>
@@ -3056,13 +2358,7 @@
             <w:pPr>
               <w:spacing w:after="0"/>
             </w:pPr>
-            <w:r/>
-            <w:r>
-              <w:rPr>
-                <w:rFonts w:ascii="Aptos" w:hAnsi="Aptos"/>
-                <w:b w:val="0"/>
-                <w:sz w:val="16"/>
-              </w:rPr>
+            <w:r>
               <w:t>Optimize usage and benefits</w:t>
             </w:r>
           </w:p>
@@ -3076,13 +2372,7 @@
             <w:pPr>
               <w:spacing w:after="0"/>
             </w:pPr>
-            <w:r/>
-            <w:r>
-              <w:rPr>
-                <w:rFonts w:ascii="Aptos" w:hAnsi="Aptos"/>
-                <w:b w:val="0"/>
-                <w:sz w:val="16"/>
-              </w:rPr>
+            <w:r>
               <w:t>Cards, annual fees, rewards, benefits, transaction recommendation</w:t>
             </w:r>
           </w:p>
@@ -3098,13 +2388,7 @@
             <w:pPr>
               <w:spacing w:after="0"/>
             </w:pPr>
-            <w:r/>
-            <w:r>
-              <w:rPr>
-                <w:rFonts w:ascii="Aptos" w:hAnsi="Aptos"/>
-                <w:b w:val="0"/>
-                <w:sz w:val="16"/>
-              </w:rPr>
+            <w:r>
               <w:t>Documents</w:t>
             </w:r>
           </w:p>
@@ -3118,13 +2402,7 @@
             <w:pPr>
               <w:spacing w:after="0"/>
             </w:pPr>
-            <w:r/>
-            <w:r>
-              <w:rPr>
-                <w:rFonts w:ascii="Aptos" w:hAnsi="Aptos"/>
-                <w:b w:val="0"/>
-                <w:sz w:val="16"/>
-              </w:rPr>
+            <w:r>
               <w:t>View source statements</w:t>
             </w:r>
           </w:p>
@@ -3138,13 +2416,7 @@
             <w:pPr>
               <w:spacing w:after="0"/>
             </w:pPr>
-            <w:r/>
-            <w:r>
-              <w:rPr>
-                <w:rFonts w:ascii="Aptos" w:hAnsi="Aptos"/>
-                <w:b w:val="0"/>
-                <w:sz w:val="16"/>
-              </w:rPr>
+            <w:r>
               <w:t>Secure document list, processing status, provenance</w:t>
             </w:r>
           </w:p>
@@ -3160,13 +2432,7 @@
             <w:pPr>
               <w:spacing w:after="0"/>
             </w:pPr>
-            <w:r/>
-            <w:r>
-              <w:rPr>
-                <w:rFonts w:ascii="Aptos" w:hAnsi="Aptos"/>
-                <w:b w:val="0"/>
-                <w:sz w:val="16"/>
-              </w:rPr>
+            <w:r>
               <w:t>Household Settings</w:t>
             </w:r>
           </w:p>
@@ -3180,13 +2446,7 @@
             <w:pPr>
               <w:spacing w:after="0"/>
             </w:pPr>
-            <w:r/>
-            <w:r>
-              <w:rPr>
-                <w:rFonts w:ascii="Aptos" w:hAnsi="Aptos"/>
-                <w:b w:val="0"/>
-                <w:sz w:val="16"/>
-              </w:rPr>
+            <w:r>
               <w:t>Control policy and sharing</w:t>
             </w:r>
           </w:p>
@@ -3200,13 +2460,7 @@
             <w:pPr>
               <w:spacing w:after="0"/>
             </w:pPr>
-            <w:r/>
-            <w:r>
-              <w:rPr>
-                <w:rFonts w:ascii="Aptos" w:hAnsi="Aptos"/>
-                <w:b w:val="0"/>
-                <w:sz w:val="16"/>
-              </w:rPr>
+            <w:r>
               <w:t>Members, permissions, household policy, approval thresholds</w:t>
             </w:r>
           </w:p>
@@ -3264,13 +2518,7 @@
             <w:pPr>
               <w:spacing w:after="0"/>
             </w:pPr>
-            <w:r/>
-            <w:r>
-              <w:rPr>
-                <w:rFonts w:ascii="Aptos" w:hAnsi="Aptos"/>
-                <w:b/>
-                <w:sz w:val="17"/>
-              </w:rPr>
+            <w:r>
               <w:t>Technical Condition</w:t>
             </w:r>
           </w:p>
@@ -3285,13 +2533,7 @@
             <w:pPr>
               <w:spacing w:after="0"/>
             </w:pPr>
-            <w:r/>
-            <w:r>
-              <w:rPr>
-                <w:rFonts w:ascii="Aptos" w:hAnsi="Aptos"/>
-                <w:b/>
-                <w:sz w:val="17"/>
-              </w:rPr>
+            <w:r>
               <w:t>User Message</w:t>
             </w:r>
           </w:p>
@@ -3306,13 +2548,7 @@
             <w:pPr>
               <w:spacing w:after="0"/>
             </w:pPr>
-            <w:r/>
-            <w:r>
-              <w:rPr>
-                <w:rFonts w:ascii="Aptos" w:hAnsi="Aptos"/>
-                <w:b/>
-                <w:sz w:val="17"/>
-              </w:rPr>
+            <w:r>
               <w:t>Primary Action</w:t>
             </w:r>
           </w:p>
@@ -3327,13 +2563,7 @@
             <w:pPr>
               <w:spacing w:after="0"/>
             </w:pPr>
-            <w:r/>
-            <w:r>
-              <w:rPr>
-                <w:rFonts w:ascii="Aptos" w:hAnsi="Aptos"/>
-                <w:b/>
-                <w:sz w:val="17"/>
-              </w:rPr>
+            <w:r>
               <w:t>Fallback</w:t>
             </w:r>
           </w:p>
@@ -3349,13 +2579,7 @@
             <w:pPr>
               <w:spacing w:after="0"/>
             </w:pPr>
-            <w:r/>
-            <w:r>
-              <w:rPr>
-                <w:rFonts w:ascii="Aptos" w:hAnsi="Aptos"/>
-                <w:b w:val="0"/>
-                <w:sz w:val="16"/>
-              </w:rPr>
+            <w:r>
               <w:t>Bank re-authentication</w:t>
             </w:r>
           </w:p>
@@ -3369,14 +2593,8 @@
             <w:pPr>
               <w:spacing w:after="0"/>
             </w:pPr>
-            <w:r/>
-            <w:r>
-              <w:rPr>
-                <w:rFonts w:ascii="Aptos" w:hAnsi="Aptos"/>
-                <w:b w:val="0"/>
-                <w:sz w:val="16"/>
-              </w:rPr>
-              <w:t>“Your bank connection needs attention. Sign in again to resume updates.”</w:t>
+            <w:r>
+              <w:t>“We need your help with this imported document.”</w:t>
             </w:r>
           </w:p>
         </w:tc>
@@ -3389,14 +2607,8 @@
             <w:pPr>
               <w:spacing w:after="0"/>
             </w:pPr>
-            <w:r/>
-            <w:r>
-              <w:rPr>
-                <w:rFonts w:ascii="Aptos" w:hAnsi="Aptos"/>
-                <w:b w:val="0"/>
-                <w:sz w:val="16"/>
-              </w:rPr>
-              <w:t>Reconnect account</w:t>
+            <w:r>
+              <w:t>Review / Reprocess import</w:t>
             </w:r>
           </w:p>
         </w:tc>
@@ -3409,13 +2621,7 @@
             <w:pPr>
               <w:spacing w:after="0"/>
             </w:pPr>
-            <w:r/>
-            <w:r>
-              <w:rPr>
-                <w:rFonts w:ascii="Aptos" w:hAnsi="Aptos"/>
-                <w:b w:val="0"/>
-                <w:sz w:val="16"/>
-              </w:rPr>
+            <w:r>
               <w:t>Show supported alternate import option</w:t>
             </w:r>
           </w:p>
@@ -3431,14 +2637,8 @@
             <w:pPr>
               <w:spacing w:after="0"/>
             </w:pPr>
-            <w:r/>
-            <w:r>
-              <w:rPr>
-                <w:rFonts w:ascii="Aptos" w:hAnsi="Aptos"/>
-                <w:b w:val="0"/>
-                <w:sz w:val="16"/>
-              </w:rPr>
-              <w:t>Rate/connection timeout</w:t>
+            <w:r>
+              <w:t>Import processing delay</w:t>
             </w:r>
           </w:p>
         </w:tc>
@@ -3451,13 +2651,7 @@
             <w:pPr>
               <w:spacing w:after="0"/>
             </w:pPr>
-            <w:r/>
-            <w:r>
-              <w:rPr>
-                <w:rFonts w:ascii="Aptos" w:hAnsi="Aptos"/>
-                <w:b w:val="0"/>
-                <w:sz w:val="16"/>
-              </w:rPr>
+            <w:r>
               <w:t>“We couldn’t reach the bank right now. Your existing data is safe.”</w:t>
             </w:r>
           </w:p>
@@ -3471,13 +2665,7 @@
             <w:pPr>
               <w:spacing w:after="0"/>
             </w:pPr>
-            <w:r/>
-            <w:r>
-              <w:rPr>
-                <w:rFonts w:ascii="Aptos" w:hAnsi="Aptos"/>
-                <w:b w:val="0"/>
-                <w:sz w:val="16"/>
-              </w:rPr>
+            <w:r>
               <w:t>Try again later / Retry</w:t>
             </w:r>
           </w:p>
@@ -3491,13 +2679,7 @@
             <w:pPr>
               <w:spacing w:after="0"/>
             </w:pPr>
-            <w:r/>
-            <w:r>
-              <w:rPr>
-                <w:rFonts w:ascii="Aptos" w:hAnsi="Aptos"/>
-                <w:b w:val="0"/>
-                <w:sz w:val="16"/>
-              </w:rPr>
+            <w:r>
               <w:t>Schedule automatic retry</w:t>
             </w:r>
           </w:p>
@@ -3513,13 +2695,7 @@
             <w:pPr>
               <w:spacing w:after="0"/>
             </w:pPr>
-            <w:r/>
-            <w:r>
-              <w:rPr>
-                <w:rFonts w:ascii="Aptos" w:hAnsi="Aptos"/>
-                <w:b w:val="0"/>
-                <w:sz w:val="16"/>
-              </w:rPr>
+            <w:r>
               <w:t>Unreadable PDF</w:t>
             </w:r>
           </w:p>
@@ -3533,13 +2709,7 @@
             <w:pPr>
               <w:spacing w:after="0"/>
             </w:pPr>
-            <w:r/>
-            <w:r>
-              <w:rPr>
-                <w:rFonts w:ascii="Aptos" w:hAnsi="Aptos"/>
-                <w:b w:val="0"/>
-                <w:sz w:val="16"/>
-              </w:rPr>
+            <w:r>
               <w:t>“We can’t read this statement. It may be scanned or protected.”</w:t>
             </w:r>
           </w:p>
@@ -3553,13 +2723,7 @@
             <w:pPr>
               <w:spacing w:after="0"/>
             </w:pPr>
-            <w:r/>
-            <w:r>
-              <w:rPr>
-                <w:rFonts w:ascii="Aptos" w:hAnsi="Aptos"/>
-                <w:b w:val="0"/>
-                <w:sz w:val="16"/>
-              </w:rPr>
+            <w:r>
               <w:t>Upload different file / Enter password</w:t>
             </w:r>
           </w:p>
@@ -3573,13 +2737,7 @@
             <w:pPr>
               <w:spacing w:after="0"/>
             </w:pPr>
-            <w:r/>
-            <w:r>
-              <w:rPr>
-                <w:rFonts w:ascii="Aptos" w:hAnsi="Aptos"/>
-                <w:b w:val="0"/>
-                <w:sz w:val="16"/>
-              </w:rPr>
+            <w:r>
               <w:t>Try alternate parser/OCR</w:t>
             </w:r>
           </w:p>
@@ -3595,13 +2753,7 @@
             <w:pPr>
               <w:spacing w:after="0"/>
             </w:pPr>
-            <w:r/>
-            <w:r>
-              <w:rPr>
-                <w:rFonts w:ascii="Aptos" w:hAnsi="Aptos"/>
-                <w:b w:val="0"/>
-                <w:sz w:val="16"/>
-              </w:rPr>
+            <w:r>
               <w:t>Duplicate import</w:t>
             </w:r>
           </w:p>
@@ -3615,13 +2767,7 @@
             <w:pPr>
               <w:spacing w:after="0"/>
             </w:pPr>
-            <w:r/>
-            <w:r>
-              <w:rPr>
-                <w:rFonts w:ascii="Aptos" w:hAnsi="Aptos"/>
-                <w:b w:val="0"/>
-                <w:sz w:val="16"/>
-              </w:rPr>
+            <w:r>
               <w:t>“These transactions already exist. Nothing was added twice.”</w:t>
             </w:r>
           </w:p>
@@ -3635,13 +2781,7 @@
             <w:pPr>
               <w:spacing w:after="0"/>
             </w:pPr>
-            <w:r/>
-            <w:r>
-              <w:rPr>
-                <w:rFonts w:ascii="Aptos" w:hAnsi="Aptos"/>
-                <w:b w:val="0"/>
-                <w:sz w:val="16"/>
-              </w:rPr>
+            <w:r>
               <w:t>Review matches</w:t>
             </w:r>
           </w:p>
@@ -3655,13 +2795,7 @@
             <w:pPr>
               <w:spacing w:after="0"/>
             </w:pPr>
-            <w:r/>
-            <w:r>
-              <w:rPr>
-                <w:rFonts w:ascii="Aptos" w:hAnsi="Aptos"/>
-                <w:b w:val="0"/>
-                <w:sz w:val="16"/>
-              </w:rPr>
+            <w:r>
               <w:t>Keep duplicates excluded by default</w:t>
             </w:r>
           </w:p>
@@ -3677,13 +2811,7 @@
             <w:pPr>
               <w:spacing w:after="0"/>
             </w:pPr>
-            <w:r/>
-            <w:r>
-              <w:rPr>
-                <w:rFonts w:ascii="Aptos" w:hAnsi="Aptos"/>
-                <w:b w:val="0"/>
-                <w:sz w:val="16"/>
-              </w:rPr>
+            <w:r>
               <w:t>Ambiguous transaction</w:t>
             </w:r>
           </w:p>
@@ -3697,13 +2825,7 @@
             <w:pPr>
               <w:spacing w:after="0"/>
             </w:pPr>
-            <w:r/>
-            <w:r>
-              <w:rPr>
-                <w:rFonts w:ascii="Aptos" w:hAnsi="Aptos"/>
-                <w:b w:val="0"/>
-                <w:sz w:val="16"/>
-              </w:rPr>
+            <w:r>
               <w:t>“We’re not sure how to categorize this.”</w:t>
             </w:r>
           </w:p>
@@ -3717,13 +2839,7 @@
             <w:pPr>
               <w:spacing w:after="0"/>
             </w:pPr>
-            <w:r/>
-            <w:r>
-              <w:rPr>
-                <w:rFonts w:ascii="Aptos" w:hAnsi="Aptos"/>
-                <w:b w:val="0"/>
-                <w:sz w:val="16"/>
-              </w:rPr>
+            <w:r>
               <w:t>Choose category</w:t>
             </w:r>
           </w:p>
@@ -3737,13 +2853,7 @@
             <w:pPr>
               <w:spacing w:after="0"/>
             </w:pPr>
-            <w:r/>
-            <w:r>
-              <w:rPr>
-                <w:rFonts w:ascii="Aptos" w:hAnsi="Aptos"/>
-                <w:b w:val="0"/>
-                <w:sz w:val="16"/>
-              </w:rPr>
+            <w:r>
               <w:t>Remember correction if user approves learning</w:t>
             </w:r>
           </w:p>
@@ -3759,13 +2869,7 @@
             <w:pPr>
               <w:spacing w:after="0"/>
             </w:pPr>
-            <w:r/>
-            <w:r>
-              <w:rPr>
-                <w:rFonts w:ascii="Aptos" w:hAnsi="Aptos"/>
-                <w:b w:val="0"/>
-                <w:sz w:val="16"/>
-              </w:rPr>
+            <w:r>
               <w:t>Missing account period</w:t>
             </w:r>
           </w:p>
@@ -3779,13 +2883,7 @@
             <w:pPr>
               <w:spacing w:after="0"/>
             </w:pPr>
-            <w:r/>
-            <w:r>
-              <w:rPr>
-                <w:rFonts w:ascii="Aptos" w:hAnsi="Aptos"/>
-                <w:b w:val="0"/>
-                <w:sz w:val="16"/>
-              </w:rPr>
+            <w:r>
               <w:t>“This statement overlaps an existing period.”</w:t>
             </w:r>
           </w:p>
@@ -3799,13 +2897,7 @@
             <w:pPr>
               <w:spacing w:after="0"/>
             </w:pPr>
-            <w:r/>
-            <w:r>
-              <w:rPr>
-                <w:rFonts w:ascii="Aptos" w:hAnsi="Aptos"/>
-                <w:b w:val="0"/>
-                <w:sz w:val="16"/>
-              </w:rPr>
+            <w:r>
               <w:t>Review overlap</w:t>
             </w:r>
           </w:p>
@@ -3819,13 +2911,7 @@
             <w:pPr>
               <w:spacing w:after="0"/>
             </w:pPr>
-            <w:r/>
-            <w:r>
-              <w:rPr>
-                <w:rFonts w:ascii="Aptos" w:hAnsi="Aptos"/>
-                <w:b w:val="0"/>
-                <w:sz w:val="16"/>
-              </w:rPr>
+            <w:r>
               <w:t>Offer merge/reconciliation</w:t>
             </w:r>
           </w:p>
@@ -3841,13 +2927,7 @@
             <w:pPr>
               <w:spacing w:after="0"/>
             </w:pPr>
-            <w:r/>
-            <w:r>
-              <w:rPr>
-                <w:rFonts w:ascii="Aptos" w:hAnsi="Aptos"/>
-                <w:b w:val="0"/>
-                <w:sz w:val="16"/>
-              </w:rPr>
+            <w:r>
               <w:t>Research unavailable</w:t>
             </w:r>
           </w:p>
@@ -3861,13 +2941,7 @@
             <w:pPr>
               <w:spacing w:after="0"/>
             </w:pPr>
-            <w:r/>
-            <w:r>
-              <w:rPr>
-                <w:rFonts w:ascii="Aptos" w:hAnsi="Aptos"/>
-                <w:b w:val="0"/>
-                <w:sz w:val="16"/>
-              </w:rPr>
+            <w:r>
               <w:t>“Current research could not be verified, so we’re not making this recommendation.”</w:t>
             </w:r>
           </w:p>
@@ -3881,13 +2955,7 @@
             <w:pPr>
               <w:spacing w:after="0"/>
             </w:pPr>
-            <w:r/>
-            <w:r>
-              <w:rPr>
-                <w:rFonts w:ascii="Aptos" w:hAnsi="Aptos"/>
-                <w:b w:val="0"/>
-                <w:sz w:val="16"/>
-              </w:rPr>
+            <w:r>
               <w:t>Retry research</w:t>
             </w:r>
           </w:p>
@@ -3901,13 +2969,7 @@
             <w:pPr>
               <w:spacing w:after="0"/>
             </w:pPr>
-            <w:r/>
-            <w:r>
-              <w:rPr>
-                <w:rFonts w:ascii="Aptos" w:hAnsi="Aptos"/>
-                <w:b w:val="0"/>
-                <w:sz w:val="16"/>
-              </w:rPr>
+            <w:r>
               <w:t>Provide general non-current guidance with explicit limitation</w:t>
             </w:r>
           </w:p>
@@ -3923,13 +2985,7 @@
             <w:pPr>
               <w:spacing w:after="0"/>
             </w:pPr>
-            <w:r/>
-            <w:r>
-              <w:rPr>
-                <w:rFonts w:ascii="Aptos" w:hAnsi="Aptos"/>
-                <w:b w:val="0"/>
-                <w:sz w:val="16"/>
-              </w:rPr>
+            <w:r>
               <w:t>LLM unavailable</w:t>
             </w:r>
           </w:p>
@@ -3943,13 +2999,7 @@
             <w:pPr>
               <w:spacing w:after="0"/>
             </w:pPr>
-            <w:r/>
-            <w:r>
-              <w:rPr>
-                <w:rFonts w:ascii="Aptos" w:hAnsi="Aptos"/>
-                <w:b w:val="0"/>
-                <w:sz w:val="16"/>
-              </w:rPr>
+            <w:r>
               <w:t>“Your financial data and core calculations are working. The AI explanation service is unavailable.”</w:t>
             </w:r>
           </w:p>
@@ -3963,13 +3013,7 @@
             <w:pPr>
               <w:spacing w:after="0"/>
             </w:pPr>
-            <w:r/>
-            <w:r>
-              <w:rPr>
-                <w:rFonts w:ascii="Aptos" w:hAnsi="Aptos"/>
-                <w:b w:val="0"/>
-                <w:sz w:val="16"/>
-              </w:rPr>
+            <w:r>
               <w:t>Retry / use core dashboard</w:t>
             </w:r>
           </w:p>
@@ -3983,13 +3027,7 @@
             <w:pPr>
               <w:spacing w:after="0"/>
             </w:pPr>
-            <w:r/>
-            <w:r>
-              <w:rPr>
-                <w:rFonts w:ascii="Aptos" w:hAnsi="Aptos"/>
-                <w:b w:val="0"/>
-                <w:sz w:val="16"/>
-              </w:rPr>
+            <w:r>
               <w:t>Expose precomputed recommendations</w:t>
             </w:r>
           </w:p>
@@ -4005,13 +3043,7 @@
             <w:pPr>
               <w:spacing w:after="0"/>
             </w:pPr>
-            <w:r/>
-            <w:r>
-              <w:rPr>
-                <w:rFonts w:ascii="Aptos" w:hAnsi="Aptos"/>
-                <w:b w:val="0"/>
-                <w:sz w:val="16"/>
-              </w:rPr>
+            <w:r>
               <w:t>Internal system error</w:t>
             </w:r>
           </w:p>
@@ -4025,13 +3057,7 @@
             <w:pPr>
               <w:spacing w:after="0"/>
             </w:pPr>
-            <w:r/>
-            <w:r>
-              <w:rPr>
-                <w:rFonts w:ascii="Aptos" w:hAnsi="Aptos"/>
-                <w:b w:val="0"/>
-                <w:sz w:val="16"/>
-              </w:rPr>
+            <w:r>
               <w:t>“We hit a problem while processing this. Your existing data is safe.”</w:t>
             </w:r>
           </w:p>
@@ -4045,13 +3071,7 @@
             <w:pPr>
               <w:spacing w:after="0"/>
             </w:pPr>
-            <w:r/>
-            <w:r>
-              <w:rPr>
-                <w:rFonts w:ascii="Aptos" w:hAnsi="Aptos"/>
-                <w:b w:val="0"/>
-                <w:sz w:val="16"/>
-              </w:rPr>
+            <w:r>
               <w:t>Retry / send diagnostics</w:t>
             </w:r>
           </w:p>
@@ -4065,13 +3085,7 @@
             <w:pPr>
               <w:spacing w:after="0"/>
             </w:pPr>
-            <w:r/>
-            <w:r>
-              <w:rPr>
-                <w:rFonts w:ascii="Aptos" w:hAnsi="Aptos"/>
-                <w:b w:val="0"/>
-                <w:sz w:val="16"/>
-              </w:rPr>
+            <w:r>
               <w:t>Log correlation ID; preserve job state</w:t>
             </w:r>
           </w:p>
@@ -4103,17 +3117,7 @@
               <w:spacing w:after="0"/>
             </w:pPr>
             <w:r>
-              <w:rPr>
-                <w:b/>
-                <w:sz w:val="19"/>
-              </w:rPr>
-              <w:t xml:space="preserve">Error rule: </w:t>
-            </w:r>
-            <w:r>
-              <w:rPr>
-                <w:sz w:val="19"/>
-              </w:rPr>
-              <w:t>Never expose raw stack traces, provider error codes, SQL errors, OAuth details, or implementation-specific messages in the default user experience. Technical diagnostics remain available to the administrator through a separate diagnostics view.</w:t>
+              <w:t>Error rule: Never expose raw stack traces, provider error codes, SQL errors, OAuth details, or implementation-specific messages in the default user experience. Technical diagnostics remain available to the administrator through a separate diagnostics view.</w:t>
             </w:r>
           </w:p>
         </w:tc>
@@ -4432,13 +3436,7 @@
             <w:pPr>
               <w:spacing w:after="0"/>
             </w:pPr>
-            <w:r/>
-            <w:r>
-              <w:rPr>
-                <w:rFonts w:ascii="Aptos" w:hAnsi="Aptos"/>
-                <w:b/>
-                <w:sz w:val="17"/>
-              </w:rPr>
+            <w:r>
               <w:t>Service</w:t>
             </w:r>
           </w:p>
@@ -4453,13 +3451,7 @@
             <w:pPr>
               <w:spacing w:after="0"/>
             </w:pPr>
-            <w:r/>
-            <w:r>
-              <w:rPr>
-                <w:rFonts w:ascii="Aptos" w:hAnsi="Aptos"/>
-                <w:b/>
-                <w:sz w:val="17"/>
-              </w:rPr>
+            <w:r>
               <w:t>Responsibility</w:t>
             </w:r>
           </w:p>
@@ -4474,13 +3466,7 @@
             <w:pPr>
               <w:spacing w:after="0"/>
             </w:pPr>
-            <w:r/>
-            <w:r>
-              <w:rPr>
-                <w:rFonts w:ascii="Aptos" w:hAnsi="Aptos"/>
-                <w:b/>
-                <w:sz w:val="17"/>
-              </w:rPr>
+            <w:r>
               <w:t>State?</w:t>
             </w:r>
           </w:p>
@@ -4495,13 +3481,7 @@
             <w:pPr>
               <w:spacing w:after="0"/>
             </w:pPr>
-            <w:r/>
-            <w:r>
-              <w:rPr>
-                <w:rFonts w:ascii="Aptos" w:hAnsi="Aptos"/>
-                <w:b/>
-                <w:sz w:val="17"/>
-              </w:rPr>
+            <w:r>
               <w:t>Notes</w:t>
             </w:r>
           </w:p>
@@ -4517,13 +3497,7 @@
             <w:pPr>
               <w:spacing w:after="0"/>
             </w:pPr>
-            <w:r/>
-            <w:r>
-              <w:rPr>
-                <w:rFonts w:ascii="Aptos" w:hAnsi="Aptos"/>
-                <w:b w:val="0"/>
-                <w:sz w:val="16"/>
-              </w:rPr>
+            <w:r>
               <w:t>reverse-proxy</w:t>
             </w:r>
           </w:p>
@@ -4537,13 +3511,7 @@
             <w:pPr>
               <w:spacing w:after="0"/>
             </w:pPr>
-            <w:r/>
-            <w:r>
-              <w:rPr>
-                <w:rFonts w:ascii="Aptos" w:hAnsi="Aptos"/>
-                <w:b w:val="0"/>
-                <w:sz w:val="16"/>
-              </w:rPr>
+            <w:r>
               <w:t>TLS termination, routing, security headers</w:t>
             </w:r>
           </w:p>
@@ -4557,13 +3525,7 @@
             <w:pPr>
               <w:spacing w:after="0"/>
             </w:pPr>
-            <w:r/>
-            <w:r>
-              <w:rPr>
-                <w:rFonts w:ascii="Aptos" w:hAnsi="Aptos"/>
-                <w:b w:val="0"/>
-                <w:sz w:val="16"/>
-              </w:rPr>
+            <w:r>
               <w:t>No</w:t>
             </w:r>
           </w:p>
@@ -4577,13 +3539,7 @@
             <w:pPr>
               <w:spacing w:after="0"/>
             </w:pPr>
-            <w:r/>
-            <w:r>
-              <w:rPr>
-                <w:rFonts w:ascii="Aptos" w:hAnsi="Aptos"/>
-                <w:b w:val="0"/>
-                <w:sz w:val="16"/>
-              </w:rPr>
+            <w:r>
               <w:t>Traefik or NGINX</w:t>
             </w:r>
           </w:p>
@@ -4599,13 +3555,7 @@
             <w:pPr>
               <w:spacing w:after="0"/>
             </w:pPr>
-            <w:r/>
-            <w:r>
-              <w:rPr>
-                <w:rFonts w:ascii="Aptos" w:hAnsi="Aptos"/>
-                <w:b w:val="0"/>
-                <w:sz w:val="16"/>
-              </w:rPr>
+            <w:r>
               <w:t>web</w:t>
             </w:r>
           </w:p>
@@ -4619,13 +3569,7 @@
             <w:pPr>
               <w:spacing w:after="0"/>
             </w:pPr>
-            <w:r/>
-            <w:r>
-              <w:rPr>
-                <w:rFonts w:ascii="Aptos" w:hAnsi="Aptos"/>
-                <w:b w:val="0"/>
-                <w:sz w:val="16"/>
-              </w:rPr>
+            <w:r>
               <w:t>Web UI / PWA</w:t>
             </w:r>
           </w:p>
@@ -4639,13 +3583,7 @@
             <w:pPr>
               <w:spacing w:after="0"/>
             </w:pPr>
-            <w:r/>
-            <w:r>
-              <w:rPr>
-                <w:rFonts w:ascii="Aptos" w:hAnsi="Aptos"/>
-                <w:b w:val="0"/>
-                <w:sz w:val="16"/>
-              </w:rPr>
+            <w:r>
               <w:t>No</w:t>
             </w:r>
           </w:p>
@@ -4659,13 +3597,7 @@
             <w:pPr>
               <w:spacing w:after="0"/>
             </w:pPr>
-            <w:r/>
-            <w:r>
-              <w:rPr>
-                <w:rFonts w:ascii="Aptos" w:hAnsi="Aptos"/>
-                <w:b w:val="0"/>
-                <w:sz w:val="16"/>
-              </w:rPr>
+            <w:r>
               <w:t>React or Angular</w:t>
             </w:r>
           </w:p>
@@ -4681,13 +3613,7 @@
             <w:pPr>
               <w:spacing w:after="0"/>
             </w:pPr>
-            <w:r/>
-            <w:r>
-              <w:rPr>
-                <w:rFonts w:ascii="Aptos" w:hAnsi="Aptos"/>
-                <w:b w:val="0"/>
-                <w:sz w:val="16"/>
-              </w:rPr>
+            <w:r>
               <w:t>api</w:t>
             </w:r>
           </w:p>
@@ -4701,13 +3627,7 @@
             <w:pPr>
               <w:spacing w:after="0"/>
             </w:pPr>
-            <w:r/>
-            <w:r>
-              <w:rPr>
-                <w:rFonts w:ascii="Aptos" w:hAnsi="Aptos"/>
-                <w:b w:val="0"/>
-                <w:sz w:val="16"/>
-              </w:rPr>
+            <w:r>
               <w:t>Application API and orchestration endpoints</w:t>
             </w:r>
           </w:p>
@@ -4721,13 +3641,7 @@
             <w:pPr>
               <w:spacing w:after="0"/>
             </w:pPr>
-            <w:r/>
-            <w:r>
-              <w:rPr>
-                <w:rFonts w:ascii="Aptos" w:hAnsi="Aptos"/>
-                <w:b w:val="0"/>
-                <w:sz w:val="16"/>
-              </w:rPr>
+            <w:r>
               <w:t>Mostly</w:t>
             </w:r>
           </w:p>
@@ -4741,13 +3655,7 @@
             <w:pPr>
               <w:spacing w:after="0"/>
             </w:pPr>
-            <w:r/>
-            <w:r>
-              <w:rPr>
-                <w:rFonts w:ascii="Aptos" w:hAnsi="Aptos"/>
-                <w:b w:val="0"/>
-                <w:sz w:val="16"/>
-              </w:rPr>
+            <w:r>
               <w:t>TypeScript/Node.js</w:t>
             </w:r>
           </w:p>
@@ -4763,13 +3671,7 @@
             <w:pPr>
               <w:spacing w:after="0"/>
             </w:pPr>
-            <w:r/>
-            <w:r>
-              <w:rPr>
-                <w:rFonts w:ascii="Aptos" w:hAnsi="Aptos"/>
-                <w:b w:val="0"/>
-                <w:sz w:val="16"/>
-              </w:rPr>
+            <w:r>
               <w:t>financial-engine</w:t>
             </w:r>
           </w:p>
@@ -4783,13 +3685,7 @@
             <w:pPr>
               <w:spacing w:after="0"/>
             </w:pPr>
-            <w:r/>
-            <w:r>
-              <w:rPr>
-                <w:rFonts w:ascii="Aptos" w:hAnsi="Aptos"/>
-                <w:b w:val="0"/>
-                <w:sz w:val="16"/>
-              </w:rPr>
+            <w:r>
               <w:t>Budgets, cash flow, goals, debt, FI, simulations</w:t>
             </w:r>
           </w:p>
@@ -4803,13 +3699,7 @@
             <w:pPr>
               <w:spacing w:after="0"/>
             </w:pPr>
-            <w:r/>
-            <w:r>
-              <w:rPr>
-                <w:rFonts w:ascii="Aptos" w:hAnsi="Aptos"/>
-                <w:b w:val="0"/>
-                <w:sz w:val="16"/>
-              </w:rPr>
+            <w:r>
               <w:t>No / derived</w:t>
             </w:r>
           </w:p>
@@ -4823,13 +3713,7 @@
             <w:pPr>
               <w:spacing w:after="0"/>
             </w:pPr>
-            <w:r/>
-            <w:r>
-              <w:rPr>
-                <w:rFonts w:ascii="Aptos" w:hAnsi="Aptos"/>
-                <w:b w:val="0"/>
-                <w:sz w:val="16"/>
-              </w:rPr>
+            <w:r>
               <w:t>Deterministic calculations</w:t>
             </w:r>
           </w:p>
@@ -4845,13 +3729,7 @@
             <w:pPr>
               <w:spacing w:after="0"/>
             </w:pPr>
-            <w:r/>
-            <w:r>
-              <w:rPr>
-                <w:rFonts w:ascii="Aptos" w:hAnsi="Aptos"/>
-                <w:b w:val="0"/>
-                <w:sz w:val="16"/>
-              </w:rPr>
+            <w:r>
               <w:t>ingestion-service</w:t>
             </w:r>
           </w:p>
@@ -4865,13 +3743,7 @@
             <w:pPr>
               <w:spacing w:after="0"/>
             </w:pPr>
-            <w:r/>
-            <w:r>
-              <w:rPr>
-                <w:rFonts w:ascii="Aptos" w:hAnsi="Aptos"/>
-                <w:b w:val="0"/>
-                <w:sz w:val="16"/>
-              </w:rPr>
+            <w:r>
               <w:t>Bank ingestion, file processing, normalization</w:t>
             </w:r>
           </w:p>
@@ -4885,13 +3757,7 @@
             <w:pPr>
               <w:spacing w:after="0"/>
             </w:pPr>
-            <w:r/>
-            <w:r>
-              <w:rPr>
-                <w:rFonts w:ascii="Aptos" w:hAnsi="Aptos"/>
-                <w:b w:val="0"/>
-                <w:sz w:val="16"/>
-              </w:rPr>
+            <w:r>
               <w:t>Queue-based</w:t>
             </w:r>
           </w:p>
@@ -4905,13 +3771,7 @@
             <w:pPr>
               <w:spacing w:after="0"/>
             </w:pPr>
-            <w:r/>
-            <w:r>
-              <w:rPr>
-                <w:rFonts w:ascii="Aptos" w:hAnsi="Aptos"/>
-                <w:b w:val="0"/>
-                <w:sz w:val="16"/>
-              </w:rPr>
+            <w:r>
               <w:t>Idempotent jobs</w:t>
             </w:r>
           </w:p>
@@ -4927,13 +3787,7 @@
             <w:pPr>
               <w:spacing w:after="0"/>
             </w:pPr>
-            <w:r/>
-            <w:r>
-              <w:rPr>
-                <w:rFonts w:ascii="Aptos" w:hAnsi="Aptos"/>
-                <w:b w:val="0"/>
-                <w:sz w:val="16"/>
-              </w:rPr>
+            <w:r>
               <w:t>document-service</w:t>
             </w:r>
           </w:p>
@@ -4947,13 +3801,7 @@
             <w:pPr>
               <w:spacing w:after="0"/>
             </w:pPr>
-            <w:r/>
-            <w:r>
-              <w:rPr>
-                <w:rFonts w:ascii="Aptos" w:hAnsi="Aptos"/>
-                <w:b w:val="0"/>
-                <w:sz w:val="16"/>
-              </w:rPr>
+            <w:r>
               <w:t>PDF/text extraction, OCR fallback, statement parsing</w:t>
             </w:r>
           </w:p>
@@ -4967,13 +3815,7 @@
             <w:pPr>
               <w:spacing w:after="0"/>
             </w:pPr>
-            <w:r/>
-            <w:r>
-              <w:rPr>
-                <w:rFonts w:ascii="Aptos" w:hAnsi="Aptos"/>
-                <w:b w:val="0"/>
-                <w:sz w:val="16"/>
-              </w:rPr>
+            <w:r>
               <w:t>No</w:t>
             </w:r>
           </w:p>
@@ -4987,13 +3829,7 @@
             <w:pPr>
               <w:spacing w:after="0"/>
             </w:pPr>
-            <w:r/>
-            <w:r>
-              <w:rPr>
-                <w:rFonts w:ascii="Aptos" w:hAnsi="Aptos"/>
-                <w:b w:val="0"/>
-                <w:sz w:val="16"/>
-              </w:rPr>
+            <w:r>
               <w:t>Sandboxed processing</w:t>
             </w:r>
           </w:p>
@@ -5009,13 +3845,7 @@
             <w:pPr>
               <w:spacing w:after="0"/>
             </w:pPr>
-            <w:r/>
-            <w:r>
-              <w:rPr>
-                <w:rFonts w:ascii="Aptos" w:hAnsi="Aptos"/>
-                <w:b w:val="0"/>
-                <w:sz w:val="16"/>
-              </w:rPr>
+            <w:r>
               <w:t>reconciliation-service</w:t>
             </w:r>
           </w:p>
@@ -5029,13 +3859,7 @@
             <w:pPr>
               <w:spacing w:after="0"/>
             </w:pPr>
-            <w:r/>
-            <w:r>
-              <w:rPr>
-                <w:rFonts w:ascii="Aptos" w:hAnsi="Aptos"/>
-                <w:b w:val="0"/>
-                <w:sz w:val="16"/>
-              </w:rPr>
+            <w:r>
               <w:t>Match transactions, dedupe, balance checks</w:t>
             </w:r>
           </w:p>
@@ -5049,13 +3873,7 @@
             <w:pPr>
               <w:spacing w:after="0"/>
             </w:pPr>
-            <w:r/>
-            <w:r>
-              <w:rPr>
-                <w:rFonts w:ascii="Aptos" w:hAnsi="Aptos"/>
-                <w:b w:val="0"/>
-                <w:sz w:val="16"/>
-              </w:rPr>
+            <w:r>
               <w:t>No / derived</w:t>
             </w:r>
           </w:p>
@@ -5069,13 +3887,7 @@
             <w:pPr>
               <w:spacing w:after="0"/>
             </w:pPr>
-            <w:r/>
-            <w:r>
-              <w:rPr>
-                <w:rFonts w:ascii="Aptos" w:hAnsi="Aptos"/>
-                <w:b w:val="0"/>
-                <w:sz w:val="16"/>
-              </w:rPr>
+            <w:r>
               <w:t>High auditability</w:t>
             </w:r>
           </w:p>
@@ -5091,13 +3903,7 @@
             <w:pPr>
               <w:spacing w:after="0"/>
             </w:pPr>
-            <w:r/>
-            <w:r>
-              <w:rPr>
-                <w:rFonts w:ascii="Aptos" w:hAnsi="Aptos"/>
-                <w:b w:val="0"/>
-                <w:sz w:val="16"/>
-              </w:rPr>
+            <w:r>
               <w:t>ai-orchestrator</w:t>
             </w:r>
           </w:p>
@@ -5111,13 +3917,7 @@
             <w:pPr>
               <w:spacing w:after="0"/>
             </w:pPr>
-            <w:r/>
-            <w:r>
-              <w:rPr>
-                <w:rFonts w:ascii="Aptos" w:hAnsi="Aptos"/>
-                <w:b w:val="0"/>
-                <w:sz w:val="16"/>
-              </w:rPr>
+            <w:r>
               <w:t>Intent, tool selection, prompt/context assembly</w:t>
             </w:r>
           </w:p>
@@ -5131,13 +3931,7 @@
             <w:pPr>
               <w:spacing w:after="0"/>
             </w:pPr>
-            <w:r/>
-            <w:r>
-              <w:rPr>
-                <w:rFonts w:ascii="Aptos" w:hAnsi="Aptos"/>
-                <w:b w:val="0"/>
-                <w:sz w:val="16"/>
-              </w:rPr>
+            <w:r>
               <w:t>No</w:t>
             </w:r>
           </w:p>
@@ -5151,13 +3945,7 @@
             <w:pPr>
               <w:spacing w:after="0"/>
             </w:pPr>
-            <w:r/>
-            <w:r>
-              <w:rPr>
-                <w:rFonts w:ascii="Aptos" w:hAnsi="Aptos"/>
-                <w:b w:val="0"/>
-                <w:sz w:val="16"/>
-              </w:rPr>
+            <w:r>
               <w:t>No raw SQL access</w:t>
             </w:r>
           </w:p>
@@ -5173,13 +3961,7 @@
             <w:pPr>
               <w:spacing w:after="0"/>
             </w:pPr>
-            <w:r/>
-            <w:r>
-              <w:rPr>
-                <w:rFonts w:ascii="Aptos" w:hAnsi="Aptos"/>
-                <w:b w:val="0"/>
-                <w:sz w:val="16"/>
-              </w:rPr>
+            <w:r>
               <w:t>research-service</w:t>
             </w:r>
           </w:p>
@@ -5193,13 +3975,7 @@
             <w:pPr>
               <w:spacing w:after="0"/>
             </w:pPr>
-            <w:r/>
-            <w:r>
-              <w:rPr>
-                <w:rFonts w:ascii="Aptos" w:hAnsi="Aptos"/>
-                <w:b w:val="0"/>
-                <w:sz w:val="16"/>
-              </w:rPr>
+            <w:r>
               <w:t>Current source retrieval, source scoring, evidence capture</w:t>
             </w:r>
           </w:p>
@@ -5213,13 +3989,7 @@
             <w:pPr>
               <w:spacing w:after="0"/>
             </w:pPr>
-            <w:r/>
-            <w:r>
-              <w:rPr>
-                <w:rFonts w:ascii="Aptos" w:hAnsi="Aptos"/>
-                <w:b w:val="0"/>
-                <w:sz w:val="16"/>
-              </w:rPr>
+            <w:r>
               <w:t>Cache</w:t>
             </w:r>
           </w:p>
@@ -5233,13 +4003,7 @@
             <w:pPr>
               <w:spacing w:after="0"/>
             </w:pPr>
-            <w:r/>
-            <w:r>
-              <w:rPr>
-                <w:rFonts w:ascii="Aptos" w:hAnsi="Aptos"/>
-                <w:b w:val="0"/>
-                <w:sz w:val="16"/>
-              </w:rPr>
+            <w:r>
               <w:t>Can use public internet</w:t>
             </w:r>
           </w:p>
@@ -5255,13 +4019,7 @@
             <w:pPr>
               <w:spacing w:after="0"/>
             </w:pPr>
-            <w:r/>
-            <w:r>
-              <w:rPr>
-                <w:rFonts w:ascii="Aptos" w:hAnsi="Aptos"/>
-                <w:b w:val="0"/>
-                <w:sz w:val="16"/>
-              </w:rPr>
+            <w:r>
               <w:t>validation-service</w:t>
             </w:r>
           </w:p>
@@ -5275,13 +4033,7 @@
             <w:pPr>
               <w:spacing w:after="0"/>
             </w:pPr>
-            <w:r/>
-            <w:r>
-              <w:rPr>
-                <w:rFonts w:ascii="Aptos" w:hAnsi="Aptos"/>
-                <w:b w:val="0"/>
-                <w:sz w:val="16"/>
-              </w:rPr>
+            <w:r>
               <w:t>Adversarial recommendation review</w:t>
             </w:r>
           </w:p>
@@ -5295,13 +4047,7 @@
             <w:pPr>
               <w:spacing w:after="0"/>
             </w:pPr>
-            <w:r/>
-            <w:r>
-              <w:rPr>
-                <w:rFonts w:ascii="Aptos" w:hAnsi="Aptos"/>
-                <w:b w:val="0"/>
-                <w:sz w:val="16"/>
-              </w:rPr>
+            <w:r>
               <w:t>No</w:t>
             </w:r>
           </w:p>
@@ -5315,13 +4061,7 @@
             <w:pPr>
               <w:spacing w:after="0"/>
             </w:pPr>
-            <w:r/>
-            <w:r>
-              <w:rPr>
-                <w:rFonts w:ascii="Aptos" w:hAnsi="Aptos"/>
-                <w:b w:val="0"/>
-                <w:sz w:val="16"/>
-              </w:rPr>
+            <w:r>
               <w:t>Independent policy/rules checks</w:t>
             </w:r>
           </w:p>
@@ -5337,13 +4077,7 @@
             <w:pPr>
               <w:spacing w:after="0"/>
             </w:pPr>
-            <w:r/>
-            <w:r>
-              <w:rPr>
-                <w:rFonts w:ascii="Aptos" w:hAnsi="Aptos"/>
-                <w:b w:val="0"/>
-                <w:sz w:val="16"/>
-              </w:rPr>
+            <w:r>
               <w:t>privacy-gateway</w:t>
             </w:r>
           </w:p>
@@ -5357,13 +4091,7 @@
             <w:pPr>
               <w:spacing w:after="0"/>
             </w:pPr>
-            <w:r/>
-            <w:r>
-              <w:rPr>
-                <w:rFonts w:ascii="Aptos" w:hAnsi="Aptos"/>
-                <w:b w:val="0"/>
-                <w:sz w:val="16"/>
-              </w:rPr>
+            <w:r>
               <w:t>PII minimization, redaction, outbound policy</w:t>
             </w:r>
           </w:p>
@@ -5377,13 +4105,7 @@
             <w:pPr>
               <w:spacing w:after="0"/>
             </w:pPr>
-            <w:r/>
-            <w:r>
-              <w:rPr>
-                <w:rFonts w:ascii="Aptos" w:hAnsi="Aptos"/>
-                <w:b w:val="0"/>
-                <w:sz w:val="16"/>
-              </w:rPr>
+            <w:r>
               <w:t>No</w:t>
             </w:r>
           </w:p>
@@ -5397,13 +4119,7 @@
             <w:pPr>
               <w:spacing w:after="0"/>
             </w:pPr>
-            <w:r/>
-            <w:r>
-              <w:rPr>
-                <w:rFonts w:ascii="Aptos" w:hAnsi="Aptos"/>
-                <w:b w:val="0"/>
-                <w:sz w:val="16"/>
-              </w:rPr>
+            <w:r>
               <w:t>All external LLM traffic passes here</w:t>
             </w:r>
           </w:p>
@@ -5419,13 +4135,7 @@
             <w:pPr>
               <w:spacing w:after="0"/>
             </w:pPr>
-            <w:r/>
-            <w:r>
-              <w:rPr>
-                <w:rFonts w:ascii="Aptos" w:hAnsi="Aptos"/>
-                <w:b w:val="0"/>
-                <w:sz w:val="16"/>
-              </w:rPr>
+            <w:r>
               <w:t>scheduler</w:t>
             </w:r>
           </w:p>
@@ -5439,14 +4149,8 @@
             <w:pPr>
               <w:spacing w:after="0"/>
             </w:pPr>
-            <w:r/>
-            <w:r>
-              <w:rPr>
-                <w:rFonts w:ascii="Aptos" w:hAnsi="Aptos"/>
-                <w:b w:val="0"/>
-                <w:sz w:val="16"/>
-              </w:rPr>
-              <w:t>Recurring syncs, monthly review, alerts</w:t>
+            <w:r>
+              <w:t>Import processing, monthly review, alerts</w:t>
             </w:r>
           </w:p>
         </w:tc>
@@ -5459,13 +4163,7 @@
             <w:pPr>
               <w:spacing w:after="0"/>
             </w:pPr>
-            <w:r/>
-            <w:r>
-              <w:rPr>
-                <w:rFonts w:ascii="Aptos" w:hAnsi="Aptos"/>
-                <w:b w:val="0"/>
-                <w:sz w:val="16"/>
-              </w:rPr>
+            <w:r>
               <w:t>No</w:t>
             </w:r>
           </w:p>
@@ -5479,13 +4177,7 @@
             <w:pPr>
               <w:spacing w:after="0"/>
             </w:pPr>
-            <w:r/>
-            <w:r>
-              <w:rPr>
-                <w:rFonts w:ascii="Aptos" w:hAnsi="Aptos"/>
-                <w:b w:val="0"/>
-                <w:sz w:val="16"/>
-              </w:rPr>
+            <w:r>
               <w:t>Cron/workflow engine</w:t>
             </w:r>
           </w:p>
@@ -5501,13 +4193,7 @@
             <w:pPr>
               <w:spacing w:after="0"/>
             </w:pPr>
-            <w:r/>
-            <w:r>
-              <w:rPr>
-                <w:rFonts w:ascii="Aptos" w:hAnsi="Aptos"/>
-                <w:b w:val="0"/>
-                <w:sz w:val="16"/>
-              </w:rPr>
+            <w:r>
               <w:t>worker</w:t>
             </w:r>
           </w:p>
@@ -5521,14 +4207,8 @@
             <w:pPr>
               <w:spacing w:after="0"/>
             </w:pPr>
-            <w:r/>
-            <w:r>
-              <w:rPr>
-                <w:rFonts w:ascii="Aptos" w:hAnsi="Aptos"/>
-                <w:b w:val="0"/>
-                <w:sz w:val="16"/>
-              </w:rPr>
-              <w:t>Async jobs and retries</w:t>
+            <w:r>
+              <w:t>Async import jobs and retries</w:t>
             </w:r>
           </w:p>
         </w:tc>
@@ -5541,13 +4221,7 @@
             <w:pPr>
               <w:spacing w:after="0"/>
             </w:pPr>
-            <w:r/>
-            <w:r>
-              <w:rPr>
-                <w:rFonts w:ascii="Aptos" w:hAnsi="Aptos"/>
-                <w:b w:val="0"/>
-                <w:sz w:val="16"/>
-              </w:rPr>
+            <w:r>
               <w:t>No</w:t>
             </w:r>
           </w:p>
@@ -5561,13 +4235,7 @@
             <w:pPr>
               <w:spacing w:after="0"/>
             </w:pPr>
-            <w:r/>
-            <w:r>
-              <w:rPr>
-                <w:rFonts w:ascii="Aptos" w:hAnsi="Aptos"/>
-                <w:b w:val="0"/>
-                <w:sz w:val="16"/>
-              </w:rPr>
+            <w:r>
               <w:t>Redis-backed or workflow engine</w:t>
             </w:r>
           </w:p>
@@ -5583,13 +4251,7 @@
             <w:pPr>
               <w:spacing w:after="0"/>
             </w:pPr>
-            <w:r/>
-            <w:r>
-              <w:rPr>
-                <w:rFonts w:ascii="Aptos" w:hAnsi="Aptos"/>
-                <w:b w:val="0"/>
-                <w:sz w:val="16"/>
-              </w:rPr>
+            <w:r>
               <w:t>postgres</w:t>
             </w:r>
           </w:p>
@@ -5603,13 +4265,7 @@
             <w:pPr>
               <w:spacing w:after="0"/>
             </w:pPr>
-            <w:r/>
-            <w:r>
-              <w:rPr>
-                <w:rFonts w:ascii="Aptos" w:hAnsi="Aptos"/>
-                <w:b w:val="0"/>
-                <w:sz w:val="16"/>
-              </w:rPr>
+            <w:r>
               <w:t>Canonical financial data</w:t>
             </w:r>
           </w:p>
@@ -5623,13 +4279,7 @@
             <w:pPr>
               <w:spacing w:after="0"/>
             </w:pPr>
-            <w:r/>
-            <w:r>
-              <w:rPr>
-                <w:rFonts w:ascii="Aptos" w:hAnsi="Aptos"/>
-                <w:b w:val="0"/>
-                <w:sz w:val="16"/>
-              </w:rPr>
+            <w:r>
               <w:t>Yes</w:t>
             </w:r>
           </w:p>
@@ -5643,13 +4293,7 @@
             <w:pPr>
               <w:spacing w:after="0"/>
             </w:pPr>
-            <w:r/>
-            <w:r>
-              <w:rPr>
-                <w:rFonts w:ascii="Aptos" w:hAnsi="Aptos"/>
-                <w:b w:val="0"/>
-                <w:sz w:val="16"/>
-              </w:rPr>
+            <w:r>
               <w:t>Encrypted storage/backup</w:t>
             </w:r>
           </w:p>
@@ -5665,13 +4309,7 @@
             <w:pPr>
               <w:spacing w:after="0"/>
             </w:pPr>
-            <w:r/>
-            <w:r>
-              <w:rPr>
-                <w:rFonts w:ascii="Aptos" w:hAnsi="Aptos"/>
-                <w:b w:val="0"/>
-                <w:sz w:val="16"/>
-              </w:rPr>
+            <w:r>
               <w:t>redis</w:t>
             </w:r>
           </w:p>
@@ -5685,13 +4323,7 @@
             <w:pPr>
               <w:spacing w:after="0"/>
             </w:pPr>
-            <w:r/>
-            <w:r>
-              <w:rPr>
-                <w:rFonts w:ascii="Aptos" w:hAnsi="Aptos"/>
-                <w:b w:val="0"/>
-                <w:sz w:val="16"/>
-              </w:rPr>
+            <w:r>
               <w:t>Queues/cache/rate limits</w:t>
             </w:r>
           </w:p>
@@ -5705,13 +4337,7 @@
             <w:pPr>
               <w:spacing w:after="0"/>
             </w:pPr>
-            <w:r/>
-            <w:r>
-              <w:rPr>
-                <w:rFonts w:ascii="Aptos" w:hAnsi="Aptos"/>
-                <w:b w:val="0"/>
-                <w:sz w:val="16"/>
-              </w:rPr>
+            <w:r>
               <w:t>Yes</w:t>
             </w:r>
           </w:p>
@@ -5725,13 +4351,7 @@
             <w:pPr>
               <w:spacing w:after="0"/>
             </w:pPr>
-            <w:r/>
-            <w:r>
-              <w:rPr>
-                <w:rFonts w:ascii="Aptos" w:hAnsi="Aptos"/>
-                <w:b w:val="0"/>
-                <w:sz w:val="16"/>
-              </w:rPr>
+            <w:r>
               <w:t>Avoid financial system-of-record data here</w:t>
             </w:r>
           </w:p>
@@ -5747,13 +4367,7 @@
             <w:pPr>
               <w:spacing w:after="0"/>
             </w:pPr>
-            <w:r/>
-            <w:r>
-              <w:rPr>
-                <w:rFonts w:ascii="Aptos" w:hAnsi="Aptos"/>
-                <w:b w:val="0"/>
-                <w:sz w:val="16"/>
-              </w:rPr>
+            <w:r>
               <w:t>minio</w:t>
             </w:r>
           </w:p>
@@ -5767,13 +4381,7 @@
             <w:pPr>
               <w:spacing w:after="0"/>
             </w:pPr>
-            <w:r/>
-            <w:r>
-              <w:rPr>
-                <w:rFonts w:ascii="Aptos" w:hAnsi="Aptos"/>
-                <w:b w:val="0"/>
-                <w:sz w:val="16"/>
-              </w:rPr>
+            <w:r>
               <w:t>Encrypted statement/document storage</w:t>
             </w:r>
           </w:p>
@@ -5787,13 +4395,7 @@
             <w:pPr>
               <w:spacing w:after="0"/>
             </w:pPr>
-            <w:r/>
-            <w:r>
-              <w:rPr>
-                <w:rFonts w:ascii="Aptos" w:hAnsi="Aptos"/>
-                <w:b w:val="0"/>
-                <w:sz w:val="16"/>
-              </w:rPr>
+            <w:r>
               <w:t>Yes</w:t>
             </w:r>
           </w:p>
@@ -5807,13 +4409,7 @@
             <w:pPr>
               <w:spacing w:after="0"/>
             </w:pPr>
-            <w:r/>
-            <w:r>
-              <w:rPr>
-                <w:rFonts w:ascii="Aptos" w:hAnsi="Aptos"/>
-                <w:b w:val="0"/>
-                <w:sz w:val="16"/>
-              </w:rPr>
+            <w:r>
               <w:t>S3-compatible object store</w:t>
             </w:r>
           </w:p>
@@ -5829,13 +4425,7 @@
             <w:pPr>
               <w:spacing w:after="0"/>
             </w:pPr>
-            <w:r/>
-            <w:r>
-              <w:rPr>
-                <w:rFonts w:ascii="Aptos" w:hAnsi="Aptos"/>
-                <w:b w:val="0"/>
-                <w:sz w:val="16"/>
-              </w:rPr>
+            <w:r>
               <w:t>keycloak</w:t>
             </w:r>
           </w:p>
@@ -5849,13 +4439,7 @@
             <w:pPr>
               <w:spacing w:after="0"/>
             </w:pPr>
-            <w:r/>
-            <w:r>
-              <w:rPr>
-                <w:rFonts w:ascii="Aptos" w:hAnsi="Aptos"/>
-                <w:b w:val="0"/>
-                <w:sz w:val="16"/>
-              </w:rPr>
+            <w:r>
               <w:t>Household authentication and authorization</w:t>
             </w:r>
           </w:p>
@@ -5869,13 +4453,7 @@
             <w:pPr>
               <w:spacing w:after="0"/>
             </w:pPr>
-            <w:r/>
-            <w:r>
-              <w:rPr>
-                <w:rFonts w:ascii="Aptos" w:hAnsi="Aptos"/>
-                <w:b w:val="0"/>
-                <w:sz w:val="16"/>
-              </w:rPr>
+            <w:r>
               <w:t>Yes</w:t>
             </w:r>
           </w:p>
@@ -5889,13 +4467,7 @@
             <w:pPr>
               <w:spacing w:after="0"/>
             </w:pPr>
-            <w:r/>
-            <w:r>
-              <w:rPr>
-                <w:rFonts w:ascii="Aptos" w:hAnsi="Aptos"/>
-                <w:b w:val="0"/>
-                <w:sz w:val="16"/>
-              </w:rPr>
+            <w:r>
               <w:t>OIDC; can be replaced later</w:t>
             </w:r>
           </w:p>
@@ -5911,13 +4483,7 @@
             <w:pPr>
               <w:spacing w:after="0"/>
             </w:pPr>
-            <w:r/>
-            <w:r>
-              <w:rPr>
-                <w:rFonts w:ascii="Aptos" w:hAnsi="Aptos"/>
-                <w:b w:val="0"/>
-                <w:sz w:val="16"/>
-              </w:rPr>
+            <w:r>
               <w:t>observability</w:t>
             </w:r>
           </w:p>
@@ -5931,13 +4497,7 @@
             <w:pPr>
               <w:spacing w:after="0"/>
             </w:pPr>
-            <w:r/>
-            <w:r>
-              <w:rPr>
-                <w:rFonts w:ascii="Aptos" w:hAnsi="Aptos"/>
-                <w:b w:val="0"/>
-                <w:sz w:val="16"/>
-              </w:rPr>
+            <w:r>
               <w:t>Logs, traces, metrics</w:t>
             </w:r>
           </w:p>
@@ -5951,13 +4511,7 @@
             <w:pPr>
               <w:spacing w:after="0"/>
             </w:pPr>
-            <w:r/>
-            <w:r>
-              <w:rPr>
-                <w:rFonts w:ascii="Aptos" w:hAnsi="Aptos"/>
-                <w:b w:val="0"/>
-                <w:sz w:val="16"/>
-              </w:rPr>
+            <w:r>
               <w:t>Optional</w:t>
             </w:r>
           </w:p>
@@ -5971,13 +4525,7 @@
             <w:pPr>
               <w:spacing w:after="0"/>
             </w:pPr>
-            <w:r/>
-            <w:r>
-              <w:rPr>
-                <w:rFonts w:ascii="Aptos" w:hAnsi="Aptos"/>
-                <w:b w:val="0"/>
-                <w:sz w:val="16"/>
-              </w:rPr>
+            <w:r>
               <w:t>OpenTelemetry + Grafana/Loki/Prometheus</w:t>
             </w:r>
           </w:p>
@@ -6003,96 +4551,26 @@
         <w:ind w:left="216"/>
       </w:pPr>
       <w:r>
-        <w:rPr>
-          <w:rFonts w:ascii="Consolas" w:hAnsi="Consolas"/>
-          <w:sz w:val="15"/>
-        </w:rPr>
-        <w:t>BANK SYNC</w:t>
+        <w:t>CSV/PDF IMPORT</w:t>
         <w:br/>
-      </w:r>
-      <w:r>
-        <w:rPr>
-          <w:rFonts w:ascii="Consolas" w:hAnsi="Consolas"/>
-          <w:sz w:val="15"/>
-        </w:rPr>
-        <w:t>Bank Provider → Ingestion Job → Raw Snapshot → Normalize → Reconcile → Validate →</w:t>
+        <w:t>User Upload → File Check → Extract → Normalize → Reconcile → Validate →</w:t>
         <w:br/>
-      </w:r>
-      <w:r>
-        <w:rPr>
-          <w:rFonts w:ascii="Consolas" w:hAnsi="Consolas"/>
-          <w:sz w:val="15"/>
-        </w:rPr>
-        <w:t>Canonical Transactions → Financial Snapshot → Budget/Goal/Alert Recalculation</w:t>
+        <w:t>Canonical Financial Data → Financial Snapshot → Budget/Goal/Alert Recalculation</w:t>
         <w:br/>
-      </w:r>
-      <w:r>
-        <w:rPr>
-          <w:rFonts w:ascii="Consolas" w:hAnsi="Consolas"/>
-          <w:sz w:val="15"/>
-        </w:rPr>
         <w:br/>
-      </w:r>
-      <w:r>
-        <w:rPr>
-          <w:rFonts w:ascii="Consolas" w:hAnsi="Consolas"/>
-          <w:sz w:val="15"/>
-        </w:rPr>
         <w:t>STATEMENT UPLOAD</w:t>
         <w:br/>
-      </w:r>
-      <w:r>
-        <w:rPr>
-          <w:rFonts w:ascii="Consolas" w:hAnsi="Consolas"/>
-          <w:sz w:val="15"/>
-        </w:rPr>
         <w:t>Upload → Malware/File Check → Text/Table Extraction → OCR Fallback if needed →</w:t>
         <w:br/>
-      </w:r>
-      <w:r>
-        <w:rPr>
-          <w:rFonts w:ascii="Consolas" w:hAnsi="Consolas"/>
-          <w:sz w:val="15"/>
-        </w:rPr>
         <w:t>Statement Parser → Transaction Candidates → Reconcile → Review Queue or Auto-Post</w:t>
         <w:br/>
-      </w:r>
-      <w:r>
-        <w:rPr>
-          <w:rFonts w:ascii="Consolas" w:hAnsi="Consolas"/>
-          <w:sz w:val="15"/>
-        </w:rPr>
         <w:br/>
-      </w:r>
-      <w:r>
-        <w:rPr>
-          <w:rFonts w:ascii="Consolas" w:hAnsi="Consolas"/>
-          <w:sz w:val="15"/>
-        </w:rPr>
         <w:t>AI REQUEST</w:t>
         <w:br/>
-      </w:r>
-      <w:r>
-        <w:rPr>
-          <w:rFonts w:ascii="Consolas" w:hAnsi="Consolas"/>
-          <w:sz w:val="15"/>
-        </w:rPr>
         <w:t>User Question → Intent Classification → Tool Plan → Private Financial Context →</w:t>
         <w:br/>
-      </w:r>
-      <w:r>
-        <w:rPr>
-          <w:rFonts w:ascii="Consolas" w:hAnsi="Consolas"/>
-          <w:sz w:val="15"/>
-        </w:rPr>
         <w:t>Deterministic Calculation → Research (when required) → Validation →</w:t>
         <w:br/>
-      </w:r>
-      <w:r>
-        <w:rPr>
-          <w:rFonts w:ascii="Consolas" w:hAnsi="Consolas"/>
-          <w:sz w:val="15"/>
-        </w:rPr>
         <w:t>Sanitized LLM Context → Natural-language Answer → Recommendation Journal</w:t>
         <w:br/>
       </w:r>
@@ -6344,13 +4822,7 @@
             <w:pPr>
               <w:spacing w:after="0"/>
             </w:pPr>
-            <w:r/>
-            <w:r>
-              <w:rPr>
-                <w:rFonts w:ascii="Aptos" w:hAnsi="Aptos"/>
-                <w:b/>
-                <w:sz w:val="17"/>
-              </w:rPr>
+            <w:r>
               <w:t>Entity</w:t>
             </w:r>
           </w:p>
@@ -6365,13 +4837,7 @@
             <w:pPr>
               <w:spacing w:after="0"/>
             </w:pPr>
-            <w:r/>
-            <w:r>
-              <w:rPr>
-                <w:rFonts w:ascii="Aptos" w:hAnsi="Aptos"/>
-                <w:b/>
-                <w:sz w:val="17"/>
-              </w:rPr>
+            <w:r>
               <w:t>Purpose</w:t>
             </w:r>
           </w:p>
@@ -6387,13 +4853,7 @@
             <w:pPr>
               <w:spacing w:after="0"/>
             </w:pPr>
-            <w:r/>
-            <w:r>
-              <w:rPr>
-                <w:rFonts w:ascii="Aptos" w:hAnsi="Aptos"/>
-                <w:b w:val="0"/>
-                <w:sz w:val="16"/>
-              </w:rPr>
+            <w:r>
               <w:t>Household</w:t>
             </w:r>
           </w:p>
@@ -6407,13 +4867,7 @@
             <w:pPr>
               <w:spacing w:after="0"/>
             </w:pPr>
-            <w:r/>
-            <w:r>
-              <w:rPr>
-                <w:rFonts w:ascii="Aptos" w:hAnsi="Aptos"/>
-                <w:b w:val="0"/>
-                <w:sz w:val="16"/>
-              </w:rPr>
+            <w:r>
               <w:t>Top-level tenant/security boundary; shared policy, goals, and household metrics.</w:t>
             </w:r>
           </w:p>
@@ -6429,13 +4883,7 @@
             <w:pPr>
               <w:spacing w:after="0"/>
             </w:pPr>
-            <w:r/>
-            <w:r>
-              <w:rPr>
-                <w:rFonts w:ascii="Aptos" w:hAnsi="Aptos"/>
-                <w:b w:val="0"/>
-                <w:sz w:val="16"/>
-              </w:rPr>
+            <w:r>
               <w:t>HouseholdMember</w:t>
             </w:r>
           </w:p>
@@ -6449,13 +4897,7 @@
             <w:pPr>
               <w:spacing w:after="0"/>
             </w:pPr>
-            <w:r/>
-            <w:r>
-              <w:rPr>
-                <w:rFonts w:ascii="Aptos" w:hAnsi="Aptos"/>
-                <w:b w:val="0"/>
-                <w:sz w:val="16"/>
-              </w:rPr>
+            <w:r>
               <w:t>User identity with household role, individual visibility, and approval capabilities.</w:t>
             </w:r>
           </w:p>
@@ -6471,13 +4913,7 @@
             <w:pPr>
               <w:spacing w:after="0"/>
             </w:pPr>
-            <w:r/>
-            <w:r>
-              <w:rPr>
-                <w:rFonts w:ascii="Aptos" w:hAnsi="Aptos"/>
-                <w:b w:val="0"/>
-                <w:sz w:val="16"/>
-              </w:rPr>
+            <w:r>
               <w:t>FinancialPolicy</w:t>
             </w:r>
           </w:p>
@@ -6491,13 +4927,7 @@
             <w:pPr>
               <w:spacing w:after="0"/>
             </w:pPr>
-            <w:r/>
-            <w:r>
-              <w:rPr>
-                <w:rFonts w:ascii="Aptos" w:hAnsi="Aptos"/>
-                <w:b w:val="0"/>
-                <w:sz w:val="16"/>
-              </w:rPr>
+            <w:r>
               <w:t>Household-defined rules: emergency target, minimum reserve, spending philosophy, approval thresholds, debt policy.</w:t>
             </w:r>
           </w:p>
@@ -6513,13 +4943,7 @@
             <w:pPr>
               <w:spacing w:after="0"/>
             </w:pPr>
-            <w:r/>
-            <w:r>
-              <w:rPr>
-                <w:rFonts w:ascii="Aptos" w:hAnsi="Aptos"/>
-                <w:b w:val="0"/>
-                <w:sz w:val="16"/>
-              </w:rPr>
+            <w:r>
               <w:t>Account</w:t>
             </w:r>
           </w:p>
@@ -6533,14 +4957,8 @@
             <w:pPr>
               <w:spacing w:after="0"/>
             </w:pPr>
-            <w:r/>
-            <w:r>
-              <w:rPr>
-                <w:rFonts w:ascii="Aptos" w:hAnsi="Aptos"/>
-                <w:b w:val="0"/>
-                <w:sz w:val="16"/>
-              </w:rPr>
-              <w:t>Normalized representation of a bank, card, loan, or investment account; stores provider linkage without retaining provider credentials.</w:t>
+            <w:r>
+              <w:t>Normalized representation of a financial account; stores source/issuer linkage without retaining online institution credentials.</w:t>
             </w:r>
           </w:p>
         </w:tc>
@@ -6555,13 +4973,7 @@
             <w:pPr>
               <w:spacing w:after="0"/>
             </w:pPr>
-            <w:r/>
-            <w:r>
-              <w:rPr>
-                <w:rFonts w:ascii="Aptos" w:hAnsi="Aptos"/>
-                <w:b w:val="0"/>
-                <w:sz w:val="16"/>
-              </w:rPr>
+            <w:r>
               <w:t>Transaction</w:t>
             </w:r>
           </w:p>
@@ -6575,13 +4987,7 @@
             <w:pPr>
               <w:spacing w:after="0"/>
             </w:pPr>
-            <w:r/>
-            <w:r>
-              <w:rPr>
-                <w:rFonts w:ascii="Aptos" w:hAnsi="Aptos"/>
-                <w:b w:val="0"/>
-                <w:sz w:val="16"/>
-              </w:rPr>
+            <w:r>
               <w:t>Canonical financial event with source, merchant, amount, date, category, confidence, reconciliation state, and provenance.</w:t>
             </w:r>
           </w:p>
@@ -6597,13 +5003,7 @@
             <w:pPr>
               <w:spacing w:after="0"/>
             </w:pPr>
-            <w:r/>
-            <w:r>
-              <w:rPr>
-                <w:rFonts w:ascii="Aptos" w:hAnsi="Aptos"/>
-                <w:b w:val="0"/>
-                <w:sz w:val="16"/>
-              </w:rPr>
+            <w:r>
               <w:t>Statement</w:t>
             </w:r>
           </w:p>
@@ -6617,13 +5017,7 @@
             <w:pPr>
               <w:spacing w:after="0"/>
             </w:pPr>
-            <w:r/>
-            <w:r>
-              <w:rPr>
-                <w:rFonts w:ascii="Aptos" w:hAnsi="Aptos"/>
-                <w:b w:val="0"/>
-                <w:sz w:val="16"/>
-              </w:rPr>
+            <w:r>
               <w:t>Original financial document plus parsed metadata, processing state, checksum, and source account.</w:t>
             </w:r>
           </w:p>
@@ -6639,13 +5033,7 @@
             <w:pPr>
               <w:spacing w:after="0"/>
             </w:pPr>
-            <w:r/>
-            <w:r>
-              <w:rPr>
-                <w:rFonts w:ascii="Aptos" w:hAnsi="Aptos"/>
-                <w:b w:val="0"/>
-                <w:sz w:val="16"/>
-              </w:rPr>
+            <w:r>
               <w:t>Budget</w:t>
             </w:r>
           </w:p>
@@ -6659,13 +5047,7 @@
             <w:pPr>
               <w:spacing w:after="0"/>
             </w:pPr>
-            <w:r/>
-            <w:r>
-              <w:rPr>
-                <w:rFonts w:ascii="Aptos" w:hAnsi="Aptos"/>
-                <w:b w:val="0"/>
-                <w:sz w:val="16"/>
-              </w:rPr>
+            <w:r>
               <w:t>Period-based plan by category/goal with planned, actual, forecast, and variance values.</w:t>
             </w:r>
           </w:p>
@@ -6681,13 +5063,7 @@
             <w:pPr>
               <w:spacing w:after="0"/>
             </w:pPr>
-            <w:r/>
-            <w:r>
-              <w:rPr>
-                <w:rFonts w:ascii="Aptos" w:hAnsi="Aptos"/>
-                <w:b w:val="0"/>
-                <w:sz w:val="16"/>
-              </w:rPr>
+            <w:r>
               <w:t>Goal</w:t>
             </w:r>
           </w:p>
@@ -6701,13 +5077,7 @@
             <w:pPr>
               <w:spacing w:after="0"/>
             </w:pPr>
-            <w:r/>
-            <w:r>
-              <w:rPr>
-                <w:rFonts w:ascii="Aptos" w:hAnsi="Aptos"/>
-                <w:b w:val="0"/>
-                <w:sz w:val="16"/>
-              </w:rPr>
+            <w:r>
               <w:t>Financial objective with target, current funding, priority, target date, and strategy.</w:t>
             </w:r>
           </w:p>
@@ -6723,13 +5093,7 @@
             <w:pPr>
               <w:spacing w:after="0"/>
             </w:pPr>
-            <w:r/>
-            <w:r>
-              <w:rPr>
-                <w:rFonts w:ascii="Aptos" w:hAnsi="Aptos"/>
-                <w:b w:val="0"/>
-                <w:sz w:val="16"/>
-              </w:rPr>
+            <w:r>
               <w:t>FinancialSnapshot</w:t>
             </w:r>
           </w:p>
@@ -6743,13 +5107,7 @@
             <w:pPr>
               <w:spacing w:after="0"/>
             </w:pPr>
-            <w:r/>
-            <w:r>
-              <w:rPr>
-                <w:rFonts w:ascii="Aptos" w:hAnsi="Aptos"/>
-                <w:b w:val="0"/>
-                <w:sz w:val="16"/>
-              </w:rPr>
+            <w:r>
               <w:t>Point-in-time computed household state used by the AI context layer.</w:t>
             </w:r>
           </w:p>
@@ -6765,13 +5123,7 @@
             <w:pPr>
               <w:spacing w:after="0"/>
             </w:pPr>
-            <w:r/>
-            <w:r>
-              <w:rPr>
-                <w:rFonts w:ascii="Aptos" w:hAnsi="Aptos"/>
-                <w:b w:val="0"/>
-                <w:sz w:val="16"/>
-              </w:rPr>
+            <w:r>
               <w:t>Scenario</w:t>
             </w:r>
           </w:p>
@@ -6785,13 +5137,7 @@
             <w:pPr>
               <w:spacing w:after="0"/>
             </w:pPr>
-            <w:r/>
-            <w:r>
-              <w:rPr>
-                <w:rFonts w:ascii="Aptos" w:hAnsi="Aptos"/>
-                <w:b w:val="0"/>
-                <w:sz w:val="16"/>
-              </w:rPr>
+            <w:r>
               <w:t>What-if model with inputs, outputs, assumptions, and expiration/version.</w:t>
             </w:r>
           </w:p>
@@ -6807,13 +5153,7 @@
             <w:pPr>
               <w:spacing w:after="0"/>
             </w:pPr>
-            <w:r/>
-            <w:r>
-              <w:rPr>
-                <w:rFonts w:ascii="Aptos" w:hAnsi="Aptos"/>
-                <w:b w:val="0"/>
-                <w:sz w:val="16"/>
-              </w:rPr>
+            <w:r>
               <w:t>Recommendation</w:t>
             </w:r>
           </w:p>
@@ -6827,13 +5167,7 @@
             <w:pPr>
               <w:spacing w:after="0"/>
             </w:pPr>
-            <w:r/>
-            <w:r>
-              <w:rPr>
-                <w:rFonts w:ascii="Aptos" w:hAnsi="Aptos"/>
-                <w:b w:val="0"/>
-                <w:sz w:val="16"/>
-              </w:rPr>
+            <w:r>
               <w:t>Action-oriented result with rationale, alternatives, evidence, confidence, validation, and approval state.</w:t>
             </w:r>
           </w:p>
@@ -6849,13 +5183,7 @@
             <w:pPr>
               <w:spacing w:after="0"/>
             </w:pPr>
-            <w:r/>
-            <w:r>
-              <w:rPr>
-                <w:rFonts w:ascii="Aptos" w:hAnsi="Aptos"/>
-                <w:b w:val="0"/>
-                <w:sz w:val="16"/>
-              </w:rPr>
+            <w:r>
               <w:t>EvidenceSource</w:t>
             </w:r>
           </w:p>
@@ -6869,13 +5197,7 @@
             <w:pPr>
               <w:spacing w:after="0"/>
             </w:pPr>
-            <w:r/>
-            <w:r>
-              <w:rPr>
-                <w:rFonts w:ascii="Aptos" w:hAnsi="Aptos"/>
-                <w:b w:val="0"/>
-                <w:sz w:val="16"/>
-              </w:rPr>
+            <w:r>
               <w:t>Authoritative or secondary research source with URI, retrieval date, source type, claim mapping, and freshness.</w:t>
             </w:r>
           </w:p>
@@ -6891,13 +5213,7 @@
             <w:pPr>
               <w:spacing w:after="0"/>
             </w:pPr>
-            <w:r/>
-            <w:r>
-              <w:rPr>
-                <w:rFonts w:ascii="Aptos" w:hAnsi="Aptos"/>
-                <w:b w:val="0"/>
-                <w:sz w:val="16"/>
-              </w:rPr>
+            <w:r>
               <w:t>ValidationResult</w:t>
             </w:r>
           </w:p>
@@ -6911,13 +5227,7 @@
             <w:pPr>
               <w:spacing w:after="0"/>
             </w:pPr>
-            <w:r/>
-            <w:r>
-              <w:rPr>
-                <w:rFonts w:ascii="Aptos" w:hAnsi="Aptos"/>
-                <w:b w:val="0"/>
-                <w:sz w:val="16"/>
-              </w:rPr>
+            <w:r>
               <w:t>Independent challenge to a recommendation, including conflicts, assumptions, alternative outcome, and pass/fail.</w:t>
             </w:r>
           </w:p>
@@ -6933,13 +5243,7 @@
             <w:pPr>
               <w:spacing w:after="0"/>
             </w:pPr>
-            <w:r/>
-            <w:r>
-              <w:rPr>
-                <w:rFonts w:ascii="Aptos" w:hAnsi="Aptos"/>
-                <w:b w:val="0"/>
-                <w:sz w:val="16"/>
-              </w:rPr>
+            <w:r>
               <w:t>ReviewItem</w:t>
             </w:r>
           </w:p>
@@ -6953,14 +5257,8 @@
             <w:pPr>
               <w:spacing w:after="0"/>
             </w:pPr>
-            <w:r/>
-            <w:r>
-              <w:rPr>
-                <w:rFonts w:ascii="Aptos" w:hAnsi="Aptos"/>
-                <w:b w:val="0"/>
-                <w:sz w:val="16"/>
-              </w:rPr>
-              <w:t>Human-required exception such as ambiguous transaction, document issue, or stale connection.</w:t>
+            <w:r>
+              <w:t>Human-required exception such as ambiguous transaction, document issue, or stale import.</w:t>
             </w:r>
           </w:p>
         </w:tc>
@@ -6975,13 +5273,7 @@
             <w:pPr>
               <w:spacing w:after="0"/>
             </w:pPr>
-            <w:r/>
-            <w:r>
-              <w:rPr>
-                <w:rFonts w:ascii="Aptos" w:hAnsi="Aptos"/>
-                <w:b w:val="0"/>
-                <w:sz w:val="16"/>
-              </w:rPr>
+            <w:r>
               <w:t>DecisionJournalEntry</w:t>
             </w:r>
           </w:p>
@@ -6995,13 +5287,7 @@
             <w:pPr>
               <w:spacing w:after="0"/>
             </w:pPr>
-            <w:r/>
-            <w:r>
-              <w:rPr>
-                <w:rFonts w:ascii="Aptos" w:hAnsi="Aptos"/>
-                <w:b w:val="0"/>
-                <w:sz w:val="16"/>
-              </w:rPr>
+            <w:r>
               <w:t>Historical record of recommendation, user decision, inputs, and observed outcome.</w:t>
             </w:r>
           </w:p>
@@ -7098,6 +5384,11 @@
       </w:pPr>
       <w:r>
         <w:t>8.1 Common Ingestion Contract</w:t>
+      </w:r>
+    </w:p>
+    <w:p>
+      <w:r>
+        <w:t>Active import scope: bank statements, credit-card statements, loan statements, and utility bills/statements delivered as CSV or PDF. Online institution connectivity is postponed to a future date TBD.</w:t>
       </w:r>
     </w:p>
     <w:tbl>
@@ -7126,13 +5417,7 @@
             <w:pPr>
               <w:spacing w:after="0"/>
             </w:pPr>
-            <w:r/>
-            <w:r>
-              <w:rPr>
-                <w:rFonts w:ascii="Aptos" w:hAnsi="Aptos"/>
-                <w:b/>
-                <w:sz w:val="17"/>
-              </w:rPr>
+            <w:r>
               <w:t>Stage</w:t>
             </w:r>
           </w:p>
@@ -7147,13 +5432,7 @@
             <w:pPr>
               <w:spacing w:after="0"/>
             </w:pPr>
-            <w:r/>
-            <w:r>
-              <w:rPr>
-                <w:rFonts w:ascii="Aptos" w:hAnsi="Aptos"/>
-                <w:b/>
-                <w:sz w:val="17"/>
-              </w:rPr>
+            <w:r>
               <w:t>Output</w:t>
             </w:r>
           </w:p>
@@ -7168,13 +5447,7 @@
             <w:pPr>
               <w:spacing w:after="0"/>
             </w:pPr>
-            <w:r/>
-            <w:r>
-              <w:rPr>
-                <w:rFonts w:ascii="Aptos" w:hAnsi="Aptos"/>
-                <w:b/>
-                <w:sz w:val="17"/>
-              </w:rPr>
+            <w:r>
               <w:t>Failure Behavior</w:t>
             </w:r>
           </w:p>
@@ -7190,13 +5463,7 @@
             <w:pPr>
               <w:spacing w:after="0"/>
             </w:pPr>
-            <w:r/>
-            <w:r>
-              <w:rPr>
-                <w:rFonts w:ascii="Aptos" w:hAnsi="Aptos"/>
-                <w:b w:val="0"/>
-                <w:sz w:val="16"/>
-              </w:rPr>
+            <w:r>
               <w:t>Acquire</w:t>
             </w:r>
           </w:p>
@@ -7210,13 +5477,7 @@
             <w:pPr>
               <w:spacing w:after="0"/>
             </w:pPr>
-            <w:r/>
-            <w:r>
-              <w:rPr>
-                <w:rFonts w:ascii="Aptos" w:hAnsi="Aptos"/>
-                <w:b w:val="0"/>
-                <w:sz w:val="16"/>
-              </w:rPr>
+            <w:r>
               <w:t>Raw source file/API payload</w:t>
             </w:r>
           </w:p>
@@ -7230,13 +5491,7 @@
             <w:pPr>
               <w:spacing w:after="0"/>
             </w:pPr>
-            <w:r/>
-            <w:r>
-              <w:rPr>
-                <w:rFonts w:ascii="Aptos" w:hAnsi="Aptos"/>
-                <w:b w:val="0"/>
-                <w:sz w:val="16"/>
-              </w:rPr>
+            <w:r>
               <w:t>Retry with backoff; preserve original where available</w:t>
             </w:r>
           </w:p>
@@ -7252,13 +5507,7 @@
             <w:pPr>
               <w:spacing w:after="0"/>
             </w:pPr>
-            <w:r/>
-            <w:r>
-              <w:rPr>
-                <w:rFonts w:ascii="Aptos" w:hAnsi="Aptos"/>
-                <w:b w:val="0"/>
-                <w:sz w:val="16"/>
-              </w:rPr>
+            <w:r>
               <w:t>Identify</w:t>
             </w:r>
           </w:p>
@@ -7272,13 +5521,7 @@
             <w:pPr>
               <w:spacing w:after="0"/>
             </w:pPr>
-            <w:r/>
-            <w:r>
-              <w:rPr>
-                <w:rFonts w:ascii="Aptos" w:hAnsi="Aptos"/>
-                <w:b w:val="0"/>
-                <w:sz w:val="16"/>
-              </w:rPr>
+            <w:r>
               <w:t>Institution, account, document period/type</w:t>
             </w:r>
           </w:p>
@@ -7292,13 +5535,7 @@
             <w:pPr>
               <w:spacing w:after="0"/>
             </w:pPr>
-            <w:r/>
-            <w:r>
-              <w:rPr>
-                <w:rFonts w:ascii="Aptos" w:hAnsi="Aptos"/>
-                <w:b w:val="0"/>
-                <w:sz w:val="16"/>
-              </w:rPr>
+            <w:r>
               <w:t>Ask user only when confidence is low</w:t>
             </w:r>
           </w:p>
@@ -7314,13 +5551,7 @@
             <w:pPr>
               <w:spacing w:after="0"/>
             </w:pPr>
-            <w:r/>
-            <w:r>
-              <w:rPr>
-                <w:rFonts w:ascii="Aptos" w:hAnsi="Aptos"/>
-                <w:b w:val="0"/>
-                <w:sz w:val="16"/>
-              </w:rPr>
+            <w:r>
               <w:t>Parse</w:t>
             </w:r>
           </w:p>
@@ -7334,13 +5565,7 @@
             <w:pPr>
               <w:spacing w:after="0"/>
             </w:pPr>
-            <w:r/>
-            <w:r>
-              <w:rPr>
-                <w:rFonts w:ascii="Aptos" w:hAnsi="Aptos"/>
-                <w:b w:val="0"/>
-                <w:sz w:val="16"/>
-              </w:rPr>
+            <w:r>
               <w:t>Structured records</w:t>
             </w:r>
           </w:p>
@@ -7354,13 +5579,7 @@
             <w:pPr>
               <w:spacing w:after="0"/>
             </w:pPr>
-            <w:r/>
-            <w:r>
-              <w:rPr>
-                <w:rFonts w:ascii="Aptos" w:hAnsi="Aptos"/>
-                <w:b w:val="0"/>
-                <w:sz w:val="16"/>
-              </w:rPr>
+            <w:r>
               <w:t>Fallback parser/OCR; otherwise Review Item</w:t>
             </w:r>
           </w:p>
@@ -7376,13 +5595,7 @@
             <w:pPr>
               <w:spacing w:after="0"/>
             </w:pPr>
-            <w:r/>
-            <w:r>
-              <w:rPr>
-                <w:rFonts w:ascii="Aptos" w:hAnsi="Aptos"/>
-                <w:b w:val="0"/>
-                <w:sz w:val="16"/>
-              </w:rPr>
+            <w:r>
               <w:t>Normalize</w:t>
             </w:r>
           </w:p>
@@ -7396,13 +5609,7 @@
             <w:pPr>
               <w:spacing w:after="0"/>
             </w:pPr>
-            <w:r/>
-            <w:r>
-              <w:rPr>
-                <w:rFonts w:ascii="Aptos" w:hAnsi="Aptos"/>
-                <w:b w:val="0"/>
-                <w:sz w:val="16"/>
-              </w:rPr>
+            <w:r>
               <w:t>Canonical transaction/account records</w:t>
             </w:r>
           </w:p>
@@ -7416,13 +5623,7 @@
             <w:pPr>
               <w:spacing w:after="0"/>
             </w:pPr>
-            <w:r/>
-            <w:r>
-              <w:rPr>
-                <w:rFonts w:ascii="Aptos" w:hAnsi="Aptos"/>
-                <w:b w:val="0"/>
-                <w:sz w:val="16"/>
-              </w:rPr>
+            <w:r>
               <w:t>Quarantine invalid records</w:t>
             </w:r>
           </w:p>
@@ -7438,13 +5639,7 @@
             <w:pPr>
               <w:spacing w:after="0"/>
             </w:pPr>
-            <w:r/>
-            <w:r>
-              <w:rPr>
-                <w:rFonts w:ascii="Aptos" w:hAnsi="Aptos"/>
-                <w:b w:val="0"/>
-                <w:sz w:val="16"/>
-              </w:rPr>
+            <w:r>
               <w:t>Reconcile</w:t>
             </w:r>
           </w:p>
@@ -7458,13 +5653,7 @@
             <w:pPr>
               <w:spacing w:after="0"/>
             </w:pPr>
-            <w:r/>
-            <w:r>
-              <w:rPr>
-                <w:rFonts w:ascii="Aptos" w:hAnsi="Aptos"/>
-                <w:b w:val="0"/>
-                <w:sz w:val="16"/>
-              </w:rPr>
+            <w:r>
               <w:t>Links to existing records + duplicate decision</w:t>
             </w:r>
           </w:p>
@@ -7478,13 +5667,7 @@
             <w:pPr>
               <w:spacing w:after="0"/>
             </w:pPr>
-            <w:r/>
-            <w:r>
-              <w:rPr>
-                <w:rFonts w:ascii="Aptos" w:hAnsi="Aptos"/>
-                <w:b w:val="0"/>
-                <w:sz w:val="16"/>
-              </w:rPr>
+            <w:r>
               <w:t>Never double-post silently</w:t>
             </w:r>
           </w:p>
@@ -7500,13 +5683,7 @@
             <w:pPr>
               <w:spacing w:after="0"/>
             </w:pPr>
-            <w:r/>
-            <w:r>
-              <w:rPr>
-                <w:rFonts w:ascii="Aptos" w:hAnsi="Aptos"/>
-                <w:b w:val="0"/>
-                <w:sz w:val="16"/>
-              </w:rPr>
+            <w:r>
               <w:t>Validate</w:t>
             </w:r>
           </w:p>
@@ -7520,13 +5697,7 @@
             <w:pPr>
               <w:spacing w:after="0"/>
             </w:pPr>
-            <w:r/>
-            <w:r>
-              <w:rPr>
-                <w:rFonts w:ascii="Aptos" w:hAnsi="Aptos"/>
-                <w:b w:val="0"/>
-                <w:sz w:val="16"/>
-              </w:rPr>
+            <w:r>
               <w:t>Balance and period checks</w:t>
             </w:r>
           </w:p>
@@ -7540,13 +5711,7 @@
             <w:pPr>
               <w:spacing w:after="0"/>
             </w:pPr>
-            <w:r/>
-            <w:r>
-              <w:rPr>
-                <w:rFonts w:ascii="Aptos" w:hAnsi="Aptos"/>
-                <w:b w:val="0"/>
-                <w:sz w:val="16"/>
-              </w:rPr>
+            <w:r>
               <w:t>Mark source/account as Needs Review</w:t>
             </w:r>
           </w:p>
@@ -7562,13 +5727,7 @@
             <w:pPr>
               <w:spacing w:after="0"/>
             </w:pPr>
-            <w:r/>
-            <w:r>
-              <w:rPr>
-                <w:rFonts w:ascii="Aptos" w:hAnsi="Aptos"/>
-                <w:b w:val="0"/>
-                <w:sz w:val="16"/>
-              </w:rPr>
+            <w:r>
               <w:t>Post</w:t>
             </w:r>
           </w:p>
@@ -7582,13 +5741,7 @@
             <w:pPr>
               <w:spacing w:after="0"/>
             </w:pPr>
-            <w:r/>
-            <w:r>
-              <w:rPr>
-                <w:rFonts w:ascii="Aptos" w:hAnsi="Aptos"/>
-                <w:b w:val="0"/>
-                <w:sz w:val="16"/>
-              </w:rPr>
+            <w:r>
               <w:t>Canonical financial state</w:t>
             </w:r>
           </w:p>
@@ -7602,13 +5755,7 @@
             <w:pPr>
               <w:spacing w:after="0"/>
             </w:pPr>
-            <w:r/>
-            <w:r>
-              <w:rPr>
-                <w:rFonts w:ascii="Aptos" w:hAnsi="Aptos"/>
-                <w:b w:val="0"/>
-                <w:sz w:val="16"/>
-              </w:rPr>
+            <w:r>
               <w:t>Transactional commit; no partial silent updates</w:t>
             </w:r>
           </w:p>
@@ -7624,13 +5771,7 @@
             <w:pPr>
               <w:spacing w:after="0"/>
             </w:pPr>
-            <w:r/>
-            <w:r>
-              <w:rPr>
-                <w:rFonts w:ascii="Aptos" w:hAnsi="Aptos"/>
-                <w:b w:val="0"/>
-                <w:sz w:val="16"/>
-              </w:rPr>
+            <w:r>
               <w:t>Derive</w:t>
             </w:r>
           </w:p>
@@ -7644,13 +5785,7 @@
             <w:pPr>
               <w:spacing w:after="0"/>
             </w:pPr>
-            <w:r/>
-            <w:r>
-              <w:rPr>
-                <w:rFonts w:ascii="Aptos" w:hAnsi="Aptos"/>
-                <w:b w:val="0"/>
-                <w:sz w:val="16"/>
-              </w:rPr>
+            <w:r>
               <w:t>Financial snapshot / budget / goal changes</w:t>
             </w:r>
           </w:p>
@@ -7664,13 +5799,7 @@
             <w:pPr>
               <w:spacing w:after="0"/>
             </w:pPr>
-            <w:r/>
-            <w:r>
-              <w:rPr>
-                <w:rFonts w:ascii="Aptos" w:hAnsi="Aptos"/>
-                <w:b w:val="0"/>
-                <w:sz w:val="16"/>
-              </w:rPr>
+            <w:r>
               <w:t>Recalculate asynchronously and version outputs</w:t>
             </w:r>
           </w:p>
@@ -7686,13 +5815,7 @@
             <w:pPr>
               <w:spacing w:after="0"/>
             </w:pPr>
-            <w:r/>
-            <w:r>
-              <w:rPr>
-                <w:rFonts w:ascii="Aptos" w:hAnsi="Aptos"/>
-                <w:b w:val="0"/>
-                <w:sz w:val="16"/>
-              </w:rPr>
+            <w:r>
               <w:t>Notify</w:t>
             </w:r>
           </w:p>
@@ -7706,13 +5829,7 @@
             <w:pPr>
               <w:spacing w:after="0"/>
             </w:pPr>
-            <w:r/>
-            <w:r>
-              <w:rPr>
-                <w:rFonts w:ascii="Aptos" w:hAnsi="Aptos"/>
-                <w:b w:val="0"/>
-                <w:sz w:val="16"/>
-              </w:rPr>
+            <w:r>
               <w:t>User-facing status</w:t>
             </w:r>
           </w:p>
@@ -7726,13 +5843,7 @@
             <w:pPr>
               <w:spacing w:after="0"/>
             </w:pPr>
-            <w:r/>
-            <w:r>
-              <w:rPr>
-                <w:rFonts w:ascii="Aptos" w:hAnsi="Aptos"/>
-                <w:b w:val="0"/>
-                <w:sz w:val="16"/>
-              </w:rPr>
+            <w:r>
               <w:t>Only notify when action is required or materially useful</w:t>
             </w:r>
           </w:p>
@@ -7749,7 +5860,7 @@
         <w:pStyle w:val="Heading2"/>
       </w:pPr>
       <w:r>
-        <w:t>8.2 Bank Integration Workflow</w:t>
+        <w:t>8.2 CSV/PDF Financial Import Workflow</w:t>
       </w:r>
     </w:p>
     <w:p>
@@ -8084,13 +6195,7 @@
             <w:pPr>
               <w:spacing w:after="0"/>
             </w:pPr>
-            <w:r/>
-            <w:r>
-              <w:rPr>
-                <w:rFonts w:ascii="Aptos" w:hAnsi="Aptos"/>
-                <w:b/>
-                <w:sz w:val="17"/>
-              </w:rPr>
+            <w:r>
               <w:t>Capability</w:t>
             </w:r>
           </w:p>
@@ -8105,13 +6210,7 @@
             <w:pPr>
               <w:spacing w:after="0"/>
             </w:pPr>
-            <w:r/>
-            <w:r>
-              <w:rPr>
-                <w:rFonts w:ascii="Aptos" w:hAnsi="Aptos"/>
-                <w:b/>
-                <w:sz w:val="17"/>
-              </w:rPr>
+            <w:r>
               <w:t>Primary Inputs</w:t>
             </w:r>
           </w:p>
@@ -8126,13 +6225,7 @@
             <w:pPr>
               <w:spacing w:after="0"/>
             </w:pPr>
-            <w:r/>
-            <w:r>
-              <w:rPr>
-                <w:rFonts w:ascii="Aptos" w:hAnsi="Aptos"/>
-                <w:b/>
-                <w:sz w:val="17"/>
-              </w:rPr>
+            <w:r>
               <w:t>Outputs</w:t>
             </w:r>
           </w:p>
@@ -8148,13 +6241,7 @@
             <w:pPr>
               <w:spacing w:after="0"/>
             </w:pPr>
-            <w:r/>
-            <w:r>
-              <w:rPr>
-                <w:rFonts w:ascii="Aptos" w:hAnsi="Aptos"/>
-                <w:b w:val="0"/>
-                <w:sz w:val="16"/>
-              </w:rPr>
+            <w:r>
               <w:t>Monthly budgeting</w:t>
             </w:r>
           </w:p>
@@ -8168,13 +6255,7 @@
             <w:pPr>
               <w:spacing w:after="0"/>
             </w:pPr>
-            <w:r/>
-            <w:r>
-              <w:rPr>
-                <w:rFonts w:ascii="Aptos" w:hAnsi="Aptos"/>
-                <w:b w:val="0"/>
-                <w:sz w:val="16"/>
-              </w:rPr>
+            <w:r>
               <w:t>Income, transactions, recurring items, goals, policy</w:t>
             </w:r>
           </w:p>
@@ -8188,13 +6269,7 @@
             <w:pPr>
               <w:spacing w:after="0"/>
             </w:pPr>
-            <w:r/>
-            <w:r>
-              <w:rPr>
-                <w:rFonts w:ascii="Aptos" w:hAnsi="Aptos"/>
-                <w:b w:val="0"/>
-                <w:sz w:val="16"/>
-              </w:rPr>
+            <w:r>
               <w:t>Budget, variance, forecast, spending alerts</w:t>
             </w:r>
           </w:p>
@@ -8210,13 +6285,7 @@
             <w:pPr>
               <w:spacing w:after="0"/>
             </w:pPr>
-            <w:r/>
-            <w:r>
-              <w:rPr>
-                <w:rFonts w:ascii="Aptos" w:hAnsi="Aptos"/>
-                <w:b w:val="0"/>
-                <w:sz w:val="16"/>
-              </w:rPr>
+            <w:r>
               <w:t>Cash-flow forecasting</w:t>
             </w:r>
           </w:p>
@@ -8230,13 +6299,7 @@
             <w:pPr>
               <w:spacing w:after="0"/>
             </w:pPr>
-            <w:r/>
-            <w:r>
-              <w:rPr>
-                <w:rFonts w:ascii="Aptos" w:hAnsi="Aptos"/>
-                <w:b w:val="0"/>
-                <w:sz w:val="16"/>
-              </w:rPr>
+            <w:r>
               <w:t>Upcoming obligations, historical spend, income schedule</w:t>
             </w:r>
           </w:p>
@@ -8250,13 +6313,7 @@
             <w:pPr>
               <w:spacing w:after="0"/>
             </w:pPr>
-            <w:r/>
-            <w:r>
-              <w:rPr>
-                <w:rFonts w:ascii="Aptos" w:hAnsi="Aptos"/>
-                <w:b w:val="0"/>
-                <w:sz w:val="16"/>
-              </w:rPr>
+            <w:r>
               <w:t>Projected cash balance and free cash flow</w:t>
             </w:r>
           </w:p>
@@ -8272,13 +6329,7 @@
             <w:pPr>
               <w:spacing w:after="0"/>
             </w:pPr>
-            <w:r/>
-            <w:r>
-              <w:rPr>
-                <w:rFonts w:ascii="Aptos" w:hAnsi="Aptos"/>
-                <w:b w:val="0"/>
-                <w:sz w:val="16"/>
-              </w:rPr>
+            <w:r>
               <w:t>Emergency fund</w:t>
             </w:r>
           </w:p>
@@ -8292,13 +6343,7 @@
             <w:pPr>
               <w:spacing w:after="0"/>
             </w:pPr>
-            <w:r/>
-            <w:r>
-              <w:rPr>
-                <w:rFonts w:ascii="Aptos" w:hAnsi="Aptos"/>
-                <w:b w:val="0"/>
-                <w:sz w:val="16"/>
-              </w:rPr>
+            <w:r>
               <w:t>Essential expenses, risk profile, household policy</w:t>
             </w:r>
           </w:p>
@@ -8312,13 +6357,7 @@
             <w:pPr>
               <w:spacing w:after="0"/>
             </w:pPr>
-            <w:r/>
-            <w:r>
-              <w:rPr>
-                <w:rFonts w:ascii="Aptos" w:hAnsi="Aptos"/>
-                <w:b w:val="0"/>
-                <w:sz w:val="16"/>
-              </w:rPr>
+            <w:r>
               <w:t>Target range, current coverage, contribution recommendation</w:t>
             </w:r>
           </w:p>
@@ -8334,13 +6373,7 @@
             <w:pPr>
               <w:spacing w:after="0"/>
             </w:pPr>
-            <w:r/>
-            <w:r>
-              <w:rPr>
-                <w:rFonts w:ascii="Aptos" w:hAnsi="Aptos"/>
-                <w:b w:val="0"/>
-                <w:sz w:val="16"/>
-              </w:rPr>
+            <w:r>
               <w:t>Savings allocation</w:t>
             </w:r>
           </w:p>
@@ -8354,13 +6387,7 @@
             <w:pPr>
               <w:spacing w:after="0"/>
             </w:pPr>
-            <w:r/>
-            <w:r>
-              <w:rPr>
-                <w:rFonts w:ascii="Aptos" w:hAnsi="Aptos"/>
-                <w:b w:val="0"/>
-                <w:sz w:val="16"/>
-              </w:rPr>
+            <w:r>
               <w:t>Cash surplus, goals, priorities, deadlines</w:t>
             </w:r>
           </w:p>
@@ -8374,13 +6401,7 @@
             <w:pPr>
               <w:spacing w:after="0"/>
             </w:pPr>
-            <w:r/>
-            <w:r>
-              <w:rPr>
-                <w:rFonts w:ascii="Aptos" w:hAnsi="Aptos"/>
-                <w:b w:val="0"/>
-                <w:sz w:val="16"/>
-              </w:rPr>
+            <w:r>
               <w:t>Allocation by bucket and trade-off explanation</w:t>
             </w:r>
           </w:p>
@@ -8396,13 +6417,7 @@
             <w:pPr>
               <w:spacing w:after="0"/>
             </w:pPr>
-            <w:r/>
-            <w:r>
-              <w:rPr>
-                <w:rFonts w:ascii="Aptos" w:hAnsi="Aptos"/>
-                <w:b w:val="0"/>
-                <w:sz w:val="16"/>
-              </w:rPr>
+            <w:r>
               <w:t>Debt optimization</w:t>
             </w:r>
           </w:p>
@@ -8416,13 +6431,7 @@
             <w:pPr>
               <w:spacing w:after="0"/>
             </w:pPr>
-            <w:r/>
-            <w:r>
-              <w:rPr>
-                <w:rFonts w:ascii="Aptos" w:hAnsi="Aptos"/>
-                <w:b w:val="0"/>
-                <w:sz w:val="16"/>
-              </w:rPr>
+            <w:r>
               <w:t>Balances, rates, minimums, cash flow</w:t>
             </w:r>
           </w:p>
@@ -8436,13 +6445,7 @@
             <w:pPr>
               <w:spacing w:after="0"/>
             </w:pPr>
-            <w:r/>
-            <w:r>
-              <w:rPr>
-                <w:rFonts w:ascii="Aptos" w:hAnsi="Aptos"/>
-                <w:b w:val="0"/>
-                <w:sz w:val="16"/>
-              </w:rPr>
+            <w:r>
               <w:t>Payment priority and payoff scenarios</w:t>
             </w:r>
           </w:p>
@@ -8458,13 +6461,7 @@
             <w:pPr>
               <w:spacing w:after="0"/>
             </w:pPr>
-            <w:r/>
-            <w:r>
-              <w:rPr>
-                <w:rFonts w:ascii="Aptos" w:hAnsi="Aptos"/>
-                <w:b w:val="0"/>
-                <w:sz w:val="16"/>
-              </w:rPr>
+            <w:r>
               <w:t>Windfall</w:t>
             </w:r>
           </w:p>
@@ -8478,13 +6475,7 @@
             <w:pPr>
               <w:spacing w:after="0"/>
             </w:pPr>
-            <w:r/>
-            <w:r>
-              <w:rPr>
-                <w:rFonts w:ascii="Aptos" w:hAnsi="Aptos"/>
-                <w:b w:val="0"/>
-                <w:sz w:val="16"/>
-              </w:rPr>
+            <w:r>
               <w:t>Amount, tax uncertainty, debt, goals, FI state</w:t>
             </w:r>
           </w:p>
@@ -8498,13 +6489,7 @@
             <w:pPr>
               <w:spacing w:after="0"/>
             </w:pPr>
-            <w:r/>
-            <w:r>
-              <w:rPr>
-                <w:rFonts w:ascii="Aptos" w:hAnsi="Aptos"/>
-                <w:b w:val="0"/>
-                <w:sz w:val="16"/>
-              </w:rPr>
+            <w:r>
               <w:t>Allocation scenarios and recommendation</w:t>
             </w:r>
           </w:p>
@@ -8520,13 +6505,7 @@
             <w:pPr>
               <w:spacing w:after="0"/>
             </w:pPr>
-            <w:r/>
-            <w:r>
-              <w:rPr>
-                <w:rFonts w:ascii="Aptos" w:hAnsi="Aptos"/>
-                <w:b w:val="0"/>
-                <w:sz w:val="16"/>
-              </w:rPr>
+            <w:r>
               <w:t>Surprise expense</w:t>
             </w:r>
           </w:p>
@@ -8540,13 +6519,7 @@
             <w:pPr>
               <w:spacing w:after="0"/>
             </w:pPr>
-            <w:r/>
-            <w:r>
-              <w:rPr>
-                <w:rFonts w:ascii="Aptos" w:hAnsi="Aptos"/>
-                <w:b w:val="0"/>
-                <w:sz w:val="16"/>
-              </w:rPr>
+            <w:r>
               <w:t>Amount, timing, liquidity, goals, credit cost</w:t>
             </w:r>
           </w:p>
@@ -8560,13 +6533,7 @@
             <w:pPr>
               <w:spacing w:after="0"/>
             </w:pPr>
-            <w:r/>
-            <w:r>
-              <w:rPr>
-                <w:rFonts w:ascii="Aptos" w:hAnsi="Aptos"/>
-                <w:b w:val="0"/>
-                <w:sz w:val="16"/>
-              </w:rPr>
+            <w:r>
               <w:t>Funding recommendation and impact</w:t>
             </w:r>
           </w:p>
@@ -8582,13 +6549,7 @@
             <w:pPr>
               <w:spacing w:after="0"/>
             </w:pPr>
-            <w:r/>
-            <w:r>
-              <w:rPr>
-                <w:rFonts w:ascii="Aptos" w:hAnsi="Aptos"/>
-                <w:b w:val="0"/>
-                <w:sz w:val="16"/>
-              </w:rPr>
+            <w:r>
               <w:t>Credit-card optimization</w:t>
             </w:r>
           </w:p>
@@ -8602,13 +6563,7 @@
             <w:pPr>
               <w:spacing w:after="0"/>
             </w:pPr>
-            <w:r/>
-            <w:r>
-              <w:rPr>
-                <w:rFonts w:ascii="Aptos" w:hAnsi="Aptos"/>
-                <w:b w:val="0"/>
-                <w:sz w:val="16"/>
-              </w:rPr>
+            <w:r>
               <w:t>Card terms, rewards, category, balance, fees</w:t>
             </w:r>
           </w:p>
@@ -8622,13 +6577,7 @@
             <w:pPr>
               <w:spacing w:after="0"/>
             </w:pPr>
-            <w:r/>
-            <w:r>
-              <w:rPr>
-                <w:rFonts w:ascii="Aptos" w:hAnsi="Aptos"/>
-                <w:b w:val="0"/>
-                <w:sz w:val="16"/>
-              </w:rPr>
+            <w:r>
               <w:t>Best-card recommendation and caveats</w:t>
             </w:r>
           </w:p>
@@ -8644,13 +6593,7 @@
             <w:pPr>
               <w:spacing w:after="0"/>
             </w:pPr>
-            <w:r/>
-            <w:r>
-              <w:rPr>
-                <w:rFonts w:ascii="Aptos" w:hAnsi="Aptos"/>
-                <w:b w:val="0"/>
-                <w:sz w:val="16"/>
-              </w:rPr>
+            <w:r>
               <w:t>Financial independence</w:t>
             </w:r>
           </w:p>
@@ -8664,13 +6607,7 @@
             <w:pPr>
               <w:spacing w:after="0"/>
             </w:pPr>
-            <w:r/>
-            <w:r>
-              <w:rPr>
-                <w:rFonts w:ascii="Aptos" w:hAnsi="Aptos"/>
-                <w:b w:val="0"/>
-                <w:sz w:val="16"/>
-              </w:rPr>
+            <w:r>
               <w:t>Assets, contributions, spending, inflation, return assumptions</w:t>
             </w:r>
           </w:p>
@@ -8684,13 +6621,7 @@
             <w:pPr>
               <w:spacing w:after="0"/>
             </w:pPr>
-            <w:r/>
-            <w:r>
-              <w:rPr>
-                <w:rFonts w:ascii="Aptos" w:hAnsi="Aptos"/>
-                <w:b w:val="0"/>
-                <w:sz w:val="16"/>
-              </w:rPr>
+            <w:r>
               <w:t>Projection, probability, scenarios</w:t>
             </w:r>
           </w:p>
@@ -8750,13 +6681,7 @@
             <w:pPr>
               <w:spacing w:after="0"/>
             </w:pPr>
-            <w:r/>
-            <w:r>
-              <w:rPr>
-                <w:rFonts w:ascii="Aptos" w:hAnsi="Aptos"/>
-                <w:b/>
-                <w:sz w:val="17"/>
-              </w:rPr>
+            <w:r>
               <w:t>Source Tier</w:t>
             </w:r>
           </w:p>
@@ -8771,13 +6696,7 @@
             <w:pPr>
               <w:spacing w:after="0"/>
             </w:pPr>
-            <w:r/>
-            <w:r>
-              <w:rPr>
-                <w:rFonts w:ascii="Aptos" w:hAnsi="Aptos"/>
-                <w:b/>
-                <w:sz w:val="17"/>
-              </w:rPr>
+            <w:r>
               <w:t>Examples</w:t>
             </w:r>
           </w:p>
@@ -8792,13 +6711,7 @@
             <w:pPr>
               <w:spacing w:after="0"/>
             </w:pPr>
-            <w:r/>
-            <w:r>
-              <w:rPr>
-                <w:rFonts w:ascii="Aptos" w:hAnsi="Aptos"/>
-                <w:b/>
-                <w:sz w:val="17"/>
-              </w:rPr>
+            <w:r>
               <w:t>Use</w:t>
             </w:r>
           </w:p>
@@ -8814,13 +6727,7 @@
             <w:pPr>
               <w:spacing w:after="0"/>
             </w:pPr>
-            <w:r/>
-            <w:r>
-              <w:rPr>
-                <w:rFonts w:ascii="Aptos" w:hAnsi="Aptos"/>
-                <w:b w:val="0"/>
-                <w:sz w:val="16"/>
-              </w:rPr>
+            <w:r>
               <w:t>Tier 1</w:t>
             </w:r>
           </w:p>
@@ -8834,13 +6741,7 @@
             <w:pPr>
               <w:spacing w:after="0"/>
             </w:pPr>
-            <w:r/>
-            <w:r>
-              <w:rPr>
-                <w:rFonts w:ascii="Aptos" w:hAnsi="Aptos"/>
-                <w:b w:val="0"/>
-                <w:sz w:val="16"/>
-              </w:rPr>
+            <w:r>
               <w:t>Government/regulator/official program sources</w:t>
             </w:r>
           </w:p>
@@ -8854,13 +6755,7 @@
             <w:pPr>
               <w:spacing w:after="0"/>
             </w:pPr>
-            <w:r/>
-            <w:r>
-              <w:rPr>
-                <w:rFonts w:ascii="Aptos" w:hAnsi="Aptos"/>
-                <w:b w:val="0"/>
-                <w:sz w:val="16"/>
-              </w:rPr>
+            <w:r>
               <w:t>Rules, tax/benefit guidance, regulatory facts</w:t>
             </w:r>
           </w:p>
@@ -8876,13 +6771,7 @@
             <w:pPr>
               <w:spacing w:after="0"/>
             </w:pPr>
-            <w:r/>
-            <w:r>
-              <w:rPr>
-                <w:rFonts w:ascii="Aptos" w:hAnsi="Aptos"/>
-                <w:b w:val="0"/>
-                <w:sz w:val="16"/>
-              </w:rPr>
+            <w:r>
               <w:t>Tier 2</w:t>
             </w:r>
           </w:p>
@@ -8896,13 +6785,7 @@
             <w:pPr>
               <w:spacing w:after="0"/>
             </w:pPr>
-            <w:r/>
-            <w:r>
-              <w:rPr>
-                <w:rFonts w:ascii="Aptos" w:hAnsi="Aptos"/>
-                <w:b w:val="0"/>
-                <w:sz w:val="16"/>
-              </w:rPr>
+            <w:r>
               <w:t>Primary provider / issuer documentation</w:t>
             </w:r>
           </w:p>
@@ -8916,13 +6799,7 @@
             <w:pPr>
               <w:spacing w:after="0"/>
             </w:pPr>
-            <w:r/>
-            <w:r>
-              <w:rPr>
-                <w:rFonts w:ascii="Aptos" w:hAnsi="Aptos"/>
-                <w:b w:val="0"/>
-                <w:sz w:val="16"/>
-              </w:rPr>
+            <w:r>
               <w:t>Rates, fees, card terms, plan rules, product benefits</w:t>
             </w:r>
           </w:p>
@@ -8938,13 +6815,7 @@
             <w:pPr>
               <w:spacing w:after="0"/>
             </w:pPr>
-            <w:r/>
-            <w:r>
-              <w:rPr>
-                <w:rFonts w:ascii="Aptos" w:hAnsi="Aptos"/>
-                <w:b w:val="0"/>
-                <w:sz w:val="16"/>
-              </w:rPr>
+            <w:r>
               <w:t>Tier 3</w:t>
             </w:r>
           </w:p>
@@ -8958,13 +6829,7 @@
             <w:pPr>
               <w:spacing w:after="0"/>
             </w:pPr>
-            <w:r/>
-            <w:r>
-              <w:rPr>
-                <w:rFonts w:ascii="Aptos" w:hAnsi="Aptos"/>
-                <w:b w:val="0"/>
-                <w:sz w:val="16"/>
-              </w:rPr>
+            <w:r>
               <w:t>Independent research / institutional research</w:t>
             </w:r>
           </w:p>
@@ -8978,13 +6843,7 @@
             <w:pPr>
               <w:spacing w:after="0"/>
             </w:pPr>
-            <w:r/>
-            <w:r>
-              <w:rPr>
-                <w:rFonts w:ascii="Aptos" w:hAnsi="Aptos"/>
-                <w:b w:val="0"/>
-                <w:sz w:val="16"/>
-              </w:rPr>
+            <w:r>
               <w:t>Market/portfolio education, historical evidence, comparisons</w:t>
             </w:r>
           </w:p>
@@ -9000,13 +6859,7 @@
             <w:pPr>
               <w:spacing w:after="0"/>
             </w:pPr>
-            <w:r/>
-            <w:r>
-              <w:rPr>
-                <w:rFonts w:ascii="Aptos" w:hAnsi="Aptos"/>
-                <w:b w:val="0"/>
-                <w:sz w:val="16"/>
-              </w:rPr>
+            <w:r>
               <w:t>Tier 4</w:t>
             </w:r>
           </w:p>
@@ -9020,13 +6873,7 @@
             <w:pPr>
               <w:spacing w:after="0"/>
             </w:pPr>
-            <w:r/>
-            <w:r>
-              <w:rPr>
-                <w:rFonts w:ascii="Aptos" w:hAnsi="Aptos"/>
-                <w:b w:val="0"/>
-                <w:sz w:val="16"/>
-              </w:rPr>
+            <w:r>
               <w:t>Financial media / community content</w:t>
             </w:r>
           </w:p>
@@ -9040,13 +6887,7 @@
             <w:pPr>
               <w:spacing w:after="0"/>
             </w:pPr>
-            <w:r/>
-            <w:r>
-              <w:rPr>
-                <w:rFonts w:ascii="Aptos" w:hAnsi="Aptos"/>
-                <w:b w:val="0"/>
-                <w:sz w:val="16"/>
-              </w:rPr>
+            <w:r>
               <w:t>Context only; never sole support for material recommendations</w:t>
             </w:r>
           </w:p>
@@ -9302,13 +7143,7 @@
             <w:pPr>
               <w:spacing w:after="0"/>
             </w:pPr>
-            <w:r/>
-            <w:r>
-              <w:rPr>
-                <w:rFonts w:ascii="Aptos" w:hAnsi="Aptos"/>
-                <w:b/>
-                <w:sz w:val="17"/>
-              </w:rPr>
+            <w:r>
               <w:t>Field</w:t>
             </w:r>
           </w:p>
@@ -9323,13 +7158,7 @@
             <w:pPr>
               <w:spacing w:after="0"/>
             </w:pPr>
-            <w:r/>
-            <w:r>
-              <w:rPr>
-                <w:rFonts w:ascii="Aptos" w:hAnsi="Aptos"/>
-                <w:b/>
-                <w:sz w:val="17"/>
-              </w:rPr>
+            <w:r>
               <w:t>Requirement</w:t>
             </w:r>
           </w:p>
@@ -9345,13 +7174,7 @@
             <w:pPr>
               <w:spacing w:after="0"/>
             </w:pPr>
-            <w:r/>
-            <w:r>
-              <w:rPr>
-                <w:rFonts w:ascii="Aptos" w:hAnsi="Aptos"/>
-                <w:b w:val="0"/>
-                <w:sz w:val="16"/>
-              </w:rPr>
+            <w:r>
               <w:t>Recommendation ID</w:t>
             </w:r>
           </w:p>
@@ -9365,13 +7188,7 @@
             <w:pPr>
               <w:spacing w:after="0"/>
             </w:pPr>
-            <w:r/>
-            <w:r>
-              <w:rPr>
-                <w:rFonts w:ascii="Aptos" w:hAnsi="Aptos"/>
-                <w:b w:val="0"/>
-                <w:sz w:val="16"/>
-              </w:rPr>
+            <w:r>
               <w:t>Stable ID for audit/review.</w:t>
             </w:r>
           </w:p>
@@ -9387,13 +7204,7 @@
             <w:pPr>
               <w:spacing w:after="0"/>
             </w:pPr>
-            <w:r/>
-            <w:r>
-              <w:rPr>
-                <w:rFonts w:ascii="Aptos" w:hAnsi="Aptos"/>
-                <w:b w:val="0"/>
-                <w:sz w:val="16"/>
-              </w:rPr>
+            <w:r>
               <w:t>Question / intent</w:t>
             </w:r>
           </w:p>
@@ -9407,13 +7218,7 @@
             <w:pPr>
               <w:spacing w:after="0"/>
             </w:pPr>
-            <w:r/>
-            <w:r>
-              <w:rPr>
-                <w:rFonts w:ascii="Aptos" w:hAnsi="Aptos"/>
-                <w:b w:val="0"/>
-                <w:sz w:val="16"/>
-              </w:rPr>
+            <w:r>
               <w:t>What the user asked or what triggered the recommendation.</w:t>
             </w:r>
           </w:p>
@@ -9429,13 +7234,7 @@
             <w:pPr>
               <w:spacing w:after="0"/>
             </w:pPr>
-            <w:r/>
-            <w:r>
-              <w:rPr>
-                <w:rFonts w:ascii="Aptos" w:hAnsi="Aptos"/>
-                <w:b w:val="0"/>
-                <w:sz w:val="16"/>
-              </w:rPr>
+            <w:r>
               <w:t>Financial snapshot version</w:t>
             </w:r>
           </w:p>
@@ -9449,13 +7248,7 @@
             <w:pPr>
               <w:spacing w:after="0"/>
             </w:pPr>
-            <w:r/>
-            <w:r>
-              <w:rPr>
-                <w:rFonts w:ascii="Aptos" w:hAnsi="Aptos"/>
-                <w:b w:val="0"/>
-                <w:sz w:val="16"/>
-              </w:rPr>
+            <w:r>
               <w:t>Exact household state used.</w:t>
             </w:r>
           </w:p>
@@ -9471,13 +7264,7 @@
             <w:pPr>
               <w:spacing w:after="0"/>
             </w:pPr>
-            <w:r/>
-            <w:r>
-              <w:rPr>
-                <w:rFonts w:ascii="Aptos" w:hAnsi="Aptos"/>
-                <w:b w:val="0"/>
-                <w:sz w:val="16"/>
-              </w:rPr>
+            <w:r>
               <w:t>Policy version</w:t>
             </w:r>
           </w:p>
@@ -9491,13 +7278,7 @@
             <w:pPr>
               <w:spacing w:after="0"/>
             </w:pPr>
-            <w:r/>
-            <w:r>
-              <w:rPr>
-                <w:rFonts w:ascii="Aptos" w:hAnsi="Aptos"/>
-                <w:b w:val="0"/>
-                <w:sz w:val="16"/>
-              </w:rPr>
+            <w:r>
               <w:t>Household rules used.</w:t>
             </w:r>
           </w:p>
@@ -9513,13 +7294,7 @@
             <w:pPr>
               <w:spacing w:after="0"/>
             </w:pPr>
-            <w:r/>
-            <w:r>
-              <w:rPr>
-                <w:rFonts w:ascii="Aptos" w:hAnsi="Aptos"/>
-                <w:b w:val="0"/>
-                <w:sz w:val="16"/>
-              </w:rPr>
+            <w:r>
               <w:t>Recommendation</w:t>
             </w:r>
           </w:p>
@@ -9533,13 +7308,7 @@
             <w:pPr>
               <w:spacing w:after="0"/>
             </w:pPr>
-            <w:r/>
-            <w:r>
-              <w:rPr>
-                <w:rFonts w:ascii="Aptos" w:hAnsi="Aptos"/>
-                <w:b w:val="0"/>
-                <w:sz w:val="16"/>
-              </w:rPr>
+            <w:r>
               <w:t>Action in plain language.</w:t>
             </w:r>
           </w:p>
@@ -9555,13 +7324,7 @@
             <w:pPr>
               <w:spacing w:after="0"/>
             </w:pPr>
-            <w:r/>
-            <w:r>
-              <w:rPr>
-                <w:rFonts w:ascii="Aptos" w:hAnsi="Aptos"/>
-                <w:b w:val="0"/>
-                <w:sz w:val="16"/>
-              </w:rPr>
+            <w:r>
               <w:t>Alternatives</w:t>
             </w:r>
           </w:p>
@@ -9575,13 +7338,7 @@
             <w:pPr>
               <w:spacing w:after="0"/>
             </w:pPr>
-            <w:r/>
-            <w:r>
-              <w:rPr>
-                <w:rFonts w:ascii="Aptos" w:hAnsi="Aptos"/>
-                <w:b w:val="0"/>
-                <w:sz w:val="16"/>
-              </w:rPr>
+            <w:r>
               <w:t>Material alternative actions considered.</w:t>
             </w:r>
           </w:p>
@@ -9597,13 +7354,7 @@
             <w:pPr>
               <w:spacing w:after="0"/>
             </w:pPr>
-            <w:r/>
-            <w:r>
-              <w:rPr>
-                <w:rFonts w:ascii="Aptos" w:hAnsi="Aptos"/>
-                <w:b w:val="0"/>
-                <w:sz w:val="16"/>
-              </w:rPr>
+            <w:r>
               <w:t>Impact</w:t>
             </w:r>
           </w:p>
@@ -9617,13 +7368,7 @@
             <w:pPr>
               <w:spacing w:after="0"/>
             </w:pPr>
-            <w:r/>
-            <w:r>
-              <w:rPr>
-                <w:rFonts w:ascii="Aptos" w:hAnsi="Aptos"/>
-                <w:b w:val="0"/>
-                <w:sz w:val="16"/>
-              </w:rPr>
+            <w:r>
               <w:t>Budget, cash, goals, debt, FI, and risk impacts.</w:t>
             </w:r>
           </w:p>
@@ -9639,13 +7384,7 @@
             <w:pPr>
               <w:spacing w:after="0"/>
             </w:pPr>
-            <w:r/>
-            <w:r>
-              <w:rPr>
-                <w:rFonts w:ascii="Aptos" w:hAnsi="Aptos"/>
-                <w:b w:val="0"/>
-                <w:sz w:val="16"/>
-              </w:rPr>
+            <w:r>
               <w:t>Evidence</w:t>
             </w:r>
           </w:p>
@@ -9659,13 +7398,7 @@
             <w:pPr>
               <w:spacing w:after="0"/>
             </w:pPr>
-            <w:r/>
-            <w:r>
-              <w:rPr>
-                <w:rFonts w:ascii="Aptos" w:hAnsi="Aptos"/>
-                <w:b w:val="0"/>
-                <w:sz w:val="16"/>
-              </w:rPr>
+            <w:r>
               <w:t>Research sources used.</w:t>
             </w:r>
           </w:p>
@@ -9681,13 +7414,7 @@
             <w:pPr>
               <w:spacing w:after="0"/>
             </w:pPr>
-            <w:r/>
-            <w:r>
-              <w:rPr>
-                <w:rFonts w:ascii="Aptos" w:hAnsi="Aptos"/>
-                <w:b w:val="0"/>
-                <w:sz w:val="16"/>
-              </w:rPr>
+            <w:r>
               <w:t>Assumptions</w:t>
             </w:r>
           </w:p>
@@ -9701,13 +7428,7 @@
             <w:pPr>
               <w:spacing w:after="0"/>
             </w:pPr>
-            <w:r/>
-            <w:r>
-              <w:rPr>
-                <w:rFonts w:ascii="Aptos" w:hAnsi="Aptos"/>
-                <w:b w:val="0"/>
-                <w:sz w:val="16"/>
-              </w:rPr>
+            <w:r>
               <w:t>Inputs that could materially change the answer.</w:t>
             </w:r>
           </w:p>
@@ -9723,13 +7444,7 @@
             <w:pPr>
               <w:spacing w:after="0"/>
             </w:pPr>
-            <w:r/>
-            <w:r>
-              <w:rPr>
-                <w:rFonts w:ascii="Aptos" w:hAnsi="Aptos"/>
-                <w:b w:val="0"/>
-                <w:sz w:val="16"/>
-              </w:rPr>
+            <w:r>
               <w:t>Validation</w:t>
             </w:r>
           </w:p>
@@ -9743,13 +7458,7 @@
             <w:pPr>
               <w:spacing w:after="0"/>
             </w:pPr>
-            <w:r/>
-            <w:r>
-              <w:rPr>
-                <w:rFonts w:ascii="Aptos" w:hAnsi="Aptos"/>
-                <w:b w:val="0"/>
-                <w:sz w:val="16"/>
-              </w:rPr>
+            <w:r>
               <w:t>Independent challenge and result.</w:t>
             </w:r>
           </w:p>
@@ -9765,13 +7474,7 @@
             <w:pPr>
               <w:spacing w:after="0"/>
             </w:pPr>
-            <w:r/>
-            <w:r>
-              <w:rPr>
-                <w:rFonts w:ascii="Aptos" w:hAnsi="Aptos"/>
-                <w:b w:val="0"/>
-                <w:sz w:val="16"/>
-              </w:rPr>
+            <w:r>
               <w:t>Confidence</w:t>
             </w:r>
           </w:p>
@@ -9785,13 +7488,7 @@
             <w:pPr>
               <w:spacing w:after="0"/>
             </w:pPr>
-            <w:r/>
-            <w:r>
-              <w:rPr>
-                <w:rFonts w:ascii="Aptos" w:hAnsi="Aptos"/>
-                <w:b w:val="0"/>
-                <w:sz w:val="16"/>
-              </w:rPr>
+            <w:r>
               <w:t>High / Medium / Low, with explanation.</w:t>
             </w:r>
           </w:p>
@@ -9807,13 +7504,7 @@
             <w:pPr>
               <w:spacing w:after="0"/>
             </w:pPr>
-            <w:r/>
-            <w:r>
-              <w:rPr>
-                <w:rFonts w:ascii="Aptos" w:hAnsi="Aptos"/>
-                <w:b w:val="0"/>
-                <w:sz w:val="16"/>
-              </w:rPr>
+            <w:r>
               <w:t>Approval</w:t>
             </w:r>
           </w:p>
@@ -9827,13 +7518,7 @@
             <w:pPr>
               <w:spacing w:after="0"/>
             </w:pPr>
-            <w:r/>
-            <w:r>
-              <w:rPr>
-                <w:rFonts w:ascii="Aptos" w:hAnsi="Aptos"/>
-                <w:b w:val="0"/>
-                <w:sz w:val="16"/>
-              </w:rPr>
+            <w:r>
               <w:t>Not required / spouse A / spouse B / both spouses.</w:t>
             </w:r>
           </w:p>
@@ -9849,13 +7534,7 @@
             <w:pPr>
               <w:spacing w:after="0"/>
             </w:pPr>
-            <w:r/>
-            <w:r>
-              <w:rPr>
-                <w:rFonts w:ascii="Aptos" w:hAnsi="Aptos"/>
-                <w:b w:val="0"/>
-                <w:sz w:val="16"/>
-              </w:rPr>
+            <w:r>
               <w:t>Decision journal</w:t>
             </w:r>
           </w:p>
@@ -9869,13 +7548,7 @@
             <w:pPr>
               <w:spacing w:after="0"/>
             </w:pPr>
-            <w:r/>
-            <w:r>
-              <w:rPr>
-                <w:rFonts w:ascii="Aptos" w:hAnsi="Aptos"/>
-                <w:b w:val="0"/>
-                <w:sz w:val="16"/>
-              </w:rPr>
+            <w:r>
               <w:t>What the household chose and when.</w:t>
             </w:r>
           </w:p>
@@ -9915,17 +7588,7 @@
               <w:spacing w:after="0"/>
             </w:pPr>
             <w:r>
-              <w:rPr>
-                <w:b/>
-                <w:sz w:val="19"/>
-              </w:rPr>
-              <w:t xml:space="preserve">Tooling rule: </w:t>
-            </w:r>
-            <w:r>
-              <w:rPr>
-                <w:sz w:val="19"/>
-              </w:rPr>
-              <w:t>The AI gets typed, narrow tools. It must not have unrestricted database access, shell access, arbitrary network access, or the ability to retrieve raw statements unless a specific tool intentionally provides a permitted view.</w:t>
+              <w:t>Tooling rule: The AI gets typed, narrow tools. It must not have unrestricted database access, shell access, arbitrary network access, or the ability to retrieve raw statements unless a specific tool intentionally provides a permitted view.</w:t>
             </w:r>
           </w:p>
         </w:tc>
@@ -9963,13 +7626,7 @@
             <w:pPr>
               <w:spacing w:after="0"/>
             </w:pPr>
-            <w:r/>
-            <w:r>
-              <w:rPr>
-                <w:rFonts w:ascii="Aptos" w:hAnsi="Aptos"/>
-                <w:b/>
-                <w:sz w:val="17"/>
-              </w:rPr>
+            <w:r>
               <w:t>Tool</w:t>
             </w:r>
           </w:p>
@@ -9984,13 +7641,7 @@
             <w:pPr>
               <w:spacing w:after="0"/>
             </w:pPr>
-            <w:r/>
-            <w:r>
-              <w:rPr>
-                <w:rFonts w:ascii="Aptos" w:hAnsi="Aptos"/>
-                <w:b/>
-                <w:sz w:val="17"/>
-              </w:rPr>
+            <w:r>
               <w:t>Purpose</w:t>
             </w:r>
           </w:p>
@@ -10005,13 +7656,7 @@
             <w:pPr>
               <w:spacing w:after="0"/>
             </w:pPr>
-            <w:r/>
-            <w:r>
-              <w:rPr>
-                <w:rFonts w:ascii="Aptos" w:hAnsi="Aptos"/>
-                <w:b/>
-                <w:sz w:val="17"/>
-              </w:rPr>
+            <w:r>
               <w:t>Typical Inputs</w:t>
             </w:r>
           </w:p>
@@ -10026,13 +7671,7 @@
             <w:pPr>
               <w:spacing w:after="0"/>
             </w:pPr>
-            <w:r/>
-            <w:r>
-              <w:rPr>
-                <w:rFonts w:ascii="Aptos" w:hAnsi="Aptos"/>
-                <w:b/>
-                <w:sz w:val="17"/>
-              </w:rPr>
+            <w:r>
               <w:t>Typical Output</w:t>
             </w:r>
           </w:p>
@@ -10048,13 +7687,7 @@
             <w:pPr>
               <w:spacing w:after="0"/>
             </w:pPr>
-            <w:r/>
-            <w:r>
-              <w:rPr>
-                <w:rFonts w:ascii="Aptos" w:hAnsi="Aptos"/>
-                <w:b w:val="0"/>
-                <w:sz w:val="16"/>
-              </w:rPr>
+            <w:r>
               <w:t>get_financial_snapshot</w:t>
             </w:r>
           </w:p>
@@ -10068,13 +7701,7 @@
             <w:pPr>
               <w:spacing w:after="0"/>
             </w:pPr>
-            <w:r/>
-            <w:r>
-              <w:rPr>
-                <w:rFonts w:ascii="Aptos" w:hAnsi="Aptos"/>
-                <w:b w:val="0"/>
-                <w:sz w:val="16"/>
-              </w:rPr>
+            <w:r>
               <w:t>Returns current household state at a specified as-of time.</w:t>
             </w:r>
           </w:p>
@@ -10088,13 +7715,7 @@
             <w:pPr>
               <w:spacing w:after="0"/>
             </w:pPr>
-            <w:r/>
-            <w:r>
-              <w:rPr>
-                <w:rFonts w:ascii="Aptos" w:hAnsi="Aptos"/>
-                <w:b w:val="0"/>
-                <w:sz w:val="16"/>
-              </w:rPr>
+            <w:r>
               <w:t>household_id, as_of</w:t>
             </w:r>
           </w:p>
@@ -10108,13 +7729,7 @@
             <w:pPr>
               <w:spacing w:after="0"/>
             </w:pPr>
-            <w:r/>
-            <w:r>
-              <w:rPr>
-                <w:rFonts w:ascii="Aptos" w:hAnsi="Aptos"/>
-                <w:b w:val="0"/>
-                <w:sz w:val="16"/>
-              </w:rPr>
+            <w:r>
               <w:t>snapshot, version</w:t>
             </w:r>
           </w:p>
@@ -10130,13 +7745,7 @@
             <w:pPr>
               <w:spacing w:after="0"/>
             </w:pPr>
-            <w:r/>
-            <w:r>
-              <w:rPr>
-                <w:rFonts w:ascii="Aptos" w:hAnsi="Aptos"/>
-                <w:b w:val="0"/>
-                <w:sz w:val="16"/>
-              </w:rPr>
+            <w:r>
               <w:t>get_cash_flow</w:t>
             </w:r>
           </w:p>
@@ -10150,13 +7759,7 @@
             <w:pPr>
               <w:spacing w:after="0"/>
             </w:pPr>
-            <w:r/>
-            <w:r>
-              <w:rPr>
-                <w:rFonts w:ascii="Aptos" w:hAnsi="Aptos"/>
-                <w:b w:val="0"/>
-                <w:sz w:val="16"/>
-              </w:rPr>
+            <w:r>
               <w:t>Returns recent and projected cash flow.</w:t>
             </w:r>
           </w:p>
@@ -10170,13 +7773,7 @@
             <w:pPr>
               <w:spacing w:after="0"/>
             </w:pPr>
-            <w:r/>
-            <w:r>
-              <w:rPr>
-                <w:rFonts w:ascii="Aptos" w:hAnsi="Aptos"/>
-                <w:b w:val="0"/>
-                <w:sz w:val="16"/>
-              </w:rPr>
+            <w:r>
               <w:t>period, horizon</w:t>
             </w:r>
           </w:p>
@@ -10190,13 +7787,7 @@
             <w:pPr>
               <w:spacing w:after="0"/>
             </w:pPr>
-            <w:r/>
-            <w:r>
-              <w:rPr>
-                <w:rFonts w:ascii="Aptos" w:hAnsi="Aptos"/>
-                <w:b w:val="0"/>
-                <w:sz w:val="16"/>
-              </w:rPr>
+            <w:r>
               <w:t>income, essential spend, surplus, forecast</w:t>
             </w:r>
           </w:p>
@@ -10212,13 +7803,7 @@
             <w:pPr>
               <w:spacing w:after="0"/>
             </w:pPr>
-            <w:r/>
-            <w:r>
-              <w:rPr>
-                <w:rFonts w:ascii="Aptos" w:hAnsi="Aptos"/>
-                <w:b w:val="0"/>
-                <w:sz w:val="16"/>
-              </w:rPr>
+            <w:r>
               <w:t>get_budget_status</w:t>
             </w:r>
           </w:p>
@@ -10232,13 +7817,7 @@
             <w:pPr>
               <w:spacing w:after="0"/>
             </w:pPr>
-            <w:r/>
-            <w:r>
-              <w:rPr>
-                <w:rFonts w:ascii="Aptos" w:hAnsi="Aptos"/>
-                <w:b w:val="0"/>
-                <w:sz w:val="16"/>
-              </w:rPr>
+            <w:r>
               <w:t>Returns budget plan vs actual.</w:t>
             </w:r>
           </w:p>
@@ -10252,13 +7831,7 @@
             <w:pPr>
               <w:spacing w:after="0"/>
             </w:pPr>
-            <w:r/>
-            <w:r>
-              <w:rPr>
-                <w:rFonts w:ascii="Aptos" w:hAnsi="Aptos"/>
-                <w:b w:val="0"/>
-                <w:sz w:val="16"/>
-              </w:rPr>
+            <w:r>
               <w:t>period, categories?</w:t>
             </w:r>
           </w:p>
@@ -10272,13 +7845,7 @@
             <w:pPr>
               <w:spacing w:after="0"/>
             </w:pPr>
-            <w:r/>
-            <w:r>
-              <w:rPr>
-                <w:rFonts w:ascii="Aptos" w:hAnsi="Aptos"/>
-                <w:b w:val="0"/>
-                <w:sz w:val="16"/>
-              </w:rPr>
+            <w:r>
               <w:t>planned, actual, variance, trend</w:t>
             </w:r>
           </w:p>
@@ -10294,13 +7861,7 @@
             <w:pPr>
               <w:spacing w:after="0"/>
             </w:pPr>
-            <w:r/>
-            <w:r>
-              <w:rPr>
-                <w:rFonts w:ascii="Aptos" w:hAnsi="Aptos"/>
-                <w:b w:val="0"/>
-                <w:sz w:val="16"/>
-              </w:rPr>
+            <w:r>
               <w:t>get_goal_status</w:t>
             </w:r>
           </w:p>
@@ -10314,13 +7875,7 @@
             <w:pPr>
               <w:spacing w:after="0"/>
             </w:pPr>
-            <w:r/>
-            <w:r>
-              <w:rPr>
-                <w:rFonts w:ascii="Aptos" w:hAnsi="Aptos"/>
-                <w:b w:val="0"/>
-                <w:sz w:val="16"/>
-              </w:rPr>
+            <w:r>
               <w:t>Returns goal progress and funding plan.</w:t>
             </w:r>
           </w:p>
@@ -10334,13 +7889,7 @@
             <w:pPr>
               <w:spacing w:after="0"/>
             </w:pPr>
-            <w:r/>
-            <w:r>
-              <w:rPr>
-                <w:rFonts w:ascii="Aptos" w:hAnsi="Aptos"/>
-                <w:b w:val="0"/>
-                <w:sz w:val="16"/>
-              </w:rPr>
+            <w:r>
               <w:t>goal_id or household</w:t>
             </w:r>
           </w:p>
@@ -10354,13 +7903,7 @@
             <w:pPr>
               <w:spacing w:after="0"/>
             </w:pPr>
-            <w:r/>
-            <w:r>
-              <w:rPr>
-                <w:rFonts w:ascii="Aptos" w:hAnsi="Aptos"/>
-                <w:b w:val="0"/>
-                <w:sz w:val="16"/>
-              </w:rPr>
+            <w:r>
               <w:t>progress, target, funding gap, date</w:t>
             </w:r>
           </w:p>
@@ -10376,13 +7919,7 @@
             <w:pPr>
               <w:spacing w:after="0"/>
             </w:pPr>
-            <w:r/>
-            <w:r>
-              <w:rPr>
-                <w:rFonts w:ascii="Aptos" w:hAnsi="Aptos"/>
-                <w:b w:val="0"/>
-                <w:sz w:val="16"/>
-              </w:rPr>
+            <w:r>
               <w:t>get_debt_summary</w:t>
             </w:r>
           </w:p>
@@ -10396,13 +7933,7 @@
             <w:pPr>
               <w:spacing w:after="0"/>
             </w:pPr>
-            <w:r/>
-            <w:r>
-              <w:rPr>
-                <w:rFonts w:ascii="Aptos" w:hAnsi="Aptos"/>
-                <w:b w:val="0"/>
-                <w:sz w:val="16"/>
-              </w:rPr>
+            <w:r>
               <w:t>Returns debt balances, rates, payments, priorities.</w:t>
             </w:r>
           </w:p>
@@ -10416,13 +7947,7 @@
             <w:pPr>
               <w:spacing w:after="0"/>
             </w:pPr>
-            <w:r/>
-            <w:r>
-              <w:rPr>
-                <w:rFonts w:ascii="Aptos" w:hAnsi="Aptos"/>
-                <w:b w:val="0"/>
-                <w:sz w:val="16"/>
-              </w:rPr>
+            <w:r>
               <w:t>household</w:t>
             </w:r>
           </w:p>
@@ -10436,13 +7961,7 @@
             <w:pPr>
               <w:spacing w:after="0"/>
             </w:pPr>
-            <w:r/>
-            <w:r>
-              <w:rPr>
-                <w:rFonts w:ascii="Aptos" w:hAnsi="Aptos"/>
-                <w:b w:val="0"/>
-                <w:sz w:val="16"/>
-              </w:rPr>
+            <w:r>
               <w:t>debt summary + scenarios</w:t>
             </w:r>
           </w:p>
@@ -10458,13 +7977,7 @@
             <w:pPr>
               <w:spacing w:after="0"/>
             </w:pPr>
-            <w:r/>
-            <w:r>
-              <w:rPr>
-                <w:rFonts w:ascii="Aptos" w:hAnsi="Aptos"/>
-                <w:b w:val="0"/>
-                <w:sz w:val="16"/>
-              </w:rPr>
+            <w:r>
               <w:t>get_credit_card_options</w:t>
             </w:r>
           </w:p>
@@ -10478,13 +7991,7 @@
             <w:pPr>
               <w:spacing w:after="0"/>
             </w:pPr>
-            <w:r/>
-            <w:r>
-              <w:rPr>
-                <w:rFonts w:ascii="Aptos" w:hAnsi="Aptos"/>
-                <w:b w:val="0"/>
-                <w:sz w:val="16"/>
-              </w:rPr>
+            <w:r>
               <w:t>Returns current card benefits and applicable constraints.</w:t>
             </w:r>
           </w:p>
@@ -10498,13 +8005,7 @@
             <w:pPr>
               <w:spacing w:after="0"/>
             </w:pPr>
-            <w:r/>
-            <w:r>
-              <w:rPr>
-                <w:rFonts w:ascii="Aptos" w:hAnsi="Aptos"/>
-                <w:b w:val="0"/>
-                <w:sz w:val="16"/>
-              </w:rPr>
+            <w:r>
               <w:t>transaction_type, amount, merchant context</w:t>
             </w:r>
           </w:p>
@@ -10518,13 +8019,7 @@
             <w:pPr>
               <w:spacing w:after="0"/>
             </w:pPr>
-            <w:r/>
-            <w:r>
-              <w:rPr>
-                <w:rFonts w:ascii="Aptos" w:hAnsi="Aptos"/>
-                <w:b w:val="0"/>
-                <w:sz w:val="16"/>
-              </w:rPr>
+            <w:r>
               <w:t>ranked card options + evidence</w:t>
             </w:r>
           </w:p>
@@ -10540,13 +8035,7 @@
             <w:pPr>
               <w:spacing w:after="0"/>
             </w:pPr>
-            <w:r/>
-            <w:r>
-              <w:rPr>
-                <w:rFonts w:ascii="Aptos" w:hAnsi="Aptos"/>
-                <w:b w:val="0"/>
-                <w:sz w:val="16"/>
-              </w:rPr>
+            <w:r>
               <w:t>simulate_expense</w:t>
             </w:r>
           </w:p>
@@ -10560,13 +8049,7 @@
             <w:pPr>
               <w:spacing w:after="0"/>
             </w:pPr>
-            <w:r/>
-            <w:r>
-              <w:rPr>
-                <w:rFonts w:ascii="Aptos" w:hAnsi="Aptos"/>
-                <w:b w:val="0"/>
-                <w:sz w:val="16"/>
-              </w:rPr>
+            <w:r>
               <w:t>Models an unexpected expense.</w:t>
             </w:r>
           </w:p>
@@ -10580,13 +8063,7 @@
             <w:pPr>
               <w:spacing w:after="0"/>
             </w:pPr>
-            <w:r/>
-            <w:r>
-              <w:rPr>
-                <w:rFonts w:ascii="Aptos" w:hAnsi="Aptos"/>
-                <w:b w:val="0"/>
-                <w:sz w:val="16"/>
-              </w:rPr>
+            <w:r>
               <w:t>amount, timing, category</w:t>
             </w:r>
           </w:p>
@@ -10600,13 +8077,7 @@
             <w:pPr>
               <w:spacing w:after="0"/>
             </w:pPr>
-            <w:r/>
-            <w:r>
-              <w:rPr>
-                <w:rFonts w:ascii="Aptos" w:hAnsi="Aptos"/>
-                <w:b w:val="0"/>
-                <w:sz w:val="16"/>
-              </w:rPr>
+            <w:r>
               <w:t>funding options + impacts</w:t>
             </w:r>
           </w:p>
@@ -10622,13 +8093,7 @@
             <w:pPr>
               <w:spacing w:after="0"/>
             </w:pPr>
-            <w:r/>
-            <w:r>
-              <w:rPr>
-                <w:rFonts w:ascii="Aptos" w:hAnsi="Aptos"/>
-                <w:b w:val="0"/>
-                <w:sz w:val="16"/>
-              </w:rPr>
+            <w:r>
               <w:t>simulate_windfall</w:t>
             </w:r>
           </w:p>
@@ -10642,13 +8107,7 @@
             <w:pPr>
               <w:spacing w:after="0"/>
             </w:pPr>
-            <w:r/>
-            <w:r>
-              <w:rPr>
-                <w:rFonts w:ascii="Aptos" w:hAnsi="Aptos"/>
-                <w:b w:val="0"/>
-                <w:sz w:val="16"/>
-              </w:rPr>
+            <w:r>
               <w:t>Models a new inflow.</w:t>
             </w:r>
           </w:p>
@@ -10662,13 +8121,7 @@
             <w:pPr>
               <w:spacing w:after="0"/>
             </w:pPr>
-            <w:r/>
-            <w:r>
-              <w:rPr>
-                <w:rFonts w:ascii="Aptos" w:hAnsi="Aptos"/>
-                <w:b w:val="0"/>
-                <w:sz w:val="16"/>
-              </w:rPr>
+            <w:r>
               <w:t>amount, expected date, type</w:t>
             </w:r>
           </w:p>
@@ -10682,13 +8135,7 @@
             <w:pPr>
               <w:spacing w:after="0"/>
             </w:pPr>
-            <w:r/>
-            <w:r>
-              <w:rPr>
-                <w:rFonts w:ascii="Aptos" w:hAnsi="Aptos"/>
-                <w:b w:val="0"/>
-                <w:sz w:val="16"/>
-              </w:rPr>
+            <w:r>
               <w:t>allocation scenarios</w:t>
             </w:r>
           </w:p>
@@ -10704,13 +8151,7 @@
             <w:pPr>
               <w:spacing w:after="0"/>
             </w:pPr>
-            <w:r/>
-            <w:r>
-              <w:rPr>
-                <w:rFonts w:ascii="Aptos" w:hAnsi="Aptos"/>
-                <w:b w:val="0"/>
-                <w:sz w:val="16"/>
-              </w:rPr>
+            <w:r>
               <w:t>simulate_purchase</w:t>
             </w:r>
           </w:p>
@@ -10724,13 +8165,7 @@
             <w:pPr>
               <w:spacing w:after="0"/>
             </w:pPr>
-            <w:r/>
-            <w:r>
-              <w:rPr>
-                <w:rFonts w:ascii="Aptos" w:hAnsi="Aptos"/>
-                <w:b w:val="0"/>
-                <w:sz w:val="16"/>
-              </w:rPr>
+            <w:r>
               <w:t>Tests affordability and opportunity cost.</w:t>
             </w:r>
           </w:p>
@@ -10744,13 +8179,7 @@
             <w:pPr>
               <w:spacing w:after="0"/>
             </w:pPr>
-            <w:r/>
-            <w:r>
-              <w:rPr>
-                <w:rFonts w:ascii="Aptos" w:hAnsi="Aptos"/>
-                <w:b w:val="0"/>
-                <w:sz w:val="16"/>
-              </w:rPr>
+            <w:r>
               <w:t>amount, timing, category</w:t>
             </w:r>
           </w:p>
@@ -10764,13 +8193,7 @@
             <w:pPr>
               <w:spacing w:after="0"/>
             </w:pPr>
-            <w:r/>
-            <w:r>
-              <w:rPr>
-                <w:rFonts w:ascii="Aptos" w:hAnsi="Aptos"/>
-                <w:b w:val="0"/>
-                <w:sz w:val="16"/>
-              </w:rPr>
+            <w:r>
               <w:t>affordability + impact</w:t>
             </w:r>
           </w:p>
@@ -10786,13 +8209,7 @@
             <w:pPr>
               <w:spacing w:after="0"/>
             </w:pPr>
-            <w:r/>
-            <w:r>
-              <w:rPr>
-                <w:rFonts w:ascii="Aptos" w:hAnsi="Aptos"/>
-                <w:b w:val="0"/>
-                <w:sz w:val="16"/>
-              </w:rPr>
+            <w:r>
               <w:t>project_financial_independence</w:t>
             </w:r>
           </w:p>
@@ -10806,13 +8223,7 @@
             <w:pPr>
               <w:spacing w:after="0"/>
             </w:pPr>
-            <w:r/>
-            <w:r>
-              <w:rPr>
-                <w:rFonts w:ascii="Aptos" w:hAnsi="Aptos"/>
-                <w:b w:val="0"/>
-                <w:sz w:val="16"/>
-              </w:rPr>
+            <w:r>
               <w:t>Runs FI projection/scenarios.</w:t>
             </w:r>
           </w:p>
@@ -10826,13 +8237,7 @@
             <w:pPr>
               <w:spacing w:after="0"/>
             </w:pPr>
-            <w:r/>
-            <w:r>
-              <w:rPr>
-                <w:rFonts w:ascii="Aptos" w:hAnsi="Aptos"/>
-                <w:b w:val="0"/>
-                <w:sz w:val="16"/>
-              </w:rPr>
+            <w:r>
               <w:t>assumptions, horizon</w:t>
             </w:r>
           </w:p>
@@ -10846,13 +8251,7 @@
             <w:pPr>
               <w:spacing w:after="0"/>
             </w:pPr>
-            <w:r/>
-            <w:r>
-              <w:rPr>
-                <w:rFonts w:ascii="Aptos" w:hAnsi="Aptos"/>
-                <w:b w:val="0"/>
-                <w:sz w:val="16"/>
-              </w:rPr>
+            <w:r>
               <w:t>projection + probability + sensitivities</w:t>
             </w:r>
           </w:p>
@@ -10868,13 +8267,7 @@
             <w:pPr>
               <w:spacing w:after="0"/>
             </w:pPr>
-            <w:r/>
-            <w:r>
-              <w:rPr>
-                <w:rFonts w:ascii="Aptos" w:hAnsi="Aptos"/>
-                <w:b w:val="0"/>
-                <w:sz w:val="16"/>
-              </w:rPr>
+            <w:r>
               <w:t>search_research</w:t>
             </w:r>
           </w:p>
@@ -10888,13 +8281,7 @@
             <w:pPr>
               <w:spacing w:after="0"/>
             </w:pPr>
-            <w:r/>
-            <w:r>
-              <w:rPr>
-                <w:rFonts w:ascii="Aptos" w:hAnsi="Aptos"/>
-                <w:b w:val="0"/>
-                <w:sz w:val="16"/>
-              </w:rPr>
+            <w:r>
               <w:t>Retrieves current evidence.</w:t>
             </w:r>
           </w:p>
@@ -10908,13 +8295,7 @@
             <w:pPr>
               <w:spacing w:after="0"/>
             </w:pPr>
-            <w:r/>
-            <w:r>
-              <w:rPr>
-                <w:rFonts w:ascii="Aptos" w:hAnsi="Aptos"/>
-                <w:b w:val="0"/>
-                <w:sz w:val="16"/>
-              </w:rPr>
+            <w:r>
               <w:t>query, source policy</w:t>
             </w:r>
           </w:p>
@@ -10928,13 +8309,7 @@
             <w:pPr>
               <w:spacing w:after="0"/>
             </w:pPr>
-            <w:r/>
-            <w:r>
-              <w:rPr>
-                <w:rFonts w:ascii="Aptos" w:hAnsi="Aptos"/>
-                <w:b w:val="0"/>
-                <w:sz w:val="16"/>
-              </w:rPr>
+            <w:r>
               <w:t>source list + claims</w:t>
             </w:r>
           </w:p>
@@ -10950,13 +8325,7 @@
             <w:pPr>
               <w:spacing w:after="0"/>
             </w:pPr>
-            <w:r/>
-            <w:r>
-              <w:rPr>
-                <w:rFonts w:ascii="Aptos" w:hAnsi="Aptos"/>
-                <w:b w:val="0"/>
-                <w:sz w:val="16"/>
-              </w:rPr>
+            <w:r>
               <w:t>validate_recommendation</w:t>
             </w:r>
           </w:p>
@@ -10970,13 +8339,7 @@
             <w:pPr>
               <w:spacing w:after="0"/>
             </w:pPr>
-            <w:r/>
-            <w:r>
-              <w:rPr>
-                <w:rFonts w:ascii="Aptos" w:hAnsi="Aptos"/>
-                <w:b w:val="0"/>
-                <w:sz w:val="16"/>
-              </w:rPr>
+            <w:r>
               <w:t>Challenges a candidate recommendation.</w:t>
             </w:r>
           </w:p>
@@ -10990,13 +8353,7 @@
             <w:pPr>
               <w:spacing w:after="0"/>
             </w:pPr>
-            <w:r/>
-            <w:r>
-              <w:rPr>
-                <w:rFonts w:ascii="Aptos" w:hAnsi="Aptos"/>
-                <w:b w:val="0"/>
-                <w:sz w:val="16"/>
-              </w:rPr>
+            <w:r>
               <w:t>recommendation_id</w:t>
             </w:r>
           </w:p>
@@ -11010,13 +8367,7 @@
             <w:pPr>
               <w:spacing w:after="0"/>
             </w:pPr>
-            <w:r/>
-            <w:r>
-              <w:rPr>
-                <w:rFonts w:ascii="Aptos" w:hAnsi="Aptos"/>
-                <w:b w:val="0"/>
-                <w:sz w:val="16"/>
-              </w:rPr>
+            <w:r>
               <w:t>validation result</w:t>
             </w:r>
           </w:p>
@@ -11032,13 +8383,7 @@
             <w:pPr>
               <w:spacing w:after="0"/>
             </w:pPr>
-            <w:r/>
-            <w:r>
-              <w:rPr>
-                <w:rFonts w:ascii="Aptos" w:hAnsi="Aptos"/>
-                <w:b w:val="0"/>
-                <w:sz w:val="16"/>
-              </w:rPr>
+            <w:r>
               <w:t>create_recommendation</w:t>
             </w:r>
           </w:p>
@@ -11052,13 +8397,7 @@
             <w:pPr>
               <w:spacing w:after="0"/>
             </w:pPr>
-            <w:r/>
-            <w:r>
-              <w:rPr>
-                <w:rFonts w:ascii="Aptos" w:hAnsi="Aptos"/>
-                <w:b w:val="0"/>
-                <w:sz w:val="16"/>
-              </w:rPr>
+            <w:r>
               <w:t>Stores recommendation and audit data.</w:t>
             </w:r>
           </w:p>
@@ -11072,13 +8411,7 @@
             <w:pPr>
               <w:spacing w:after="0"/>
             </w:pPr>
-            <w:r/>
-            <w:r>
-              <w:rPr>
-                <w:rFonts w:ascii="Aptos" w:hAnsi="Aptos"/>
-                <w:b w:val="0"/>
-                <w:sz w:val="16"/>
-              </w:rPr>
+            <w:r>
               <w:t>structured recommendation</w:t>
             </w:r>
           </w:p>
@@ -11092,13 +8425,7 @@
             <w:pPr>
               <w:spacing w:after="0"/>
             </w:pPr>
-            <w:r/>
-            <w:r>
-              <w:rPr>
-                <w:rFonts w:ascii="Aptos" w:hAnsi="Aptos"/>
-                <w:b w:val="0"/>
-                <w:sz w:val="16"/>
-              </w:rPr>
+            <w:r>
               <w:t>recommendation ID</w:t>
             </w:r>
           </w:p>
@@ -11114,13 +8441,7 @@
             <w:pPr>
               <w:spacing w:after="0"/>
             </w:pPr>
-            <w:r/>
-            <w:r>
-              <w:rPr>
-                <w:rFonts w:ascii="Aptos" w:hAnsi="Aptos"/>
-                <w:b w:val="0"/>
-                <w:sz w:val="16"/>
-              </w:rPr>
+            <w:r>
               <w:t>create_review_item</w:t>
             </w:r>
           </w:p>
@@ -11134,13 +8455,7 @@
             <w:pPr>
               <w:spacing w:after="0"/>
             </w:pPr>
-            <w:r/>
-            <w:r>
-              <w:rPr>
-                <w:rFonts w:ascii="Aptos" w:hAnsi="Aptos"/>
-                <w:b w:val="0"/>
-                <w:sz w:val="16"/>
-              </w:rPr>
+            <w:r>
               <w:t>Creates a user task for an unresolved issue.</w:t>
             </w:r>
           </w:p>
@@ -11154,13 +8469,7 @@
             <w:pPr>
               <w:spacing w:after="0"/>
             </w:pPr>
-            <w:r/>
-            <w:r>
-              <w:rPr>
-                <w:rFonts w:ascii="Aptos" w:hAnsi="Aptos"/>
-                <w:b w:val="0"/>
-                <w:sz w:val="16"/>
-              </w:rPr>
+            <w:r>
               <w:t>type, severity, message, action</w:t>
             </w:r>
           </w:p>
@@ -11174,13 +8483,7 @@
             <w:pPr>
               <w:spacing w:after="0"/>
             </w:pPr>
-            <w:r/>
-            <w:r>
-              <w:rPr>
-                <w:rFonts w:ascii="Aptos" w:hAnsi="Aptos"/>
-                <w:b w:val="0"/>
-                <w:sz w:val="16"/>
-              </w:rPr>
+            <w:r>
               <w:t>review item</w:t>
             </w:r>
           </w:p>
@@ -11196,13 +8499,7 @@
             <w:pPr>
               <w:spacing w:after="0"/>
             </w:pPr>
-            <w:r/>
-            <w:r>
-              <w:rPr>
-                <w:rFonts w:ascii="Aptos" w:hAnsi="Aptos"/>
-                <w:b w:val="0"/>
-                <w:sz w:val="16"/>
-              </w:rPr>
+            <w:r>
               <w:t>get_decision_history</w:t>
             </w:r>
           </w:p>
@@ -11216,13 +8513,7 @@
             <w:pPr>
               <w:spacing w:after="0"/>
             </w:pPr>
-            <w:r/>
-            <w:r>
-              <w:rPr>
-                <w:rFonts w:ascii="Aptos" w:hAnsi="Aptos"/>
-                <w:b w:val="0"/>
-                <w:sz w:val="16"/>
-              </w:rPr>
+            <w:r>
               <w:t>Retrieves prior household decisions relevant to current question.</w:t>
             </w:r>
           </w:p>
@@ -11236,13 +8527,7 @@
             <w:pPr>
               <w:spacing w:after="0"/>
             </w:pPr>
-            <w:r/>
-            <w:r>
-              <w:rPr>
-                <w:rFonts w:ascii="Aptos" w:hAnsi="Aptos"/>
-                <w:b w:val="0"/>
-                <w:sz w:val="16"/>
-              </w:rPr>
+            <w:r>
               <w:t>topic/time range</w:t>
             </w:r>
           </w:p>
@@ -11256,13 +8541,7 @@
             <w:pPr>
               <w:spacing w:after="0"/>
             </w:pPr>
-            <w:r/>
-            <w:r>
-              <w:rPr>
-                <w:rFonts w:ascii="Aptos" w:hAnsi="Aptos"/>
-                <w:b w:val="0"/>
-                <w:sz w:val="16"/>
-              </w:rPr>
+            <w:r>
               <w:t>journal entries</w:t>
             </w:r>
           </w:p>
@@ -11534,13 +8813,7 @@
             <w:pPr>
               <w:spacing w:after="0"/>
             </w:pPr>
-            <w:r/>
-            <w:r>
-              <w:rPr>
-                <w:rFonts w:ascii="Aptos" w:hAnsi="Aptos"/>
-                <w:b/>
-                <w:sz w:val="17"/>
-              </w:rPr>
+            <w:r>
               <w:t>Control</w:t>
             </w:r>
           </w:p>
@@ -11555,13 +8828,7 @@
             <w:pPr>
               <w:spacing w:after="0"/>
             </w:pPr>
-            <w:r/>
-            <w:r>
-              <w:rPr>
-                <w:rFonts w:ascii="Aptos" w:hAnsi="Aptos"/>
-                <w:b/>
-                <w:sz w:val="17"/>
-              </w:rPr>
+            <w:r>
               <w:t>Design</w:t>
             </w:r>
           </w:p>
@@ -11577,13 +8844,7 @@
             <w:pPr>
               <w:spacing w:after="0"/>
             </w:pPr>
-            <w:r/>
-            <w:r>
-              <w:rPr>
-                <w:rFonts w:ascii="Aptos" w:hAnsi="Aptos"/>
-                <w:b w:val="0"/>
-                <w:sz w:val="16"/>
-              </w:rPr>
+            <w:r>
               <w:t>Data classification</w:t>
             </w:r>
           </w:p>
@@ -11597,13 +8858,7 @@
             <w:pPr>
               <w:spacing w:after="0"/>
             </w:pPr>
-            <w:r/>
-            <w:r>
-              <w:rPr>
-                <w:rFonts w:ascii="Aptos" w:hAnsi="Aptos"/>
-                <w:b w:val="0"/>
-                <w:sz w:val="16"/>
-              </w:rPr>
+            <w:r>
               <w:t>Public / Internal / Sensitive / Restricted financial</w:t>
             </w:r>
           </w:p>
@@ -11619,13 +8874,7 @@
             <w:pPr>
               <w:spacing w:after="0"/>
             </w:pPr>
-            <w:r/>
-            <w:r>
-              <w:rPr>
-                <w:rFonts w:ascii="Aptos" w:hAnsi="Aptos"/>
-                <w:b w:val="0"/>
-                <w:sz w:val="16"/>
-              </w:rPr>
+            <w:r>
               <w:t>Restricted fields</w:t>
             </w:r>
           </w:p>
@@ -11639,13 +8888,7 @@
             <w:pPr>
               <w:spacing w:after="0"/>
             </w:pPr>
-            <w:r/>
-            <w:r>
-              <w:rPr>
-                <w:rFonts w:ascii="Aptos" w:hAnsi="Aptos"/>
-                <w:b w:val="0"/>
-                <w:sz w:val="16"/>
-              </w:rPr>
+            <w:r>
               <w:t>Account numbers, routing numbers, card numbers, credentials, government identifiers, raw statements</w:t>
             </w:r>
           </w:p>
@@ -11661,13 +8904,7 @@
             <w:pPr>
               <w:spacing w:after="0"/>
             </w:pPr>
-            <w:r/>
-            <w:r>
-              <w:rPr>
-                <w:rFonts w:ascii="Aptos" w:hAnsi="Aptos"/>
-                <w:b w:val="0"/>
-                <w:sz w:val="16"/>
-              </w:rPr>
+            <w:r>
               <w:t>External LLM policy</w:t>
             </w:r>
           </w:p>
@@ -11681,13 +8918,7 @@
             <w:pPr>
               <w:spacing w:after="0"/>
             </w:pPr>
-            <w:r/>
-            <w:r>
-              <w:rPr>
-                <w:rFonts w:ascii="Aptos" w:hAnsi="Aptos"/>
-                <w:b w:val="0"/>
-                <w:sz w:val="16"/>
-              </w:rPr>
+            <w:r>
               <w:t>Default deny; allow only through Privacy Gateway and per-provider policy</w:t>
             </w:r>
           </w:p>
@@ -11703,13 +8934,7 @@
             <w:pPr>
               <w:spacing w:after="0"/>
             </w:pPr>
-            <w:r/>
-            <w:r>
-              <w:rPr>
-                <w:rFonts w:ascii="Aptos" w:hAnsi="Aptos"/>
-                <w:b w:val="0"/>
-                <w:sz w:val="16"/>
-              </w:rPr>
+            <w:r>
               <w:t>Data minimization</w:t>
             </w:r>
           </w:p>
@@ -11723,13 +8948,7 @@
             <w:pPr>
               <w:spacing w:after="0"/>
             </w:pPr>
-            <w:r/>
-            <w:r>
-              <w:rPr>
-                <w:rFonts w:ascii="Aptos" w:hAnsi="Aptos"/>
-                <w:b w:val="0"/>
-                <w:sz w:val="16"/>
-              </w:rPr>
+            <w:r>
               <w:t>Prefer derived facts over raw values; redact identifiers; send only relevant context</w:t>
             </w:r>
           </w:p>
@@ -11745,13 +8964,7 @@
             <w:pPr>
               <w:spacing w:after="0"/>
             </w:pPr>
-            <w:r/>
-            <w:r>
-              <w:rPr>
-                <w:rFonts w:ascii="Aptos" w:hAnsi="Aptos"/>
-                <w:b w:val="0"/>
-                <w:sz w:val="16"/>
-              </w:rPr>
+            <w:r>
               <w:t>Encryption</w:t>
             </w:r>
           </w:p>
@@ -11765,13 +8978,7 @@
             <w:pPr>
               <w:spacing w:after="0"/>
             </w:pPr>
-            <w:r/>
-            <w:r>
-              <w:rPr>
-                <w:rFonts w:ascii="Aptos" w:hAnsi="Aptos"/>
-                <w:b w:val="0"/>
-                <w:sz w:val="16"/>
-              </w:rPr>
+            <w:r>
               <w:t>TLS in transit; encrypted database/object storage; managed secrets/keys</w:t>
             </w:r>
           </w:p>
@@ -11787,13 +8994,7 @@
             <w:pPr>
               <w:spacing w:after="0"/>
             </w:pPr>
-            <w:r/>
-            <w:r>
-              <w:rPr>
-                <w:rFonts w:ascii="Aptos" w:hAnsi="Aptos"/>
-                <w:b w:val="0"/>
-                <w:sz w:val="16"/>
-              </w:rPr>
+            <w:r>
               <w:t>Authentication</w:t>
             </w:r>
           </w:p>
@@ -11807,13 +9008,7 @@
             <w:pPr>
               <w:spacing w:after="0"/>
             </w:pPr>
-            <w:r/>
-            <w:r>
-              <w:rPr>
-                <w:rFonts w:ascii="Aptos" w:hAnsi="Aptos"/>
-                <w:b w:val="0"/>
-                <w:sz w:val="16"/>
-              </w:rPr>
+            <w:r>
               <w:t>OIDC, MFA, session controls, spouse roles</w:t>
             </w:r>
           </w:p>
@@ -11829,13 +9024,7 @@
             <w:pPr>
               <w:spacing w:after="0"/>
             </w:pPr>
-            <w:r/>
-            <w:r>
-              <w:rPr>
-                <w:rFonts w:ascii="Aptos" w:hAnsi="Aptos"/>
-                <w:b w:val="0"/>
-                <w:sz w:val="16"/>
-              </w:rPr>
+            <w:r>
               <w:t>Authorization</w:t>
             </w:r>
           </w:p>
@@ -11849,13 +9038,7 @@
             <w:pPr>
               <w:spacing w:after="0"/>
             </w:pPr>
-            <w:r/>
-            <w:r>
-              <w:rPr>
-                <w:rFonts w:ascii="Aptos" w:hAnsi="Aptos"/>
-                <w:b w:val="0"/>
-                <w:sz w:val="16"/>
-              </w:rPr>
+            <w:r>
               <w:t>Household scope + member visibility + approval scope</w:t>
             </w:r>
           </w:p>
@@ -11871,13 +9054,7 @@
             <w:pPr>
               <w:spacing w:after="0"/>
             </w:pPr>
-            <w:r/>
-            <w:r>
-              <w:rPr>
-                <w:rFonts w:ascii="Aptos" w:hAnsi="Aptos"/>
-                <w:b w:val="0"/>
-                <w:sz w:val="16"/>
-              </w:rPr>
+            <w:r>
               <w:t>Audit</w:t>
             </w:r>
           </w:p>
@@ -11891,13 +9068,7 @@
             <w:pPr>
               <w:spacing w:after="0"/>
             </w:pPr>
-            <w:r/>
-            <w:r>
-              <w:rPr>
-                <w:rFonts w:ascii="Aptos" w:hAnsi="Aptos"/>
-                <w:b w:val="0"/>
-                <w:sz w:val="16"/>
-              </w:rPr>
+            <w:r>
               <w:t>Auth events, data import, recommendation generation, approval, policy changes, source retrieval</w:t>
             </w:r>
           </w:p>
@@ -11913,13 +9084,7 @@
             <w:pPr>
               <w:spacing w:after="0"/>
             </w:pPr>
-            <w:r/>
-            <w:r>
-              <w:rPr>
-                <w:rFonts w:ascii="Aptos" w:hAnsi="Aptos"/>
-                <w:b w:val="0"/>
-                <w:sz w:val="16"/>
-              </w:rPr>
+            <w:r>
               <w:t>Retention</w:t>
             </w:r>
           </w:p>
@@ -11933,13 +9098,7 @@
             <w:pPr>
               <w:spacing w:after="0"/>
             </w:pPr>
-            <w:r/>
-            <w:r>
-              <w:rPr>
-                <w:rFonts w:ascii="Aptos" w:hAnsi="Aptos"/>
-                <w:b w:val="0"/>
-                <w:sz w:val="16"/>
-              </w:rPr>
+            <w:r>
               <w:t>Configurable retention for raw statements, logs, prompts, and LLM responses</w:t>
             </w:r>
           </w:p>
@@ -11955,13 +9114,7 @@
             <w:pPr>
               <w:spacing w:after="0"/>
             </w:pPr>
-            <w:r/>
-            <w:r>
-              <w:rPr>
-                <w:rFonts w:ascii="Aptos" w:hAnsi="Aptos"/>
-                <w:b w:val="0"/>
-                <w:sz w:val="16"/>
-              </w:rPr>
+            <w:r>
               <w:t>Backups</w:t>
             </w:r>
           </w:p>
@@ -11975,13 +9128,7 @@
             <w:pPr>
               <w:spacing w:after="0"/>
             </w:pPr>
-            <w:r/>
-            <w:r>
-              <w:rPr>
-                <w:rFonts w:ascii="Aptos" w:hAnsi="Aptos"/>
-                <w:b w:val="0"/>
-                <w:sz w:val="16"/>
-              </w:rPr>
+            <w:r>
               <w:t>Encrypted, versioned backups with restore testing</w:t>
             </w:r>
           </w:p>
@@ -12026,13 +9173,7 @@
             <w:pPr>
               <w:spacing w:after="0"/>
             </w:pPr>
-            <w:r/>
-            <w:r>
-              <w:rPr>
-                <w:rFonts w:ascii="Aptos" w:hAnsi="Aptos"/>
-                <w:b/>
-                <w:sz w:val="17"/>
-              </w:rPr>
+            <w:r>
               <w:t>Threat</w:t>
             </w:r>
           </w:p>
@@ -12047,13 +9188,7 @@
             <w:pPr>
               <w:spacing w:after="0"/>
             </w:pPr>
-            <w:r/>
-            <w:r>
-              <w:rPr>
-                <w:rFonts w:ascii="Aptos" w:hAnsi="Aptos"/>
-                <w:b/>
-                <w:sz w:val="17"/>
-              </w:rPr>
+            <w:r>
               <w:t>Control</w:t>
             </w:r>
           </w:p>
@@ -12069,13 +9204,7 @@
             <w:pPr>
               <w:spacing w:after="0"/>
             </w:pPr>
-            <w:r/>
-            <w:r>
-              <w:rPr>
-                <w:rFonts w:ascii="Aptos" w:hAnsi="Aptos"/>
-                <w:b w:val="0"/>
-                <w:sz w:val="16"/>
-              </w:rPr>
+            <w:r>
               <w:t>Public LLM data leakage</w:t>
             </w:r>
           </w:p>
@@ -12089,13 +9218,7 @@
             <w:pPr>
               <w:spacing w:after="0"/>
             </w:pPr>
-            <w:r/>
-            <w:r>
-              <w:rPr>
-                <w:rFonts w:ascii="Aptos" w:hAnsi="Aptos"/>
-                <w:b w:val="0"/>
-                <w:sz w:val="16"/>
-              </w:rPr>
+            <w:r>
               <w:t>Privacy Gateway, allowlisted fields, redaction, no raw database access</w:t>
             </w:r>
           </w:p>
@@ -12111,13 +9234,7 @@
             <w:pPr>
               <w:spacing w:after="0"/>
             </w:pPr>
-            <w:r/>
-            <w:r>
-              <w:rPr>
-                <w:rFonts w:ascii="Aptos" w:hAnsi="Aptos"/>
-                <w:b w:val="0"/>
-                <w:sz w:val="16"/>
-              </w:rPr>
+            <w:r>
               <w:t>Credential theft</w:t>
             </w:r>
           </w:p>
@@ -12131,13 +9248,7 @@
             <w:pPr>
               <w:spacing w:after="0"/>
             </w:pPr>
-            <w:r/>
-            <w:r>
-              <w:rPr>
-                <w:rFonts w:ascii="Aptos" w:hAnsi="Aptos"/>
-                <w:b w:val="0"/>
-                <w:sz w:val="16"/>
-              </w:rPr>
+            <w:r>
               <w:t>Use OAuth/tokenized aggregators; never store bank passwords</w:t>
             </w:r>
           </w:p>
@@ -12153,13 +9264,7 @@
             <w:pPr>
               <w:spacing w:after="0"/>
             </w:pPr>
-            <w:r/>
-            <w:r>
-              <w:rPr>
-                <w:rFonts w:ascii="Aptos" w:hAnsi="Aptos"/>
-                <w:b w:val="0"/>
-                <w:sz w:val="16"/>
-              </w:rPr>
+            <w:r>
               <w:t>Malicious document upload</w:t>
             </w:r>
           </w:p>
@@ -12173,13 +9278,7 @@
             <w:pPr>
               <w:spacing w:after="0"/>
             </w:pPr>
-            <w:r/>
-            <w:r>
-              <w:rPr>
-                <w:rFonts w:ascii="Aptos" w:hAnsi="Aptos"/>
-                <w:b w:val="0"/>
-                <w:sz w:val="16"/>
-              </w:rPr>
+            <w:r>
               <w:t>Sandbox parsing, file validation, size/type limits, malware scanning</w:t>
             </w:r>
           </w:p>
@@ -12195,13 +9294,7 @@
             <w:pPr>
               <w:spacing w:after="0"/>
             </w:pPr>
-            <w:r/>
-            <w:r>
-              <w:rPr>
-                <w:rFonts w:ascii="Aptos" w:hAnsi="Aptos"/>
-                <w:b w:val="0"/>
-                <w:sz w:val="16"/>
-              </w:rPr>
+            <w:r>
               <w:t>Prompt injection in documents</w:t>
             </w:r>
           </w:p>
@@ -12215,13 +9308,7 @@
             <w:pPr>
               <w:spacing w:after="0"/>
             </w:pPr>
-            <w:r/>
-            <w:r>
-              <w:rPr>
-                <w:rFonts w:ascii="Aptos" w:hAnsi="Aptos"/>
-                <w:b w:val="0"/>
-                <w:sz w:val="16"/>
-              </w:rPr>
+            <w:r>
               <w:t>Treat imported text as untrusted data; tool permissions remain server-enforced</w:t>
             </w:r>
           </w:p>
@@ -12237,13 +9324,7 @@
             <w:pPr>
               <w:spacing w:after="0"/>
             </w:pPr>
-            <w:r/>
-            <w:r>
-              <w:rPr>
-                <w:rFonts w:ascii="Aptos" w:hAnsi="Aptos"/>
-                <w:b w:val="0"/>
-                <w:sz w:val="16"/>
-              </w:rPr>
+            <w:r>
               <w:t>Unauthorized spouse access</w:t>
             </w:r>
           </w:p>
@@ -12257,13 +9338,7 @@
             <w:pPr>
               <w:spacing w:after="0"/>
             </w:pPr>
-            <w:r/>
-            <w:r>
-              <w:rPr>
-                <w:rFonts w:ascii="Aptos" w:hAnsi="Aptos"/>
-                <w:b w:val="0"/>
-                <w:sz w:val="16"/>
-              </w:rPr>
+            <w:r>
               <w:t>OIDC + household/member authorization + encrypted private fields</w:t>
             </w:r>
           </w:p>
@@ -12279,13 +9354,7 @@
             <w:pPr>
               <w:spacing w:after="0"/>
             </w:pPr>
-            <w:r/>
-            <w:r>
-              <w:rPr>
-                <w:rFonts w:ascii="Aptos" w:hAnsi="Aptos"/>
-                <w:b w:val="0"/>
-                <w:sz w:val="16"/>
-              </w:rPr>
+            <w:r>
               <w:t>Bad recommendation</w:t>
             </w:r>
           </w:p>
@@ -12299,13 +9368,7 @@
             <w:pPr>
               <w:spacing w:after="0"/>
             </w:pPr>
-            <w:r/>
-            <w:r>
-              <w:rPr>
-                <w:rFonts w:ascii="Aptos" w:hAnsi="Aptos"/>
-                <w:b w:val="0"/>
-                <w:sz w:val="16"/>
-              </w:rPr>
+            <w:r>
               <w:t>Deterministic calculations + research + independent validation + explicit uncertainty</w:t>
             </w:r>
           </w:p>
@@ -12321,13 +9384,7 @@
             <w:pPr>
               <w:spacing w:after="0"/>
             </w:pPr>
-            <w:r/>
-            <w:r>
-              <w:rPr>
-                <w:rFonts w:ascii="Aptos" w:hAnsi="Aptos"/>
-                <w:b w:val="0"/>
-                <w:sz w:val="16"/>
-              </w:rPr>
+            <w:r>
               <w:t>Data corruption</w:t>
             </w:r>
           </w:p>
@@ -12341,13 +9398,7 @@
             <w:pPr>
               <w:spacing w:after="0"/>
             </w:pPr>
-            <w:r/>
-            <w:r>
-              <w:rPr>
-                <w:rFonts w:ascii="Aptos" w:hAnsi="Aptos"/>
-                <w:b w:val="0"/>
-                <w:sz w:val="16"/>
-              </w:rPr>
+            <w:r>
               <w:t>Immutable raw imports, idempotency, transactional posting, reconciliation</w:t>
             </w:r>
           </w:p>
@@ -12363,13 +9414,7 @@
             <w:pPr>
               <w:spacing w:after="0"/>
             </w:pPr>
-            <w:r/>
-            <w:r>
-              <w:rPr>
-                <w:rFonts w:ascii="Aptos" w:hAnsi="Aptos"/>
-                <w:b w:val="0"/>
-                <w:sz w:val="16"/>
-              </w:rPr>
+            <w:r>
               <w:t>Operational compromise</w:t>
             </w:r>
           </w:p>
@@ -12383,13 +9428,7 @@
             <w:pPr>
               <w:spacing w:after="0"/>
             </w:pPr>
-            <w:r/>
-            <w:r>
-              <w:rPr>
-                <w:rFonts w:ascii="Aptos" w:hAnsi="Aptos"/>
-                <w:b w:val="0"/>
-                <w:sz w:val="16"/>
-              </w:rPr>
+            <w:r>
               <w:t>Least privilege, network segmentation, secrets management, patching, audit logs</w:t>
             </w:r>
           </w:p>
@@ -12433,7 +9472,7 @@
         <w:spacing w:after="40"/>
       </w:pPr>
       <w:r>
-        <w:t>Metrics: bank sync success, statement processing success, reconciliation confidence, review queue size, AI tool failure rate, research freshness, recommendation validation pass rate.</w:t>
+        <w:t>Metrics: import success, statement processing success, reconciliation confidence, review queue size, AI tool failure rate, research freshness, recommendation validation pass rate.</w:t>
       </w:r>
     </w:p>
     <w:p>
@@ -12496,13 +9535,7 @@
             <w:pPr>
               <w:spacing w:after="0"/>
             </w:pPr>
-            <w:r/>
-            <w:r>
-              <w:rPr>
-                <w:rFonts w:ascii="Aptos" w:hAnsi="Aptos"/>
-                <w:b/>
-                <w:sz w:val="17"/>
-              </w:rPr>
+            <w:r>
               <w:t>API Group</w:t>
             </w:r>
           </w:p>
@@ -12517,13 +9550,7 @@
             <w:pPr>
               <w:spacing w:after="0"/>
             </w:pPr>
-            <w:r/>
-            <w:r>
-              <w:rPr>
-                <w:rFonts w:ascii="Aptos" w:hAnsi="Aptos"/>
-                <w:b/>
-                <w:sz w:val="17"/>
-              </w:rPr>
+            <w:r>
               <w:t>Representative Endpoints</w:t>
             </w:r>
           </w:p>
@@ -12539,13 +9566,7 @@
             <w:pPr>
               <w:spacing w:after="0"/>
             </w:pPr>
-            <w:r/>
-            <w:r>
-              <w:rPr>
-                <w:rFonts w:ascii="Aptos" w:hAnsi="Aptos"/>
-                <w:b w:val="0"/>
-                <w:sz w:val="16"/>
-              </w:rPr>
+            <w:r>
               <w:t>Auth/household</w:t>
             </w:r>
           </w:p>
@@ -12559,13 +9580,7 @@
             <w:pPr>
               <w:spacing w:after="0"/>
             </w:pPr>
-            <w:r/>
-            <w:r>
-              <w:rPr>
-                <w:rFonts w:ascii="Aptos" w:hAnsi="Aptos"/>
-                <w:b w:val="0"/>
-                <w:sz w:val="16"/>
-              </w:rPr>
+            <w:r>
               <w:t>GET /household, POST /household/members, GET /household/policy, PUT /household/policy</w:t>
             </w:r>
           </w:p>
@@ -12581,13 +9596,7 @@
             <w:pPr>
               <w:spacing w:after="0"/>
             </w:pPr>
-            <w:r/>
-            <w:r>
-              <w:rPr>
-                <w:rFonts w:ascii="Aptos" w:hAnsi="Aptos"/>
-                <w:b w:val="0"/>
-                <w:sz w:val="16"/>
-              </w:rPr>
+            <w:r>
               <w:t>Accounts</w:t>
             </w:r>
           </w:p>
@@ -12601,14 +9610,8 @@
             <w:pPr>
               <w:spacing w:after="0"/>
             </w:pPr>
-            <w:r/>
-            <w:r>
-              <w:rPr>
-                <w:rFonts w:ascii="Aptos" w:hAnsi="Aptos"/>
-                <w:b w:val="0"/>
-                <w:sz w:val="16"/>
-              </w:rPr>
-              <w:t>GET /accounts, POST /accounts/connect, POST /accounts/{id}/reconnect, GET /accounts/{id}/status</w:t>
+            <w:r>
+              <w:t>GET /accounts, POST /statements, GET /statements/{id}, POST /statements/{id}/reprocess</w:t>
             </w:r>
           </w:p>
         </w:tc>
@@ -12623,13 +9626,7 @@
             <w:pPr>
               <w:spacing w:after="0"/>
             </w:pPr>
-            <w:r/>
-            <w:r>
-              <w:rPr>
-                <w:rFonts w:ascii="Aptos" w:hAnsi="Aptos"/>
-                <w:b w:val="0"/>
-                <w:sz w:val="16"/>
-              </w:rPr>
+            <w:r>
               <w:t>Statements</w:t>
             </w:r>
           </w:p>
@@ -12643,13 +9640,7 @@
             <w:pPr>
               <w:spacing w:after="0"/>
             </w:pPr>
-            <w:r/>
-            <w:r>
-              <w:rPr>
-                <w:rFonts w:ascii="Aptos" w:hAnsi="Aptos"/>
-                <w:b w:val="0"/>
-                <w:sz w:val="16"/>
-              </w:rPr>
+            <w:r>
               <w:t>POST /statements, GET /statements, GET /statements/{id}, POST /statements/{id}/reprocess</w:t>
             </w:r>
           </w:p>
@@ -12665,13 +9656,7 @@
             <w:pPr>
               <w:spacing w:after="0"/>
             </w:pPr>
-            <w:r/>
-            <w:r>
-              <w:rPr>
-                <w:rFonts w:ascii="Aptos" w:hAnsi="Aptos"/>
-                <w:b w:val="0"/>
-                <w:sz w:val="16"/>
-              </w:rPr>
+            <w:r>
               <w:t>Transactions</w:t>
             </w:r>
           </w:p>
@@ -12685,13 +9670,7 @@
             <w:pPr>
               <w:spacing w:after="0"/>
             </w:pPr>
-            <w:r/>
-            <w:r>
-              <w:rPr>
-                <w:rFonts w:ascii="Aptos" w:hAnsi="Aptos"/>
-                <w:b w:val="0"/>
-                <w:sz w:val="16"/>
-              </w:rPr>
+            <w:r>
               <w:t>GET /transactions, PATCH /transactions/{id}, GET /transactions/review</w:t>
             </w:r>
           </w:p>
@@ -12707,13 +9686,7 @@
             <w:pPr>
               <w:spacing w:after="0"/>
             </w:pPr>
-            <w:r/>
-            <w:r>
-              <w:rPr>
-                <w:rFonts w:ascii="Aptos" w:hAnsi="Aptos"/>
-                <w:b w:val="0"/>
-                <w:sz w:val="16"/>
-              </w:rPr>
+            <w:r>
               <w:t>Budget</w:t>
             </w:r>
           </w:p>
@@ -12727,13 +9700,7 @@
             <w:pPr>
               <w:spacing w:after="0"/>
             </w:pPr>
-            <w:r/>
-            <w:r>
-              <w:rPr>
-                <w:rFonts w:ascii="Aptos" w:hAnsi="Aptos"/>
-                <w:b w:val="0"/>
-                <w:sz w:val="16"/>
-              </w:rPr>
+            <w:r>
               <w:t>GET /budget/{period}, POST /budget/{period}/plan</w:t>
             </w:r>
           </w:p>
@@ -12749,13 +9716,7 @@
             <w:pPr>
               <w:spacing w:after="0"/>
             </w:pPr>
-            <w:r/>
-            <w:r>
-              <w:rPr>
-                <w:rFonts w:ascii="Aptos" w:hAnsi="Aptos"/>
-                <w:b w:val="0"/>
-                <w:sz w:val="16"/>
-              </w:rPr>
+            <w:r>
               <w:t>Goals</w:t>
             </w:r>
           </w:p>
@@ -12769,13 +9730,7 @@
             <w:pPr>
               <w:spacing w:after="0"/>
             </w:pPr>
-            <w:r/>
-            <w:r>
-              <w:rPr>
-                <w:rFonts w:ascii="Aptos" w:hAnsi="Aptos"/>
-                <w:b w:val="0"/>
-                <w:sz w:val="16"/>
-              </w:rPr>
+            <w:r>
               <w:t>GET /goals, POST /goals, PATCH /goals/{id}</w:t>
             </w:r>
           </w:p>
@@ -12791,13 +9746,7 @@
             <w:pPr>
               <w:spacing w:after="0"/>
             </w:pPr>
-            <w:r/>
-            <w:r>
-              <w:rPr>
-                <w:rFonts w:ascii="Aptos" w:hAnsi="Aptos"/>
-                <w:b w:val="0"/>
-                <w:sz w:val="16"/>
-              </w:rPr>
+            <w:r>
               <w:t>AI</w:t>
             </w:r>
           </w:p>
@@ -12811,13 +9760,7 @@
             <w:pPr>
               <w:spacing w:after="0"/>
             </w:pPr>
-            <w:r/>
-            <w:r>
-              <w:rPr>
-                <w:rFonts w:ascii="Aptos" w:hAnsi="Aptos"/>
-                <w:b w:val="0"/>
-                <w:sz w:val="16"/>
-              </w:rPr>
+            <w:r>
               <w:t>POST /advisor/chat, POST /advisor/scenario, GET /advisor/recommendations/{id}</w:t>
             </w:r>
           </w:p>
@@ -12833,13 +9776,7 @@
             <w:pPr>
               <w:spacing w:after="0"/>
             </w:pPr>
-            <w:r/>
-            <w:r>
-              <w:rPr>
-                <w:rFonts w:ascii="Aptos" w:hAnsi="Aptos"/>
-                <w:b w:val="0"/>
-                <w:sz w:val="16"/>
-              </w:rPr>
+            <w:r>
               <w:t>Research</w:t>
             </w:r>
           </w:p>
@@ -12853,13 +9790,7 @@
             <w:pPr>
               <w:spacing w:after="0"/>
             </w:pPr>
-            <w:r/>
-            <w:r>
-              <w:rPr>
-                <w:rFonts w:ascii="Aptos" w:hAnsi="Aptos"/>
-                <w:b w:val="0"/>
-                <w:sz w:val="16"/>
-              </w:rPr>
+            <w:r>
               <w:t>POST /research/search, GET /research/evidence/{id}</w:t>
             </w:r>
           </w:p>
@@ -12875,13 +9806,7 @@
             <w:pPr>
               <w:spacing w:after="0"/>
             </w:pPr>
-            <w:r/>
-            <w:r>
-              <w:rPr>
-                <w:rFonts w:ascii="Aptos" w:hAnsi="Aptos"/>
-                <w:b w:val="0"/>
-                <w:sz w:val="16"/>
-              </w:rPr>
+            <w:r>
               <w:t>Review</w:t>
             </w:r>
           </w:p>
@@ -12895,13 +9820,7 @@
             <w:pPr>
               <w:spacing w:after="0"/>
             </w:pPr>
-            <w:r/>
-            <w:r>
-              <w:rPr>
-                <w:rFonts w:ascii="Aptos" w:hAnsi="Aptos"/>
-                <w:b w:val="0"/>
-                <w:sz w:val="16"/>
-              </w:rPr>
+            <w:r>
               <w:t>GET /review, POST /review/{id}/resolve</w:t>
             </w:r>
           </w:p>
@@ -12917,13 +9836,7 @@
             <w:pPr>
               <w:spacing w:after="0"/>
             </w:pPr>
-            <w:r/>
-            <w:r>
-              <w:rPr>
-                <w:rFonts w:ascii="Aptos" w:hAnsi="Aptos"/>
-                <w:b w:val="0"/>
-                <w:sz w:val="16"/>
-              </w:rPr>
+            <w:r>
               <w:t>Decisions</w:t>
             </w:r>
           </w:p>
@@ -12937,13 +9850,7 @@
             <w:pPr>
               <w:spacing w:after="0"/>
             </w:pPr>
-            <w:r/>
-            <w:r>
-              <w:rPr>
-                <w:rFonts w:ascii="Aptos" w:hAnsi="Aptos"/>
-                <w:b w:val="0"/>
-                <w:sz w:val="16"/>
-              </w:rPr>
+            <w:r>
               <w:t>GET /decisions, POST /decisions/{recommendation_id}</w:t>
             </w:r>
           </w:p>
@@ -12989,13 +9896,7 @@
             <w:pPr>
               <w:spacing w:after="0"/>
             </w:pPr>
-            <w:r/>
-            <w:r>
-              <w:rPr>
-                <w:rFonts w:ascii="Aptos" w:hAnsi="Aptos"/>
-                <w:b/>
-                <w:sz w:val="17"/>
-              </w:rPr>
+            <w:r>
               <w:t>Release</w:t>
             </w:r>
           </w:p>
@@ -13010,13 +9911,7 @@
             <w:pPr>
               <w:spacing w:after="0"/>
             </w:pPr>
-            <w:r/>
-            <w:r>
-              <w:rPr>
-                <w:rFonts w:ascii="Aptos" w:hAnsi="Aptos"/>
-                <w:b/>
-                <w:sz w:val="17"/>
-              </w:rPr>
+            <w:r>
               <w:t>Focus</w:t>
             </w:r>
           </w:p>
@@ -13031,13 +9926,7 @@
             <w:pPr>
               <w:spacing w:after="0"/>
             </w:pPr>
-            <w:r/>
-            <w:r>
-              <w:rPr>
-                <w:rFonts w:ascii="Aptos" w:hAnsi="Aptos"/>
-                <w:b/>
-                <w:sz w:val="17"/>
-              </w:rPr>
+            <w:r>
               <w:t>Exit Criteria</w:t>
             </w:r>
           </w:p>
@@ -13053,13 +9942,7 @@
             <w:pPr>
               <w:spacing w:after="0"/>
             </w:pPr>
-            <w:r/>
-            <w:r>
-              <w:rPr>
-                <w:rFonts w:ascii="Aptos" w:hAnsi="Aptos"/>
-                <w:b w:val="0"/>
-                <w:sz w:val="16"/>
-              </w:rPr>
+            <w:r>
               <w:t>MVP-0</w:t>
             </w:r>
           </w:p>
@@ -13073,13 +9956,7 @@
             <w:pPr>
               <w:spacing w:after="0"/>
             </w:pPr>
-            <w:r/>
-            <w:r>
-              <w:rPr>
-                <w:rFonts w:ascii="Aptos" w:hAnsi="Aptos"/>
-                <w:b w:val="0"/>
-                <w:sz w:val="16"/>
-              </w:rPr>
+            <w:r>
               <w:t>Foundation</w:t>
             </w:r>
           </w:p>
@@ -13093,13 +9970,7 @@
             <w:pPr>
               <w:spacing w:after="0"/>
             </w:pPr>
-            <w:r/>
-            <w:r>
-              <w:rPr>
-                <w:rFonts w:ascii="Aptos" w:hAnsi="Aptos"/>
-                <w:b w:val="0"/>
-                <w:sz w:val="16"/>
-              </w:rPr>
+            <w:r>
               <w:t>Docker baseline, PostgreSQL, MinIO, Keycloak, API, UI shell, encrypted config/secrets, backup/restore.</w:t>
             </w:r>
           </w:p>
@@ -13115,13 +9986,7 @@
             <w:pPr>
               <w:spacing w:after="0"/>
             </w:pPr>
-            <w:r/>
-            <w:r>
-              <w:rPr>
-                <w:rFonts w:ascii="Aptos" w:hAnsi="Aptos"/>
-                <w:b w:val="0"/>
-                <w:sz w:val="16"/>
-              </w:rPr>
+            <w:r>
               <w:t>MVP-1</w:t>
             </w:r>
           </w:p>
@@ -13135,13 +10000,7 @@
             <w:pPr>
               <w:spacing w:after="0"/>
             </w:pPr>
-            <w:r/>
-            <w:r>
-              <w:rPr>
-                <w:rFonts w:ascii="Aptos" w:hAnsi="Aptos"/>
-                <w:b w:val="0"/>
-                <w:sz w:val="16"/>
-              </w:rPr>
+            <w:r>
               <w:t>Household + Manual Data</w:t>
             </w:r>
           </w:p>
@@ -13155,13 +10014,7 @@
             <w:pPr>
               <w:spacing w:after="0"/>
             </w:pPr>
-            <w:r/>
-            <w:r>
-              <w:rPr>
-                <w:rFonts w:ascii="Aptos" w:hAnsi="Aptos"/>
-                <w:b w:val="0"/>
-                <w:sz w:val="16"/>
-              </w:rPr>
+            <w:r>
               <w:t>Household members, accounts, goals, policy, manual transactions, initial financial snapshot.</w:t>
             </w:r>
           </w:p>
@@ -13177,13 +10030,7 @@
             <w:pPr>
               <w:spacing w:after="0"/>
             </w:pPr>
-            <w:r/>
-            <w:r>
-              <w:rPr>
-                <w:rFonts w:ascii="Aptos" w:hAnsi="Aptos"/>
-                <w:b w:val="0"/>
-                <w:sz w:val="16"/>
-              </w:rPr>
+            <w:r>
               <w:t>MVP-2</w:t>
             </w:r>
           </w:p>
@@ -13197,13 +10044,7 @@
             <w:pPr>
               <w:spacing w:after="0"/>
             </w:pPr>
-            <w:r/>
-            <w:r>
-              <w:rPr>
-                <w:rFonts w:ascii="Aptos" w:hAnsi="Aptos"/>
-                <w:b w:val="0"/>
-                <w:sz w:val="16"/>
-              </w:rPr>
+            <w:r>
               <w:t>Statement Ingestion</w:t>
             </w:r>
           </w:p>
@@ -13217,13 +10058,7 @@
             <w:pPr>
               <w:spacing w:after="0"/>
             </w:pPr>
-            <w:r/>
-            <w:r>
-              <w:rPr>
-                <w:rFonts w:ascii="Aptos" w:hAnsi="Aptos"/>
-                <w:b w:val="0"/>
-                <w:sz w:val="16"/>
-              </w:rPr>
+            <w:r>
               <w:t>PDF/CSV/image upload, parsing, normalization, reconciliation, review queue, document viewer.</w:t>
             </w:r>
           </w:p>
@@ -13239,13 +10074,7 @@
             <w:pPr>
               <w:spacing w:after="0"/>
             </w:pPr>
-            <w:r/>
-            <w:r>
-              <w:rPr>
-                <w:rFonts w:ascii="Aptos" w:hAnsi="Aptos"/>
-                <w:b w:val="0"/>
-                <w:sz w:val="16"/>
-              </w:rPr>
+            <w:r>
               <w:t>MVP-3</w:t>
             </w:r>
           </w:p>
@@ -13259,13 +10088,7 @@
             <w:pPr>
               <w:spacing w:after="0"/>
             </w:pPr>
-            <w:r/>
-            <w:r>
-              <w:rPr>
-                <w:rFonts w:ascii="Aptos" w:hAnsi="Aptos"/>
-                <w:b w:val="0"/>
-                <w:sz w:val="16"/>
-              </w:rPr>
+            <w:r>
               <w:t>Financial Intelligence</w:t>
             </w:r>
           </w:p>
@@ -13279,13 +10102,7 @@
             <w:pPr>
               <w:spacing w:after="0"/>
             </w:pPr>
-            <w:r/>
-            <w:r>
-              <w:rPr>
-                <w:rFonts w:ascii="Aptos" w:hAnsi="Aptos"/>
-                <w:b w:val="0"/>
-                <w:sz w:val="16"/>
-              </w:rPr>
+            <w:r>
               <w:t>Budgeting, cash flow, savings goals, emergency fund, debt, dashboard, alerts.</w:t>
             </w:r>
           </w:p>
@@ -13301,13 +10118,7 @@
             <w:pPr>
               <w:spacing w:after="0"/>
             </w:pPr>
-            <w:r/>
-            <w:r>
-              <w:rPr>
-                <w:rFonts w:ascii="Aptos" w:hAnsi="Aptos"/>
-                <w:b w:val="0"/>
-                <w:sz w:val="16"/>
-              </w:rPr>
+            <w:r>
               <w:t>MVP-4</w:t>
             </w:r>
           </w:p>
@@ -13321,13 +10132,7 @@
             <w:pPr>
               <w:spacing w:after="0"/>
             </w:pPr>
-            <w:r/>
-            <w:r>
-              <w:rPr>
-                <w:rFonts w:ascii="Aptos" w:hAnsi="Aptos"/>
-                <w:b w:val="0"/>
-                <w:sz w:val="16"/>
-              </w:rPr>
+            <w:r>
               <w:t>AI Advisor</w:t>
             </w:r>
           </w:p>
@@ -13341,13 +10146,7 @@
             <w:pPr>
               <w:spacing w:after="0"/>
             </w:pPr>
-            <w:r/>
-            <w:r>
-              <w:rPr>
-                <w:rFonts w:ascii="Aptos" w:hAnsi="Aptos"/>
-                <w:b w:val="0"/>
-                <w:sz w:val="16"/>
-              </w:rPr>
+            <w:r>
               <w:t>Tool-based chat, financial context builder, private prompt assembly, recommendation journal, source citations.</w:t>
             </w:r>
           </w:p>
@@ -13363,13 +10162,7 @@
             <w:pPr>
               <w:spacing w:after="0"/>
             </w:pPr>
-            <w:r/>
-            <w:r>
-              <w:rPr>
-                <w:rFonts w:ascii="Aptos" w:hAnsi="Aptos"/>
-                <w:b w:val="0"/>
-                <w:sz w:val="16"/>
-              </w:rPr>
+            <w:r>
               <w:t>MVP-5</w:t>
             </w:r>
           </w:p>
@@ -13383,13 +10176,7 @@
             <w:pPr>
               <w:spacing w:after="0"/>
             </w:pPr>
-            <w:r/>
-            <w:r>
-              <w:rPr>
-                <w:rFonts w:ascii="Aptos" w:hAnsi="Aptos"/>
-                <w:b w:val="0"/>
-                <w:sz w:val="16"/>
-              </w:rPr>
+            <w:r>
               <w:t>Validation + UX Hardening</w:t>
             </w:r>
           </w:p>
@@ -13403,13 +10190,7 @@
             <w:pPr>
               <w:spacing w:after="0"/>
             </w:pPr>
-            <w:r/>
-            <w:r>
-              <w:rPr>
-                <w:rFonts w:ascii="Aptos" w:hAnsi="Aptos"/>
-                <w:b w:val="0"/>
-                <w:sz w:val="16"/>
-              </w:rPr>
+            <w:r>
               <w:t>Adversarial validator, confidence model, error/resolution flows, usability testing with non-technical spouse.</w:t>
             </w:r>
           </w:p>
@@ -13425,13 +10206,7 @@
             <w:pPr>
               <w:spacing w:after="0"/>
             </w:pPr>
-            <w:r/>
-            <w:r>
-              <w:rPr>
-                <w:rFonts w:ascii="Aptos" w:hAnsi="Aptos"/>
-                <w:b w:val="0"/>
-                <w:sz w:val="16"/>
-              </w:rPr>
+            <w:r>
               <w:t>MVP-6</w:t>
             </w:r>
           </w:p>
@@ -13445,14 +10220,8 @@
             <w:pPr>
               <w:spacing w:after="0"/>
             </w:pPr>
-            <w:r/>
-            <w:r>
-              <w:rPr>
-                <w:rFonts w:ascii="Aptos" w:hAnsi="Aptos"/>
-                <w:b w:val="0"/>
-                <w:sz w:val="16"/>
-              </w:rPr>
-              <w:t>Bank Integrations</w:t>
+            <w:r>
+              <w:t>Online Institution Integrations — TBD</w:t>
             </w:r>
           </w:p>
         </w:tc>
@@ -13465,14 +10234,8 @@
             <w:pPr>
               <w:spacing w:after="0"/>
             </w:pPr>
-            <w:r/>
-            <w:r>
-              <w:rPr>
-                <w:rFonts w:ascii="Aptos" w:hAnsi="Aptos"/>
-                <w:b w:val="0"/>
-                <w:sz w:val="16"/>
-              </w:rPr>
-              <w:t>Aggregator adapter, automatic sync, reconnect flow, provider health/status.</w:t>
+            <w:r>
+              <w:t>Advanced CSV/PDF source profiles, extraction learning, reconciliation improvements, recurring-fact detection, import pipeline health/status.</w:t>
             </w:r>
           </w:p>
         </w:tc>
@@ -13487,13 +10250,7 @@
             <w:pPr>
               <w:spacing w:after="0"/>
             </w:pPr>
-            <w:r/>
-            <w:r>
-              <w:rPr>
-                <w:rFonts w:ascii="Aptos" w:hAnsi="Aptos"/>
-                <w:b w:val="0"/>
-                <w:sz w:val="16"/>
-              </w:rPr>
+            <w:r>
               <w:t>MVP-7</w:t>
             </w:r>
           </w:p>
@@ -13507,13 +10264,7 @@
             <w:pPr>
               <w:spacing w:after="0"/>
             </w:pPr>
-            <w:r/>
-            <w:r>
-              <w:rPr>
-                <w:rFonts w:ascii="Aptos" w:hAnsi="Aptos"/>
-                <w:b w:val="0"/>
-                <w:sz w:val="16"/>
-              </w:rPr>
+            <w:r>
               <w:t>Advanced Optimization</w:t>
             </w:r>
           </w:p>
@@ -13527,13 +10278,7 @@
             <w:pPr>
               <w:spacing w:after="0"/>
             </w:pPr>
-            <w:r/>
-            <w:r>
-              <w:rPr>
-                <w:rFonts w:ascii="Aptos" w:hAnsi="Aptos"/>
-                <w:b w:val="0"/>
-                <w:sz w:val="16"/>
-              </w:rPr>
+            <w:r>
               <w:t>Credit card optimizer, windfall/surprise engine, FI simulation, scenario center.</w:t>
             </w:r>
           </w:p>
@@ -13549,13 +10294,7 @@
             <w:pPr>
               <w:spacing w:after="0"/>
             </w:pPr>
-            <w:r/>
-            <w:r>
-              <w:rPr>
-                <w:rFonts w:ascii="Aptos" w:hAnsi="Aptos"/>
-                <w:b w:val="0"/>
-                <w:sz w:val="16"/>
-              </w:rPr>
+            <w:r>
               <w:t>Later</w:t>
             </w:r>
           </w:p>
@@ -13569,13 +10308,7 @@
             <w:pPr>
               <w:spacing w:after="0"/>
             </w:pPr>
-            <w:r/>
-            <w:r>
-              <w:rPr>
-                <w:rFonts w:ascii="Aptos" w:hAnsi="Aptos"/>
-                <w:b w:val="0"/>
-                <w:sz w:val="16"/>
-              </w:rPr>
+            <w:r>
               <w:t>Investment capabilities</w:t>
             </w:r>
           </w:p>
@@ -13589,13 +10322,7 @@
             <w:pPr>
               <w:spacing w:after="0"/>
             </w:pPr>
-            <w:r/>
-            <w:r>
-              <w:rPr>
-                <w:rFonts w:ascii="Aptos" w:hAnsi="Aptos"/>
-                <w:b w:val="0"/>
-                <w:sz w:val="16"/>
-              </w:rPr>
+            <w:r>
               <w:t>Portfolio analytics, tax-aware modeling, any individualized securities recommendations only after legal/compliance architecture review.</w:t>
             </w:r>
           </w:p>
@@ -13639,7 +10366,7 @@
         <w:spacing w:after="40"/>
       </w:pPr>
       <w:r>
-        <w:t>A bank connection failure is shown as a clear task with a primary resolution action.</w:t>
+        <w:t>An import or parsing failure is shown as a clear task with a primary resolution action.</w:t>
       </w:r>
     </w:p>
     <w:p>
@@ -13738,13 +10465,7 @@
             <w:pPr>
               <w:spacing w:after="0"/>
             </w:pPr>
-            <w:r/>
-            <w:r>
-              <w:rPr>
-                <w:rFonts w:ascii="Aptos" w:hAnsi="Aptos"/>
-                <w:b/>
-                <w:sz w:val="17"/>
-              </w:rPr>
+            <w:r>
               <w:t>Area</w:t>
             </w:r>
           </w:p>
@@ -13759,13 +10480,7 @@
             <w:pPr>
               <w:spacing w:after="0"/>
             </w:pPr>
-            <w:r/>
-            <w:r>
-              <w:rPr>
-                <w:rFonts w:ascii="Aptos" w:hAnsi="Aptos"/>
-                <w:b/>
-                <w:sz w:val="17"/>
-              </w:rPr>
+            <w:r>
               <w:t>Testing Approach</w:t>
             </w:r>
           </w:p>
@@ -13781,13 +10496,7 @@
             <w:pPr>
               <w:spacing w:after="0"/>
             </w:pPr>
-            <w:r/>
-            <w:r>
-              <w:rPr>
-                <w:rFonts w:ascii="Aptos" w:hAnsi="Aptos"/>
-                <w:b w:val="0"/>
-                <w:sz w:val="16"/>
-              </w:rPr>
+            <w:r>
               <w:t>Financial calculations</w:t>
             </w:r>
           </w:p>
@@ -13801,13 +10510,7 @@
             <w:pPr>
               <w:spacing w:after="0"/>
             </w:pPr>
-            <w:r/>
-            <w:r>
-              <w:rPr>
-                <w:rFonts w:ascii="Aptos" w:hAnsi="Aptos"/>
-                <w:b w:val="0"/>
-                <w:sz w:val="16"/>
-              </w:rPr>
+            <w:r>
               <w:t>Unit tests + golden scenarios + property-based tests where useful</w:t>
             </w:r>
           </w:p>
@@ -13823,13 +10526,7 @@
             <w:pPr>
               <w:spacing w:after="0"/>
             </w:pPr>
-            <w:r/>
-            <w:r>
-              <w:rPr>
-                <w:rFonts w:ascii="Aptos" w:hAnsi="Aptos"/>
-                <w:b w:val="0"/>
-                <w:sz w:val="16"/>
-              </w:rPr>
+            <w:r>
               <w:t>Reconciliation</w:t>
             </w:r>
           </w:p>
@@ -13843,13 +10540,7 @@
             <w:pPr>
               <w:spacing w:after="0"/>
             </w:pPr>
-            <w:r/>
-            <w:r>
-              <w:rPr>
-                <w:rFonts w:ascii="Aptos" w:hAnsi="Aptos"/>
-                <w:b w:val="0"/>
-                <w:sz w:val="16"/>
-              </w:rPr>
+            <w:r>
               <w:t>Known statement/feed pairs + duplicate/overlap edge cases</w:t>
             </w:r>
           </w:p>
@@ -13865,13 +10556,7 @@
             <w:pPr>
               <w:spacing w:after="0"/>
             </w:pPr>
-            <w:r/>
-            <w:r>
-              <w:rPr>
-                <w:rFonts w:ascii="Aptos" w:hAnsi="Aptos"/>
-                <w:b w:val="0"/>
-                <w:sz w:val="16"/>
-              </w:rPr>
+            <w:r>
               <w:t>Document ingestion</w:t>
             </w:r>
           </w:p>
@@ -13885,13 +10570,7 @@
             <w:pPr>
               <w:spacing w:after="0"/>
             </w:pPr>
-            <w:r/>
-            <w:r>
-              <w:rPr>
-                <w:rFonts w:ascii="Aptos" w:hAnsi="Aptos"/>
-                <w:b w:val="0"/>
-                <w:sz w:val="16"/>
-              </w:rPr>
+            <w:r>
               <w:t>Corpus of real anonymized statements across institutions/layouts</w:t>
             </w:r>
           </w:p>
@@ -13907,13 +10586,7 @@
             <w:pPr>
               <w:spacing w:after="0"/>
             </w:pPr>
-            <w:r/>
-            <w:r>
-              <w:rPr>
-                <w:rFonts w:ascii="Aptos" w:hAnsi="Aptos"/>
-                <w:b w:val="0"/>
-                <w:sz w:val="16"/>
-              </w:rPr>
+            <w:r>
               <w:t>AI tools</w:t>
             </w:r>
           </w:p>
@@ -13927,13 +10600,7 @@
             <w:pPr>
               <w:spacing w:after="0"/>
             </w:pPr>
-            <w:r/>
-            <w:r>
-              <w:rPr>
-                <w:rFonts w:ascii="Aptos" w:hAnsi="Aptos"/>
-                <w:b w:val="0"/>
-                <w:sz w:val="16"/>
-              </w:rPr>
+            <w:r>
               <w:t>Contract tests; deterministic mocked tools; no reliance on model prose for correctness</w:t>
             </w:r>
           </w:p>
@@ -13949,13 +10616,7 @@
             <w:pPr>
               <w:spacing w:after="0"/>
             </w:pPr>
-            <w:r/>
-            <w:r>
-              <w:rPr>
-                <w:rFonts w:ascii="Aptos" w:hAnsi="Aptos"/>
-                <w:b w:val="0"/>
-                <w:sz w:val="16"/>
-              </w:rPr>
+            <w:r>
               <w:t>Recommendation validation</w:t>
             </w:r>
           </w:p>
@@ -13969,13 +10630,7 @@
             <w:pPr>
               <w:spacing w:after="0"/>
             </w:pPr>
-            <w:r/>
-            <w:r>
-              <w:rPr>
-                <w:rFonts w:ascii="Aptos" w:hAnsi="Aptos"/>
-                <w:b w:val="0"/>
-                <w:sz w:val="16"/>
-              </w:rPr>
+            <w:r>
               <w:t>Known decision cases and adversarial counterexamples</w:t>
             </w:r>
           </w:p>
@@ -13991,13 +10646,7 @@
             <w:pPr>
               <w:spacing w:after="0"/>
             </w:pPr>
-            <w:r/>
-            <w:r>
-              <w:rPr>
-                <w:rFonts w:ascii="Aptos" w:hAnsi="Aptos"/>
-                <w:b w:val="0"/>
-                <w:sz w:val="16"/>
-              </w:rPr>
+            <w:r>
               <w:t>Privacy</w:t>
             </w:r>
           </w:p>
@@ -14011,13 +10660,7 @@
             <w:pPr>
               <w:spacing w:after="0"/>
             </w:pPr>
-            <w:r/>
-            <w:r>
-              <w:rPr>
-                <w:rFonts w:ascii="Aptos" w:hAnsi="Aptos"/>
-                <w:b w:val="0"/>
-                <w:sz w:val="16"/>
-              </w:rPr>
+            <w:r>
               <w:t>Prompt egress tests; restricted-field scanners; outbound request allowlist</w:t>
             </w:r>
           </w:p>
@@ -14033,13 +10676,7 @@
             <w:pPr>
               <w:spacing w:after="0"/>
             </w:pPr>
-            <w:r/>
-            <w:r>
-              <w:rPr>
-                <w:rFonts w:ascii="Aptos" w:hAnsi="Aptos"/>
-                <w:b w:val="0"/>
-                <w:sz w:val="16"/>
-              </w:rPr>
+            <w:r>
               <w:t>UX</w:t>
             </w:r>
           </w:p>
@@ -14053,13 +10690,7 @@
             <w:pPr>
               <w:spacing w:after="0"/>
             </w:pPr>
-            <w:r/>
-            <w:r>
-              <w:rPr>
-                <w:rFonts w:ascii="Aptos" w:hAnsi="Aptos"/>
-                <w:b w:val="0"/>
-                <w:sz w:val="16"/>
-              </w:rPr>
+            <w:r>
               <w:t>Task-based testing with a non-technical spouse; measure completion time and recovery success</w:t>
             </w:r>
           </w:p>
@@ -14075,13 +10706,7 @@
             <w:pPr>
               <w:spacing w:after="0"/>
             </w:pPr>
-            <w:r/>
-            <w:r>
-              <w:rPr>
-                <w:rFonts w:ascii="Aptos" w:hAnsi="Aptos"/>
-                <w:b w:val="0"/>
-                <w:sz w:val="16"/>
-              </w:rPr>
+            <w:r>
               <w:t>Recovery</w:t>
             </w:r>
           </w:p>
@@ -14095,14 +10720,8 @@
             <w:pPr>
               <w:spacing w:after="0"/>
             </w:pPr>
-            <w:r/>
-            <w:r>
-              <w:rPr>
-                <w:rFonts w:ascii="Aptos" w:hAnsi="Aptos"/>
-                <w:b w:val="0"/>
-                <w:sz w:val="16"/>
-              </w:rPr>
-              <w:t>Provider outage, parser failure, database restore, queue replay, failed LLM calls</w:t>
+            <w:r>
+              <w:t>Document parser failure, database restore, queue replay, failed LLM calls</w:t>
             </w:r>
           </w:p>
         </w:tc>
@@ -14147,13 +10766,7 @@
             <w:pPr>
               <w:spacing w:after="0"/>
             </w:pPr>
-            <w:r/>
-            <w:r>
-              <w:rPr>
-                <w:rFonts w:ascii="Aptos" w:hAnsi="Aptos"/>
-                <w:b/>
-                <w:sz w:val="17"/>
-              </w:rPr>
+            <w:r>
               <w:t>ADR</w:t>
             </w:r>
           </w:p>
@@ -14168,13 +10781,7 @@
             <w:pPr>
               <w:spacing w:after="0"/>
             </w:pPr>
-            <w:r/>
-            <w:r>
-              <w:rPr>
-                <w:rFonts w:ascii="Aptos" w:hAnsi="Aptos"/>
-                <w:b/>
-                <w:sz w:val="17"/>
-              </w:rPr>
+            <w:r>
               <w:t>Decision</w:t>
             </w:r>
           </w:p>
@@ -14189,13 +10796,7 @@
             <w:pPr>
               <w:spacing w:after="0"/>
             </w:pPr>
-            <w:r/>
-            <w:r>
-              <w:rPr>
-                <w:rFonts w:ascii="Aptos" w:hAnsi="Aptos"/>
-                <w:b/>
-                <w:sz w:val="17"/>
-              </w:rPr>
+            <w:r>
               <w:t>Reason</w:t>
             </w:r>
           </w:p>
@@ -14211,13 +10812,7 @@
             <w:pPr>
               <w:spacing w:after="0"/>
             </w:pPr>
-            <w:r/>
-            <w:r>
-              <w:rPr>
-                <w:rFonts w:ascii="Aptos" w:hAnsi="Aptos"/>
-                <w:b w:val="0"/>
-                <w:sz w:val="16"/>
-              </w:rPr>
+            <w:r>
               <w:t>ADR-001</w:t>
             </w:r>
           </w:p>
@@ -14231,13 +10826,7 @@
             <w:pPr>
               <w:spacing w:after="0"/>
             </w:pPr>
-            <w:r/>
-            <w:r>
-              <w:rPr>
-                <w:rFonts w:ascii="Aptos" w:hAnsi="Aptos"/>
-                <w:b w:val="0"/>
-                <w:sz w:val="16"/>
-              </w:rPr>
+            <w:r>
               <w:t>Financial data remains local</w:t>
             </w:r>
           </w:p>
@@ -14251,13 +10840,7 @@
             <w:pPr>
               <w:spacing w:after="0"/>
             </w:pPr>
-            <w:r/>
-            <w:r>
-              <w:rPr>
-                <w:rFonts w:ascii="Aptos" w:hAnsi="Aptos"/>
-                <w:b w:val="0"/>
-                <w:sz w:val="16"/>
-              </w:rPr>
+            <w:r>
               <w:t>Privacy and trust are core product requirements.</w:t>
             </w:r>
           </w:p>
@@ -14273,13 +10856,7 @@
             <w:pPr>
               <w:spacing w:after="0"/>
             </w:pPr>
-            <w:r/>
-            <w:r>
-              <w:rPr>
-                <w:rFonts w:ascii="Aptos" w:hAnsi="Aptos"/>
-                <w:b w:val="0"/>
-                <w:sz w:val="16"/>
-              </w:rPr>
+            <w:r>
               <w:t>ADR-002</w:t>
             </w:r>
           </w:p>
@@ -14293,13 +10870,7 @@
             <w:pPr>
               <w:spacing w:after="0"/>
             </w:pPr>
-            <w:r/>
-            <w:r>
-              <w:rPr>
-                <w:rFonts w:ascii="Aptos" w:hAnsi="Aptos"/>
-                <w:b w:val="0"/>
-                <w:sz w:val="16"/>
-              </w:rPr>
+            <w:r>
               <w:t>LLM has tool-only access</w:t>
             </w:r>
           </w:p>
@@ -14313,13 +10884,7 @@
             <w:pPr>
               <w:spacing w:after="0"/>
             </w:pPr>
-            <w:r/>
-            <w:r>
-              <w:rPr>
-                <w:rFonts w:ascii="Aptos" w:hAnsi="Aptos"/>
-                <w:b w:val="0"/>
-                <w:sz w:val="16"/>
-              </w:rPr>
+            <w:r>
               <w:t>Prevents arbitrary access to financial records and makes behavior testable.</w:t>
             </w:r>
           </w:p>
@@ -14335,13 +10900,7 @@
             <w:pPr>
               <w:spacing w:after="0"/>
             </w:pPr>
-            <w:r/>
-            <w:r>
-              <w:rPr>
-                <w:rFonts w:ascii="Aptos" w:hAnsi="Aptos"/>
-                <w:b w:val="0"/>
-                <w:sz w:val="16"/>
-              </w:rPr>
+            <w:r>
               <w:t>ADR-003</w:t>
             </w:r>
           </w:p>
@@ -14355,13 +10914,7 @@
             <w:pPr>
               <w:spacing w:after="0"/>
             </w:pPr>
-            <w:r/>
-            <w:r>
-              <w:rPr>
-                <w:rFonts w:ascii="Aptos" w:hAnsi="Aptos"/>
-                <w:b w:val="0"/>
-                <w:sz w:val="16"/>
-              </w:rPr>
+            <w:r>
               <w:t>Financial engine is deterministic</w:t>
             </w:r>
           </w:p>
@@ -14375,13 +10928,7 @@
             <w:pPr>
               <w:spacing w:after="0"/>
             </w:pPr>
-            <w:r/>
-            <w:r>
-              <w:rPr>
-                <w:rFonts w:ascii="Aptos" w:hAnsi="Aptos"/>
-                <w:b w:val="0"/>
-                <w:sz w:val="16"/>
-              </w:rPr>
+            <w:r>
               <w:t>Balances, budgets, simulations, and policy enforcement require reproducibility.</w:t>
             </w:r>
           </w:p>
@@ -14397,13 +10944,7 @@
             <w:pPr>
               <w:spacing w:after="0"/>
             </w:pPr>
-            <w:r/>
-            <w:r>
-              <w:rPr>
-                <w:rFonts w:ascii="Aptos" w:hAnsi="Aptos"/>
-                <w:b w:val="0"/>
-                <w:sz w:val="16"/>
-              </w:rPr>
+            <w:r>
               <w:t>ADR-004</w:t>
             </w:r>
           </w:p>
@@ -14417,13 +10958,7 @@
             <w:pPr>
               <w:spacing w:after="0"/>
             </w:pPr>
-            <w:r/>
-            <w:r>
-              <w:rPr>
-                <w:rFonts w:ascii="Aptos" w:hAnsi="Aptos"/>
-                <w:b w:val="0"/>
-                <w:sz w:val="16"/>
-              </w:rPr>
+            <w:r>
               <w:t>Provider-neutral LLM adapter</w:t>
             </w:r>
           </w:p>
@@ -14437,13 +10972,7 @@
             <w:pPr>
               <w:spacing w:after="0"/>
             </w:pPr>
-            <w:r/>
-            <w:r>
-              <w:rPr>
-                <w:rFonts w:ascii="Aptos" w:hAnsi="Aptos"/>
-                <w:b w:val="0"/>
-                <w:sz w:val="16"/>
-              </w:rPr>
+            <w:r>
               <w:t>Allows switching public LLM vendors and adding a local model later.</w:t>
             </w:r>
           </w:p>
@@ -14459,13 +10988,7 @@
             <w:pPr>
               <w:spacing w:after="0"/>
             </w:pPr>
-            <w:r/>
-            <w:r>
-              <w:rPr>
-                <w:rFonts w:ascii="Aptos" w:hAnsi="Aptos"/>
-                <w:b w:val="0"/>
-                <w:sz w:val="16"/>
-              </w:rPr>
+            <w:r>
               <w:t>ADR-005</w:t>
             </w:r>
           </w:p>
@@ -14479,13 +11002,7 @@
             <w:pPr>
               <w:spacing w:after="0"/>
             </w:pPr>
-            <w:r/>
-            <w:r>
-              <w:rPr>
-                <w:rFonts w:ascii="Aptos" w:hAnsi="Aptos"/>
-                <w:b w:val="0"/>
-                <w:sz w:val="16"/>
-              </w:rPr>
+            <w:r>
               <w:t>Statements are retained as source evidence</w:t>
             </w:r>
           </w:p>
@@ -14499,13 +11016,7 @@
             <w:pPr>
               <w:spacing w:after="0"/>
             </w:pPr>
-            <w:r/>
-            <w:r>
-              <w:rPr>
-                <w:rFonts w:ascii="Aptos" w:hAnsi="Aptos"/>
-                <w:b w:val="0"/>
-                <w:sz w:val="16"/>
-              </w:rPr>
+            <w:r>
               <w:t>Supports reprocessing, audit, reconciliation, and user trust.</w:t>
             </w:r>
           </w:p>
@@ -14521,13 +11032,7 @@
             <w:pPr>
               <w:spacing w:after="0"/>
             </w:pPr>
-            <w:r/>
-            <w:r>
-              <w:rPr>
-                <w:rFonts w:ascii="Aptos" w:hAnsi="Aptos"/>
-                <w:b w:val="0"/>
-                <w:sz w:val="16"/>
-              </w:rPr>
+            <w:r>
               <w:t>ADR-006</w:t>
             </w:r>
           </w:p>
@@ -14541,13 +11046,7 @@
             <w:pPr>
               <w:spacing w:after="0"/>
             </w:pPr>
-            <w:r/>
-            <w:r>
-              <w:rPr>
-                <w:rFonts w:ascii="Aptos" w:hAnsi="Aptos"/>
-                <w:b w:val="0"/>
-                <w:sz w:val="16"/>
-              </w:rPr>
+            <w:r>
               <w:t>Review queue for exceptions</w:t>
             </w:r>
           </w:p>
@@ -14561,13 +11060,7 @@
             <w:pPr>
               <w:spacing w:after="0"/>
             </w:pPr>
-            <w:r/>
-            <w:r>
-              <w:rPr>
-                <w:rFonts w:ascii="Aptos" w:hAnsi="Aptos"/>
-                <w:b w:val="0"/>
-                <w:sz w:val="16"/>
-              </w:rPr>
+            <w:r>
               <w:t>Keeps normal workflows automatic while preserving human control over ambiguity.</w:t>
             </w:r>
           </w:p>
@@ -14583,13 +11076,7 @@
             <w:pPr>
               <w:spacing w:after="0"/>
             </w:pPr>
-            <w:r/>
-            <w:r>
-              <w:rPr>
-                <w:rFonts w:ascii="Aptos" w:hAnsi="Aptos"/>
-                <w:b w:val="0"/>
-                <w:sz w:val="16"/>
-              </w:rPr>
+            <w:r>
               <w:t>ADR-007</w:t>
             </w:r>
           </w:p>
@@ -14603,13 +11090,7 @@
             <w:pPr>
               <w:spacing w:after="0"/>
             </w:pPr>
-            <w:r/>
-            <w:r>
-              <w:rPr>
-                <w:rFonts w:ascii="Aptos" w:hAnsi="Aptos"/>
-                <w:b w:val="0"/>
-                <w:sz w:val="16"/>
-              </w:rPr>
+            <w:r>
               <w:t>Household policy is explicit data</w:t>
             </w:r>
           </w:p>
@@ -14623,13 +11104,7 @@
             <w:pPr>
               <w:spacing w:after="0"/>
             </w:pPr>
-            <w:r/>
-            <w:r>
-              <w:rPr>
-                <w:rFonts w:ascii="Aptos" w:hAnsi="Aptos"/>
-                <w:b w:val="0"/>
-                <w:sz w:val="16"/>
-              </w:rPr>
+            <w:r>
               <w:t>Personal financial priorities should not live only in prompts.</w:t>
             </w:r>
           </w:p>
@@ -14645,13 +11120,7 @@
             <w:pPr>
               <w:spacing w:after="0"/>
             </w:pPr>
-            <w:r/>
-            <w:r>
-              <w:rPr>
-                <w:rFonts w:ascii="Aptos" w:hAnsi="Aptos"/>
-                <w:b w:val="0"/>
-                <w:sz w:val="16"/>
-              </w:rPr>
+            <w:r>
               <w:t>ADR-008</w:t>
             </w:r>
           </w:p>
@@ -14665,13 +11134,7 @@
             <w:pPr>
               <w:spacing w:after="0"/>
             </w:pPr>
-            <w:r/>
-            <w:r>
-              <w:rPr>
-                <w:rFonts w:ascii="Aptos" w:hAnsi="Aptos"/>
-                <w:b w:val="0"/>
-                <w:sz w:val="16"/>
-              </w:rPr>
+            <w:r>
               <w:t>Recommendations are versioned</w:t>
             </w:r>
           </w:p>
@@ -14685,13 +11148,7 @@
             <w:pPr>
               <w:spacing w:after="0"/>
             </w:pPr>
-            <w:r/>
-            <w:r>
-              <w:rPr>
-                <w:rFonts w:ascii="Aptos" w:hAnsi="Aptos"/>
-                <w:b w:val="0"/>
-                <w:sz w:val="16"/>
-              </w:rPr>
+            <w:r>
               <w:t>Allows explainability and historical decision analysis.</w:t>
             </w:r>
           </w:p>
@@ -14707,13 +11164,7 @@
             <w:pPr>
               <w:spacing w:after="0"/>
             </w:pPr>
-            <w:r/>
-            <w:r>
-              <w:rPr>
-                <w:rFonts w:ascii="Aptos" w:hAnsi="Aptos"/>
-                <w:b w:val="0"/>
-                <w:sz w:val="16"/>
-              </w:rPr>
+            <w:r>
               <w:t>ADR-009</w:t>
             </w:r>
           </w:p>
@@ -14727,13 +11178,7 @@
             <w:pPr>
               <w:spacing w:after="0"/>
             </w:pPr>
-            <w:r/>
-            <w:r>
-              <w:rPr>
-                <w:rFonts w:ascii="Aptos" w:hAnsi="Aptos"/>
-                <w:b w:val="0"/>
-                <w:sz w:val="16"/>
-              </w:rPr>
+            <w:r>
               <w:t>No automated financial transfer in MVP</w:t>
             </w:r>
           </w:p>
@@ -14747,13 +11192,7 @@
             <w:pPr>
               <w:spacing w:after="0"/>
             </w:pPr>
-            <w:r/>
-            <w:r>
-              <w:rPr>
-                <w:rFonts w:ascii="Aptos" w:hAnsi="Aptos"/>
-                <w:b w:val="0"/>
-                <w:sz w:val="16"/>
-              </w:rPr>
+            <w:r>
               <w:t>Reduces operational and safety risk while building trust.</w:t>
             </w:r>
           </w:p>
@@ -15114,13 +11553,7 @@
             <w:pPr>
               <w:spacing w:after="0"/>
             </w:pPr>
-            <w:r/>
-            <w:r>
-              <w:rPr>
-                <w:rFonts w:ascii="Aptos" w:hAnsi="Aptos"/>
-                <w:b/>
-                <w:sz w:val="17"/>
-              </w:rPr>
+            <w:r>
               <w:t>Risk</w:t>
             </w:r>
           </w:p>
@@ -15135,13 +11568,7 @@
             <w:pPr>
               <w:spacing w:after="0"/>
             </w:pPr>
-            <w:r/>
-            <w:r>
-              <w:rPr>
-                <w:rFonts w:ascii="Aptos" w:hAnsi="Aptos"/>
-                <w:b/>
-                <w:sz w:val="17"/>
-              </w:rPr>
+            <w:r>
               <w:t>Impact</w:t>
             </w:r>
           </w:p>
@@ -15156,13 +11583,7 @@
             <w:pPr>
               <w:spacing w:after="0"/>
             </w:pPr>
-            <w:r/>
-            <w:r>
-              <w:rPr>
-                <w:rFonts w:ascii="Aptos" w:hAnsi="Aptos"/>
-                <w:b/>
-                <w:sz w:val="17"/>
-              </w:rPr>
+            <w:r>
               <w:t>Mitigation</w:t>
             </w:r>
           </w:p>
@@ -15178,13 +11599,7 @@
             <w:pPr>
               <w:spacing w:after="0"/>
             </w:pPr>
-            <w:r/>
-            <w:r>
-              <w:rPr>
-                <w:rFonts w:ascii="Aptos" w:hAnsi="Aptos"/>
-                <w:b w:val="0"/>
-                <w:sz w:val="16"/>
-              </w:rPr>
+            <w:r>
               <w:t>LLM hallucination</w:t>
             </w:r>
           </w:p>
@@ -15198,13 +11613,7 @@
             <w:pPr>
               <w:spacing w:after="0"/>
             </w:pPr>
-            <w:r/>
-            <w:r>
-              <w:rPr>
-                <w:rFonts w:ascii="Aptos" w:hAnsi="Aptos"/>
-                <w:b w:val="0"/>
-                <w:sz w:val="16"/>
-              </w:rPr>
+            <w:r>
               <w:t>High</w:t>
             </w:r>
           </w:p>
@@ -15218,13 +11627,7 @@
             <w:pPr>
               <w:spacing w:after="0"/>
             </w:pPr>
-            <w:r/>
-            <w:r>
-              <w:rPr>
-                <w:rFonts w:ascii="Aptos" w:hAnsi="Aptos"/>
-                <w:b w:val="0"/>
-                <w:sz w:val="16"/>
-              </w:rPr>
+            <w:r>
               <w:t>Tool-only facts, source citations, deterministic engine, validator</w:t>
             </w:r>
           </w:p>
@@ -15240,13 +11643,7 @@
             <w:pPr>
               <w:spacing w:after="0"/>
             </w:pPr>
-            <w:r/>
-            <w:r>
-              <w:rPr>
-                <w:rFonts w:ascii="Aptos" w:hAnsi="Aptos"/>
-                <w:b w:val="0"/>
-                <w:sz w:val="16"/>
-              </w:rPr>
+            <w:r>
               <w:t>Bad categorization</w:t>
             </w:r>
           </w:p>
@@ -15260,13 +11657,7 @@
             <w:pPr>
               <w:spacing w:after="0"/>
             </w:pPr>
-            <w:r/>
-            <w:r>
-              <w:rPr>
-                <w:rFonts w:ascii="Aptos" w:hAnsi="Aptos"/>
-                <w:b w:val="0"/>
-                <w:sz w:val="16"/>
-              </w:rPr>
+            <w:r>
               <w:t>Medium</w:t>
             </w:r>
           </w:p>
@@ -15280,13 +11671,7 @@
             <w:pPr>
               <w:spacing w:after="0"/>
             </w:pPr>
-            <w:r/>
-            <w:r>
-              <w:rPr>
-                <w:rFonts w:ascii="Aptos" w:hAnsi="Aptos"/>
-                <w:b w:val="0"/>
-                <w:sz w:val="16"/>
-              </w:rPr>
+            <w:r>
               <w:t>Confidence thresholds, review queue, learned corrections</w:t>
             </w:r>
           </w:p>
@@ -15302,14 +11687,8 @@
             <w:pPr>
               <w:spacing w:after="0"/>
             </w:pPr>
-            <w:r/>
-            <w:r>
-              <w:rPr>
-                <w:rFonts w:ascii="Aptos" w:hAnsi="Aptos"/>
-                <w:b w:val="0"/>
-                <w:sz w:val="16"/>
-              </w:rPr>
-              <w:t>Bank provider instability</w:t>
+            <w:r>
+              <w:t>Document parsing / source-layout variability</w:t>
             </w:r>
           </w:p>
         </w:tc>
@@ -15322,13 +11701,7 @@
             <w:pPr>
               <w:spacing w:after="0"/>
             </w:pPr>
-            <w:r/>
-            <w:r>
-              <w:rPr>
-                <w:rFonts w:ascii="Aptos" w:hAnsi="Aptos"/>
-                <w:b w:val="0"/>
-                <w:sz w:val="16"/>
-              </w:rPr>
+            <w:r>
               <w:t>Medium</w:t>
             </w:r>
           </w:p>
@@ -15342,13 +11715,7 @@
             <w:pPr>
               <w:spacing w:after="0"/>
             </w:pPr>
-            <w:r/>
-            <w:r>
-              <w:rPr>
-                <w:rFonts w:ascii="Aptos" w:hAnsi="Aptos"/>
-                <w:b w:val="0"/>
-                <w:sz w:val="16"/>
-              </w:rPr>
+            <w:r>
               <w:t>Adapter abstraction, retries, statement fallback</w:t>
             </w:r>
           </w:p>
@@ -15364,13 +11731,7 @@
             <w:pPr>
               <w:spacing w:after="0"/>
             </w:pPr>
-            <w:r/>
-            <w:r>
-              <w:rPr>
-                <w:rFonts w:ascii="Aptos" w:hAnsi="Aptos"/>
-                <w:b w:val="0"/>
-                <w:sz w:val="16"/>
-              </w:rPr>
+            <w:r>
               <w:t>Document parsing variability</w:t>
             </w:r>
           </w:p>
@@ -15384,13 +11745,7 @@
             <w:pPr>
               <w:spacing w:after="0"/>
             </w:pPr>
-            <w:r/>
-            <w:r>
-              <w:rPr>
-                <w:rFonts w:ascii="Aptos" w:hAnsi="Aptos"/>
-                <w:b w:val="0"/>
-                <w:sz w:val="16"/>
-              </w:rPr>
+            <w:r>
               <w:t>High</w:t>
             </w:r>
           </w:p>
@@ -15404,13 +11759,7 @@
             <w:pPr>
               <w:spacing w:after="0"/>
             </w:pPr>
-            <w:r/>
-            <w:r>
-              <w:rPr>
-                <w:rFonts w:ascii="Aptos" w:hAnsi="Aptos"/>
-                <w:b w:val="0"/>
-                <w:sz w:val="16"/>
-              </w:rPr>
+            <w:r>
               <w:t>Multi-parser strategy, OCR fallback, corpus testing</w:t>
             </w:r>
           </w:p>
@@ -15426,13 +11775,7 @@
             <w:pPr>
               <w:spacing w:after="0"/>
             </w:pPr>
-            <w:r/>
-            <w:r>
-              <w:rPr>
-                <w:rFonts w:ascii="Aptos" w:hAnsi="Aptos"/>
-                <w:b w:val="0"/>
-                <w:sz w:val="16"/>
-              </w:rPr>
+            <w:r>
               <w:t>Privacy leakage</w:t>
             </w:r>
           </w:p>
@@ -15446,13 +11789,7 @@
             <w:pPr>
               <w:spacing w:after="0"/>
             </w:pPr>
-            <w:r/>
-            <w:r>
-              <w:rPr>
-                <w:rFonts w:ascii="Aptos" w:hAnsi="Aptos"/>
-                <w:b w:val="0"/>
-                <w:sz w:val="16"/>
-              </w:rPr>
+            <w:r>
               <w:t>Critical</w:t>
             </w:r>
           </w:p>
@@ -15466,13 +11803,7 @@
             <w:pPr>
               <w:spacing w:after="0"/>
             </w:pPr>
-            <w:r/>
-            <w:r>
-              <w:rPr>
-                <w:rFonts w:ascii="Aptos" w:hAnsi="Aptos"/>
-                <w:b w:val="0"/>
-                <w:sz w:val="16"/>
-              </w:rPr>
+            <w:r>
               <w:t>Self-hosting, Privacy Gateway, default-deny egress, field classification</w:t>
             </w:r>
           </w:p>
@@ -15488,13 +11819,7 @@
             <w:pPr>
               <w:spacing w:after="0"/>
             </w:pPr>
-            <w:r/>
-            <w:r>
-              <w:rPr>
-                <w:rFonts w:ascii="Aptos" w:hAnsi="Aptos"/>
-                <w:b w:val="0"/>
-                <w:sz w:val="16"/>
-              </w:rPr>
+            <w:r>
               <w:t>Overly complex UX</w:t>
             </w:r>
           </w:p>
@@ -15508,13 +11833,7 @@
             <w:pPr>
               <w:spacing w:after="0"/>
             </w:pPr>
-            <w:r/>
-            <w:r>
-              <w:rPr>
-                <w:rFonts w:ascii="Aptos" w:hAnsi="Aptos"/>
-                <w:b w:val="0"/>
-                <w:sz w:val="16"/>
-              </w:rPr>
+            <w:r>
               <w:t>High</w:t>
             </w:r>
           </w:p>
@@ -15528,13 +11847,7 @@
             <w:pPr>
               <w:spacing w:after="0"/>
             </w:pPr>
-            <w:r/>
-            <w:r>
-              <w:rPr>
-                <w:rFonts w:ascii="Aptos" w:hAnsi="Aptos"/>
-                <w:b w:val="0"/>
-                <w:sz w:val="16"/>
-              </w:rPr>
+            <w:r>
               <w:t>Progressive disclosure, spouse usability testing, guided resolution</w:t>
             </w:r>
           </w:p>
@@ -15550,13 +11863,7 @@
             <w:pPr>
               <w:spacing w:after="0"/>
             </w:pPr>
-            <w:r/>
-            <w:r>
-              <w:rPr>
-                <w:rFonts w:ascii="Aptos" w:hAnsi="Aptos"/>
-                <w:b w:val="0"/>
-                <w:sz w:val="16"/>
-              </w:rPr>
+            <w:r>
               <w:t>Regulatory exposure</w:t>
             </w:r>
           </w:p>
@@ -15570,13 +11877,7 @@
             <w:pPr>
               <w:spacing w:after="0"/>
             </w:pPr>
-            <w:r/>
-            <w:r>
-              <w:rPr>
-                <w:rFonts w:ascii="Aptos" w:hAnsi="Aptos"/>
-                <w:b w:val="0"/>
-                <w:sz w:val="16"/>
-              </w:rPr>
+            <w:r>
               <w:t>High</w:t>
             </w:r>
           </w:p>
@@ -15590,13 +11891,7 @@
             <w:pPr>
               <w:spacing w:after="0"/>
             </w:pPr>
-            <w:r/>
-            <w:r>
-              <w:rPr>
-                <w:rFonts w:ascii="Aptos" w:hAnsi="Aptos"/>
-                <w:b w:val="0"/>
-                <w:sz w:val="16"/>
-              </w:rPr>
+            <w:r>
               <w:t>Keep MVP centered on planning/analytics; legal review before individualized securities advice</w:t>
             </w:r>
           </w:p>
@@ -15612,13 +11907,7 @@
             <w:pPr>
               <w:spacing w:after="0"/>
             </w:pPr>
-            <w:r/>
-            <w:r>
-              <w:rPr>
-                <w:rFonts w:ascii="Aptos" w:hAnsi="Aptos"/>
-                <w:b w:val="0"/>
-                <w:sz w:val="16"/>
-              </w:rPr>
+            <w:r>
               <w:t>Data corruption</w:t>
             </w:r>
           </w:p>
@@ -15632,13 +11921,7 @@
             <w:pPr>
               <w:spacing w:after="0"/>
             </w:pPr>
-            <w:r/>
-            <w:r>
-              <w:rPr>
-                <w:rFonts w:ascii="Aptos" w:hAnsi="Aptos"/>
-                <w:b w:val="0"/>
-                <w:sz w:val="16"/>
-              </w:rPr>
+            <w:r>
               <w:t>Critical</w:t>
             </w:r>
           </w:p>
@@ -15652,13 +11935,7 @@
             <w:pPr>
               <w:spacing w:after="0"/>
             </w:pPr>
-            <w:r/>
-            <w:r>
-              <w:rPr>
-                <w:rFonts w:ascii="Aptos" w:hAnsi="Aptos"/>
-                <w:b w:val="0"/>
-                <w:sz w:val="16"/>
-              </w:rPr>
+            <w:r>
               <w:t>Immutable raw inputs, idempotency, reconciliation, transactional writes, backups</w:t>
             </w:r>
           </w:p>
@@ -15738,7 +12015,7 @@
         <w:spacing w:after="40"/>
       </w:pPr>
       <w:r>
-        <w:t>The application remains useful when a bank provider, research provider, or public LLM is temporarily unavailable.</w:t>
+        <w:t>The application remains useful when document processing, research, or the public LLM is temporarily unavailable.</w:t>
       </w:r>
     </w:p>
     <w:p>
@@ -16240,6 +12517,42 @@
           <w:sz w:val="15"/>
         </w:rPr>
         <w:br/>
+      </w:r>
+    </w:p>
+    <w:p>
+      <w:r>
+        <w:t>Direct online connections to banks, credit-card issuers, loan providers, utilities, or other financial institutions are postponed with a delivery date TBD. The active product roadmap will focus on CSV and PDF extraction, normalization, reconciliation, provenance, and usability. The canonical ingestion boundary remains provider-neutral so direct integrations can be added later without redesigning the financial domain.</w:t>
+      </w:r>
+    </w:p>
+    <w:p>
+      <w:pPr>
+        <w:pStyle w:val="Heading1"/>
+      </w:pPr>
+      <w:r>
+        <w:t>Product Decision — Online Institution Integrations Deferred</w:t>
+      </w:r>
+    </w:p>
+    <w:p>
+      <w:r>
+        <w:t>The target product is a private household financial operating system that builds a current financial picture from imported CSV/PDF financial data, then exposes that context through a simple AI advisor. The system should answer questions such as “Can we afford this?”, “What should we do with this bonus?”, “Which card should I use?”, and “Are we on track for financial independence?” without requiring the user to restate their finances.</w:t>
+      </w:r>
+    </w:p>
+    <w:p>
+      <w:r>
+        <w:t>Priority source categories: bank statements, credit-card statements, loan statements, and utility bills/statements. Utility data should feed recurring obligations and cash-flow models rather than be forced into the Account model.</w:t>
+      </w:r>
+    </w:p>
+    <w:p>
+      <w:pPr>
+        <w:pStyle w:val="Heading1"/>
+      </w:pPr>
+      <w:r>
+        <w:t>Online Institution Integrations — Future / TBD</w:t>
+      </w:r>
+    </w:p>
+    <w:p>
+      <w:r>
+        <w:t>Direct institution/aggregator connections are intentionally postponed. The date is TBD. When scheduled, they should reuse the same provider-neutral ingestion contracts and canonical reconciliation pipeline used by CSV/PDF imports. No active MVP dependency should require online institution connectivity.</w:t>
       </w:r>
     </w:p>
     <w:sectPr>
